--- a/elozmeny/Dokumentáció.docx
+++ b/elozmeny/Dokumentáció.docx
@@ -44,12 +44,13 @@
           <w:sz w:val="22"/>
           <w:szCs w:val="22"/>
         </w:rPr>
-        <w:t xml:space="preserve"> Varga Marcell Simon és Borvendég Benedek</w:t>
+        <w:t xml:space="preserve"> Varga Marcell Simon</w:t>
       </w:r>
     </w:p>
     <w:p>
       <w:pPr>
         <w:pStyle w:val="Cmsor3"/>
+        <w:spacing w:line="300" w:lineRule="exact"/>
       </w:pPr>
       <w:bookmarkStart w:id="1" w:name="bm_1_bevezetés"/>
       <w:r>
@@ -59,6 +60,7 @@
     </w:p>
     <w:p>
       <w:pPr>
+        <w:spacing w:line="300" w:lineRule="exact"/>
         <w:rPr>
           <w:rFonts w:eastAsia="Aptos"/>
         </w:rPr>
@@ -80,35 +82,32 @@
         <w:rPr>
           <w:rFonts w:eastAsia="inter"/>
         </w:rPr>
-        <w:t xml:space="preserve"> egy platformfüggetlen, böngészőben futó webalkalmazás, amely interaktív módon teszi lehetővé az </w:t>
+        <w:t xml:space="preserve"> egy platformfüggetlen, böngészőben futó webalkalmazás, amely interaktív </w:t>
+      </w:r>
+      <w:r>
+        <w:t xml:space="preserve">módon teszi lehetővé az </w:t>
       </w:r>
       <w:proofErr w:type="spellStart"/>
       <w:r>
+        <w:t>egyqubites</w:t>
+      </w:r>
+      <w:proofErr w:type="spellEnd"/>
+      <w:r>
+        <w:t xml:space="preserve"> kvantumállapotok szimulációját és vizualizációját. A projekt célja, hogy a felhasználók vizuálisan, a Bloch-gömb geometriai reprezentációján keresztül érthessék meg a </w:t>
+      </w:r>
+      <w:proofErr w:type="spellStart"/>
+      <w:r>
+        <w:t>qubit</w:t>
+      </w:r>
+      <w:proofErr w:type="spellEnd"/>
+      <w:r>
+        <w:t xml:space="preserve"> állapotok viselkedését és a kvantumkapuk hatását. Az alkalmazás teljes</w:t>
+      </w:r>
+      <w:r>
         <w:rPr>
           <w:rFonts w:eastAsia="inter"/>
         </w:rPr>
-        <w:t>egyqubites</w:t>
-      </w:r>
-      <w:proofErr w:type="spellEnd"/>
-      <w:r>
-        <w:rPr>
-          <w:rFonts w:eastAsia="inter"/>
-        </w:rPr>
-        <w:t xml:space="preserve"> kvantumállapotok szimulációját és vizualizációját. A projekt célja, hogy a felhasználók vizuálisan, a Bloch-gömb geometriai reprezentációján keresztül érthessék meg a </w:t>
-      </w:r>
-      <w:proofErr w:type="spellStart"/>
-      <w:r>
-        <w:rPr>
-          <w:rFonts w:eastAsia="inter"/>
-        </w:rPr>
-        <w:t>qubit</w:t>
-      </w:r>
-      <w:proofErr w:type="spellEnd"/>
-      <w:r>
-        <w:rPr>
-          <w:rFonts w:eastAsia="inter"/>
-        </w:rPr>
-        <w:t xml:space="preserve"> állapotok viselkedését és a kvantumkapuk hatását. Az alkalmazás teljes mértékben kliensoldalon fut (</w:t>
+        <w:t xml:space="preserve"> mértékben kliensoldalon fut (</w:t>
       </w:r>
       <w:proofErr w:type="spellStart"/>
       <w:r>
@@ -128,6 +127,7 @@
     <w:p>
       <w:pPr>
         <w:pStyle w:val="Cmsor3"/>
+        <w:spacing w:line="300" w:lineRule="exact"/>
         <w:rPr>
           <w:rFonts w:eastAsia="Aptos"/>
         </w:rPr>
@@ -140,7 +140,7 @@
     </w:p>
     <w:p>
       <w:pPr>
-        <w:spacing w:after="210"/>
+        <w:spacing w:after="210" w:line="300" w:lineRule="exact"/>
         <w:ind w:firstLine="0"/>
         <w:jc w:val="left"/>
         <w:rPr>
@@ -160,7 +160,7 @@
           <w:ilvl w:val="0"/>
           <w:numId w:val="22"/>
         </w:numPr>
-        <w:spacing w:before="105" w:after="105" w:line="240" w:lineRule="atLeast"/>
+        <w:spacing w:before="105" w:after="105" w:line="300" w:lineRule="exact"/>
         <w:jc w:val="left"/>
         <w:rPr>
           <w:rFonts w:eastAsia="Aptos"/>
@@ -233,7 +233,7 @@
           <w:ilvl w:val="0"/>
           <w:numId w:val="22"/>
         </w:numPr>
-        <w:spacing w:before="105" w:after="105" w:line="240" w:lineRule="atLeast"/>
+        <w:spacing w:before="105" w:after="105" w:line="300" w:lineRule="exact"/>
         <w:jc w:val="left"/>
         <w:rPr>
           <w:rFonts w:eastAsia="Aptos"/>
@@ -287,7 +287,7 @@
           <w:ilvl w:val="0"/>
           <w:numId w:val="22"/>
         </w:numPr>
-        <w:spacing w:before="105" w:after="105" w:line="240" w:lineRule="atLeast"/>
+        <w:spacing w:before="105" w:after="105" w:line="300" w:lineRule="exact"/>
         <w:jc w:val="left"/>
         <w:rPr>
           <w:rFonts w:eastAsia="Aptos"/>
@@ -307,7 +307,7 @@
           <w:ilvl w:val="1"/>
           <w:numId w:val="22"/>
         </w:numPr>
-        <w:spacing w:before="105" w:after="105" w:line="240" w:lineRule="atLeast"/>
+        <w:spacing w:before="105" w:after="105" w:line="300" w:lineRule="exact"/>
         <w:jc w:val="left"/>
         <w:rPr>
           <w:rFonts w:eastAsia="Aptos"/>
@@ -386,7 +386,7 @@
           <w:ilvl w:val="1"/>
           <w:numId w:val="22"/>
         </w:numPr>
-        <w:spacing w:before="105" w:after="105" w:line="240" w:lineRule="atLeast"/>
+        <w:spacing w:before="105" w:after="105" w:line="300" w:lineRule="exact"/>
         <w:jc w:val="left"/>
         <w:rPr>
           <w:rFonts w:eastAsia="Aptos"/>
@@ -454,7 +454,7 @@
           <w:ilvl w:val="1"/>
           <w:numId w:val="22"/>
         </w:numPr>
-        <w:spacing w:before="105" w:after="105" w:line="240" w:lineRule="atLeast"/>
+        <w:spacing w:before="105" w:after="105" w:line="300" w:lineRule="exact"/>
         <w:jc w:val="left"/>
         <w:rPr>
           <w:rFonts w:eastAsia="Aptos"/>
@@ -578,7 +578,7 @@
           <w:ilvl w:val="0"/>
           <w:numId w:val="22"/>
         </w:numPr>
-        <w:spacing w:before="105" w:after="105" w:line="240" w:lineRule="atLeast"/>
+        <w:spacing w:before="105" w:after="105" w:line="300" w:lineRule="exact"/>
         <w:jc w:val="left"/>
         <w:rPr>
           <w:rFonts w:eastAsia="Aptos"/>
@@ -604,7 +604,7 @@
           <w:ilvl w:val="0"/>
           <w:numId w:val="22"/>
         </w:numPr>
-        <w:spacing w:before="105" w:after="105" w:line="240" w:lineRule="atLeast"/>
+        <w:spacing w:before="105" w:after="105" w:line="300" w:lineRule="exact"/>
         <w:jc w:val="left"/>
         <w:rPr>
           <w:rFonts w:eastAsia="Aptos"/>
@@ -658,7 +658,7 @@
           <w:ilvl w:val="0"/>
           <w:numId w:val="22"/>
         </w:numPr>
-        <w:spacing w:before="105" w:after="105" w:line="240" w:lineRule="atLeast"/>
+        <w:spacing w:before="105" w:after="105" w:line="300" w:lineRule="exact"/>
         <w:jc w:val="left"/>
         <w:rPr>
           <w:rFonts w:eastAsia="Aptos"/>
@@ -700,7 +700,7 @@
           <w:ilvl w:val="0"/>
           <w:numId w:val="22"/>
         </w:numPr>
-        <w:spacing w:before="105" w:after="105" w:line="240" w:lineRule="atLeast"/>
+        <w:spacing w:before="105" w:after="105" w:line="300" w:lineRule="exact"/>
         <w:jc w:val="left"/>
         <w:rPr>
           <w:rFonts w:eastAsia="Aptos"/>
@@ -730,7 +730,7 @@
           <w:tab w:val="clear" w:pos="900"/>
           <w:tab w:val="num" w:pos="567"/>
         </w:tabs>
-        <w:spacing w:before="210" w:after="0" w:line="240" w:lineRule="atLeast"/>
+        <w:spacing w:before="210" w:after="240" w:line="300" w:lineRule="exact"/>
         <w:ind w:left="142" w:firstLine="0"/>
         <w:jc w:val="left"/>
         <w:rPr>
@@ -755,11 +755,492 @@
     </w:p>
     <w:p>
       <w:pPr>
+        <w:pStyle w:val="NormlWeb"/>
+        <w:spacing w:before="0" w:beforeAutospacing="0" w:line="300" w:lineRule="exact"/>
+        <w:rPr>
+          <w:sz w:val="26"/>
+          <w:szCs w:val="26"/>
+        </w:rPr>
+      </w:pPr>
+      <w:r>
+        <w:rPr>
+          <w:b/>
+          <w:bCs/>
+          <w:sz w:val="26"/>
+          <w:szCs w:val="26"/>
+        </w:rPr>
+        <w:t>2.1. A 2026-os továbbfejlesztések és új funkciók</w:t>
+      </w:r>
+    </w:p>
+    <w:p>
+      <w:pPr>
+        <w:pStyle w:val="NormlWeb"/>
+        <w:spacing w:before="0" w:beforeAutospacing="0" w:after="120" w:afterAutospacing="0" w:line="300" w:lineRule="exact"/>
+      </w:pPr>
+      <w:r>
+        <w:lastRenderedPageBreak/>
+        <w:t>A szoftver 2026-os átdolgozása során az alábbi plusz funkciókkal bővült a rendszer:</w:t>
+      </w:r>
+    </w:p>
+    <w:p>
+      <w:pPr>
+        <w:pStyle w:val="NormlWeb"/>
+        <w:numPr>
+          <w:ilvl w:val="0"/>
+          <w:numId w:val="34"/>
+        </w:numPr>
+        <w:spacing w:before="0" w:beforeAutospacing="0" w:after="120" w:afterAutospacing="0" w:line="300" w:lineRule="exact"/>
+      </w:pPr>
+      <w:r>
+        <w:rPr>
+          <w:b/>
+          <w:bCs/>
+        </w:rPr>
+        <w:t xml:space="preserve">Mérnöki UI/UX (IBM </w:t>
+      </w:r>
+      <w:proofErr w:type="spellStart"/>
+      <w:r>
+        <w:rPr>
+          <w:b/>
+          <w:bCs/>
+        </w:rPr>
+        <w:t>Carbon</w:t>
+      </w:r>
+      <w:proofErr w:type="spellEnd"/>
+      <w:r>
+        <w:rPr>
+          <w:b/>
+          <w:bCs/>
+        </w:rPr>
+        <w:t xml:space="preserve"> elvek):</w:t>
+      </w:r>
+      <w:r>
+        <w:t xml:space="preserve"> Letisztult, 4 fülre bontott felület (</w:t>
+      </w:r>
+      <w:r>
+        <w:rPr>
+          <w:i/>
+          <w:iCs/>
+        </w:rPr>
+        <w:t>Kezdőállapot</w:t>
+      </w:r>
+      <w:r>
+        <w:t xml:space="preserve">, </w:t>
+      </w:r>
+      <w:r>
+        <w:rPr>
+          <w:i/>
+          <w:iCs/>
+        </w:rPr>
+        <w:t>Kapuk</w:t>
+      </w:r>
+      <w:r>
+        <w:t xml:space="preserve">, </w:t>
+      </w:r>
+      <w:r>
+        <w:rPr>
+          <w:i/>
+          <w:iCs/>
+        </w:rPr>
+        <w:t>Mentés</w:t>
+      </w:r>
+      <w:r>
+        <w:t xml:space="preserve">, </w:t>
+      </w:r>
+      <w:r>
+        <w:rPr>
+          <w:i/>
+          <w:iCs/>
+        </w:rPr>
+        <w:t>Bemutatók</w:t>
+      </w:r>
+      <w:r>
+        <w:t>), tetszőlegesen váltható sötét és világos témával.</w:t>
+      </w:r>
+    </w:p>
+    <w:p>
+      <w:pPr>
+        <w:pStyle w:val="NormlWeb"/>
+        <w:numPr>
+          <w:ilvl w:val="0"/>
+          <w:numId w:val="34"/>
+        </w:numPr>
+        <w:spacing w:before="0" w:beforeAutospacing="0" w:after="120" w:afterAutospacing="0" w:line="300" w:lineRule="exact"/>
+      </w:pPr>
+      <w:r>
+        <w:rPr>
+          <w:b/>
+          <w:bCs/>
+        </w:rPr>
+        <w:t>Gyorsbillentyűk:</w:t>
+      </w:r>
+      <w:r>
+        <w:t xml:space="preserve"> A gyakori kapuk és műveletek billentyűzetről is azonnal elérhetők (</w:t>
+      </w:r>
+      <w:r>
+        <w:rPr>
+          <w:rStyle w:val="HTML-kd"/>
+          <w:rFonts w:ascii="Times New Roman" w:hAnsi="Times New Roman" w:cs="Times New Roman"/>
+        </w:rPr>
+        <w:t>I</w:t>
+      </w:r>
+      <w:r>
+        <w:t xml:space="preserve">, </w:t>
+      </w:r>
+      <w:r>
+        <w:rPr>
+          <w:rStyle w:val="HTML-kd"/>
+          <w:rFonts w:ascii="Times New Roman" w:hAnsi="Times New Roman" w:cs="Times New Roman"/>
+        </w:rPr>
+        <w:t>X</w:t>
+      </w:r>
+      <w:r>
+        <w:t xml:space="preserve">, </w:t>
+      </w:r>
+      <w:r>
+        <w:rPr>
+          <w:rStyle w:val="HTML-kd"/>
+          <w:rFonts w:ascii="Times New Roman" w:hAnsi="Times New Roman" w:cs="Times New Roman"/>
+        </w:rPr>
+        <w:t>Y</w:t>
+      </w:r>
+      <w:r>
+        <w:t xml:space="preserve">, </w:t>
+      </w:r>
+      <w:r>
+        <w:rPr>
+          <w:rStyle w:val="HTML-kd"/>
+          <w:rFonts w:ascii="Times New Roman" w:hAnsi="Times New Roman" w:cs="Times New Roman"/>
+        </w:rPr>
+        <w:t>Z</w:t>
+      </w:r>
+      <w:r>
+        <w:t xml:space="preserve">, </w:t>
+      </w:r>
+      <w:r>
+        <w:rPr>
+          <w:rStyle w:val="HTML-kd"/>
+          <w:rFonts w:ascii="Times New Roman" w:hAnsi="Times New Roman" w:cs="Times New Roman"/>
+        </w:rPr>
+        <w:t>H</w:t>
+      </w:r>
+      <w:r>
+        <w:t xml:space="preserve">, </w:t>
+      </w:r>
+      <w:r>
+        <w:rPr>
+          <w:rStyle w:val="HTML-kd"/>
+          <w:rFonts w:ascii="Times New Roman" w:hAnsi="Times New Roman" w:cs="Times New Roman"/>
+        </w:rPr>
+        <w:t>S</w:t>
+      </w:r>
+      <w:r>
+        <w:t xml:space="preserve">, </w:t>
+      </w:r>
+      <w:r>
+        <w:rPr>
+          <w:rStyle w:val="HTML-kd"/>
+          <w:rFonts w:ascii="Times New Roman" w:hAnsi="Times New Roman" w:cs="Times New Roman"/>
+        </w:rPr>
+        <w:t>T</w:t>
+      </w:r>
+      <w:r>
+        <w:t xml:space="preserve">, végrehajtás: </w:t>
+      </w:r>
+      <w:r>
+        <w:rPr>
+          <w:rStyle w:val="HTML-kd"/>
+          <w:rFonts w:ascii="Times New Roman" w:hAnsi="Times New Roman" w:cs="Times New Roman"/>
+        </w:rPr>
+        <w:t>Enter</w:t>
+      </w:r>
+      <w:r>
+        <w:t xml:space="preserve">, törlés: </w:t>
+      </w:r>
+      <w:proofErr w:type="spellStart"/>
+      <w:r>
+        <w:rPr>
+          <w:rStyle w:val="HTML-kd"/>
+          <w:rFonts w:ascii="Times New Roman" w:hAnsi="Times New Roman" w:cs="Times New Roman"/>
+        </w:rPr>
+        <w:t>Backspace</w:t>
+      </w:r>
+      <w:proofErr w:type="spellEnd"/>
+      <w:r>
+        <w:t>).</w:t>
+      </w:r>
+    </w:p>
+    <w:p>
+      <w:pPr>
+        <w:pStyle w:val="NormlWeb"/>
+        <w:numPr>
+          <w:ilvl w:val="0"/>
+          <w:numId w:val="34"/>
+        </w:numPr>
+        <w:spacing w:before="0" w:beforeAutospacing="0" w:after="120" w:afterAutospacing="0" w:line="300" w:lineRule="exact"/>
+      </w:pPr>
+      <w:r>
+        <w:rPr>
+          <w:b/>
+          <w:bCs/>
+        </w:rPr>
+        <w:t>Kvantummérés (Állapot-összeomlás):</w:t>
+      </w:r>
+      <w:r>
+        <w:t xml:space="preserve"> Z-bázisú mérés szimulálása, amely a </w:t>
+      </w:r>
+      <m:oMath>
+        <m:r>
+          <w:rPr>
+            <w:rFonts w:ascii="Cambria Math" w:hAnsi="Cambria Math"/>
+          </w:rPr>
+          <m:t>P</m:t>
+        </m:r>
+        <m:d>
+          <m:dPr>
+            <m:ctrlPr>
+              <w:rPr>
+                <w:rFonts w:ascii="Cambria Math" w:hAnsi="Cambria Math"/>
+              </w:rPr>
+            </m:ctrlPr>
+          </m:dPr>
+          <m:e>
+            <m:r>
+              <w:rPr>
+                <w:rFonts w:ascii="Cambria Math" w:hAnsi="Cambria Math"/>
+              </w:rPr>
+              <m:t>|0⟩</m:t>
+            </m:r>
+          </m:e>
+        </m:d>
+        <m:r>
+          <w:rPr>
+            <w:rFonts w:ascii="Cambria Math" w:hAnsi="Cambria Math"/>
+          </w:rPr>
+          <m:t>=|α|</m:t>
+        </m:r>
+        <m:sSup>
+          <m:sSupPr>
+            <m:ctrlPr>
+              <w:rPr>
+                <w:rFonts w:ascii="Cambria Math" w:hAnsi="Cambria Math"/>
+              </w:rPr>
+            </m:ctrlPr>
+          </m:sSupPr>
+          <m:e>
+            <m:r>
+              <w:rPr>
+                <w:rFonts w:ascii="Cambria Math" w:hAnsi="Cambria Math"/>
+              </w:rPr>
+              <m:t>​</m:t>
+            </m:r>
+          </m:e>
+          <m:sup>
+            <m:r>
+              <w:rPr>
+                <w:rFonts w:ascii="Cambria Math" w:hAnsi="Cambria Math"/>
+              </w:rPr>
+              <m:t>2</m:t>
+            </m:r>
+          </m:sup>
+        </m:sSup>
+      </m:oMath>
+      <w:r>
+        <w:t xml:space="preserve"> és </w:t>
+      </w:r>
+      <m:oMath>
+        <m:r>
+          <w:rPr>
+            <w:rFonts w:ascii="Cambria Math" w:hAnsi="Cambria Math"/>
+          </w:rPr>
+          <m:t>P</m:t>
+        </m:r>
+        <m:d>
+          <m:dPr>
+            <m:ctrlPr>
+              <w:rPr>
+                <w:rFonts w:ascii="Cambria Math" w:hAnsi="Cambria Math"/>
+              </w:rPr>
+            </m:ctrlPr>
+          </m:dPr>
+          <m:e>
+            <m:r>
+              <w:rPr>
+                <w:rFonts w:ascii="Cambria Math" w:hAnsi="Cambria Math"/>
+              </w:rPr>
+              <m:t>|1⟩</m:t>
+            </m:r>
+          </m:e>
+        </m:d>
+        <m:r>
+          <w:rPr>
+            <w:rFonts w:ascii="Cambria Math" w:hAnsi="Cambria Math"/>
+          </w:rPr>
+          <m:t>=|β|</m:t>
+        </m:r>
+        <m:sSup>
+          <m:sSupPr>
+            <m:ctrlPr>
+              <w:rPr>
+                <w:rFonts w:ascii="Cambria Math" w:hAnsi="Cambria Math"/>
+              </w:rPr>
+            </m:ctrlPr>
+          </m:sSupPr>
+          <m:e>
+            <m:r>
+              <w:rPr>
+                <w:rFonts w:ascii="Cambria Math" w:hAnsi="Cambria Math"/>
+              </w:rPr>
+              <m:t>​</m:t>
+            </m:r>
+          </m:e>
+          <m:sup>
+            <m:r>
+              <w:rPr>
+                <w:rFonts w:ascii="Cambria Math" w:hAnsi="Cambria Math"/>
+              </w:rPr>
+              <m:t>2</m:t>
+            </m:r>
+          </m:sup>
+        </m:sSup>
+      </m:oMath>
+      <w:r>
+        <w:t xml:space="preserve"> valószínűségi eloszlás alapján az állapotot ténylegesen összeomlasztja a </w:t>
+      </w:r>
+      <m:oMath>
+        <m:r>
+          <w:rPr>
+            <w:rFonts w:ascii="Cambria Math" w:hAnsi="Cambria Math"/>
+          </w:rPr>
+          <m:t>|0⟩</m:t>
+        </m:r>
+      </m:oMath>
+      <w:r>
+        <w:t xml:space="preserve"> vagy </w:t>
+      </w:r>
+      <m:oMath>
+        <m:r>
+          <w:rPr>
+            <w:rFonts w:ascii="Cambria Math" w:hAnsi="Cambria Math"/>
+          </w:rPr>
+          <m:t>|1⟩</m:t>
+        </m:r>
+      </m:oMath>
+      <w:r>
+        <w:t xml:space="preserve"> bázisállapotba.</w:t>
+      </w:r>
+    </w:p>
+    <w:p>
+      <w:pPr>
+        <w:pStyle w:val="NormlWeb"/>
+        <w:numPr>
+          <w:ilvl w:val="0"/>
+          <w:numId w:val="34"/>
+        </w:numPr>
+        <w:spacing w:before="0" w:beforeAutospacing="0" w:after="120" w:afterAutospacing="0" w:line="300" w:lineRule="exact"/>
+      </w:pPr>
+      <w:r>
+        <w:rPr>
+          <w:b/>
+          <w:bCs/>
+        </w:rPr>
+        <w:t>Visszavonás (</w:t>
+      </w:r>
+      <w:proofErr w:type="spellStart"/>
+      <w:r>
+        <w:rPr>
+          <w:b/>
+          <w:bCs/>
+        </w:rPr>
+        <w:t>Undo</w:t>
+      </w:r>
+      <w:proofErr w:type="spellEnd"/>
+      <w:r>
+        <w:rPr>
+          <w:b/>
+          <w:bCs/>
+        </w:rPr>
+        <w:t>):</w:t>
+      </w:r>
+      <w:r>
+        <w:t xml:space="preserve"> Az utolsó kapuművelet visszavonása az adott kapu </w:t>
+      </w:r>
+      <w:proofErr w:type="spellStart"/>
+      <w:r>
+        <w:t>adjungáltjának</w:t>
+      </w:r>
+      <w:proofErr w:type="spellEnd"/>
+      <w:r>
+        <w:t xml:space="preserve"> (inverz unitér mátrixának, </w:t>
+      </w:r>
+      <m:oMath>
+        <m:sSup>
+          <m:sSupPr>
+            <m:ctrlPr>
+              <w:rPr>
+                <w:rFonts w:ascii="Cambria Math" w:hAnsi="Cambria Math"/>
+              </w:rPr>
+            </m:ctrlPr>
+          </m:sSupPr>
+          <m:e>
+            <m:r>
+              <w:rPr>
+                <w:rFonts w:ascii="Cambria Math" w:hAnsi="Cambria Math"/>
+              </w:rPr>
+              <m:t>U</m:t>
+            </m:r>
+          </m:e>
+          <m:sup>
+            <m:r>
+              <w:rPr>
+                <w:rFonts w:ascii="Cambria Math" w:hAnsi="Cambria Math"/>
+              </w:rPr>
+              <m:t>†</m:t>
+            </m:r>
+          </m:sup>
+        </m:sSup>
+      </m:oMath>
+      <w:r>
+        <w:t>) alkalmazásával.</w:t>
+      </w:r>
+    </w:p>
+    <w:p>
+      <w:pPr>
+        <w:pStyle w:val="NormlWeb"/>
+        <w:numPr>
+          <w:ilvl w:val="0"/>
+          <w:numId w:val="34"/>
+        </w:numPr>
+        <w:spacing w:before="0" w:beforeAutospacing="0" w:after="120" w:afterAutospacing="0" w:line="300" w:lineRule="exact"/>
+      </w:pPr>
+      <w:r>
+        <w:rPr>
+          <w:b/>
+          <w:bCs/>
+        </w:rPr>
+        <w:t>Előre definiált bemutató áramkörök:</w:t>
+      </w:r>
+      <w:r>
+        <w:t xml:space="preserve"> Beépített oktatási példák (pl. szuperpozíció létrehozása, fázisforgatás, ciklikus állapotbejárás) </w:t>
+      </w:r>
+      <w:proofErr w:type="spellStart"/>
+      <w:r>
+        <w:t>egykattintásos</w:t>
+      </w:r>
+      <w:proofErr w:type="spellEnd"/>
+      <w:r>
+        <w:t xml:space="preserve"> betöltése.</w:t>
+      </w:r>
+    </w:p>
+    <w:p>
+      <w:pPr>
         <w:spacing w:before="210" w:after="0"/>
         <w:ind w:firstLine="0"/>
-        <w:jc w:val="left"/>
+        <w:jc w:val="center"/>
         <w:rPr>
           <w:rFonts w:eastAsia="Aptos"/>
+          <w:i/>
+          <w:iCs/>
           <w:sz w:val="22"/>
           <w:szCs w:val="22"/>
         </w:rPr>
@@ -768,20 +1249,11 @@
         <w:rPr>
           <w:noProof/>
         </w:rPr>
-        <w:lastRenderedPageBreak/>
         <w:drawing>
-          <wp:anchor distT="0" distB="0" distL="114300" distR="114300" simplePos="0" relativeHeight="251658240" behindDoc="1" locked="0" layoutInCell="1" allowOverlap="1" wp14:anchorId="406D6B1E" wp14:editId="045F14A1">
-            <wp:simplePos x="0" y="0"/>
-            <wp:positionH relativeFrom="margin">
-              <wp:align>center</wp:align>
-            </wp:positionH>
-            <wp:positionV relativeFrom="paragraph">
-              <wp:posOffset>-252095</wp:posOffset>
-            </wp:positionV>
-            <wp:extent cx="4895850" cy="4383110"/>
-            <wp:effectExtent l="19050" t="0" r="19050" b="1256030"/>
-            <wp:wrapNone/>
-            <wp:docPr id="1070538064" name="Kép 1"/>
+          <wp:inline distT="0" distB="0" distL="0" distR="0" wp14:anchorId="370A0362" wp14:editId="2999B165">
+            <wp:extent cx="5753735" cy="3761105"/>
+            <wp:effectExtent l="133350" t="114300" r="151765" b="163195"/>
+            <wp:docPr id="1889236320" name="Kép 1"/>
             <wp:cNvGraphicFramePr>
               <a:graphicFrameLocks xmlns:a="http://schemas.openxmlformats.org/drawingml/2006/main" noChangeAspect="1"/>
             </wp:cNvGraphicFramePr>
@@ -789,8 +1261,10 @@
               <a:graphicData uri="http://schemas.openxmlformats.org/drawingml/2006/picture">
                 <pic:pic xmlns:pic="http://schemas.openxmlformats.org/drawingml/2006/picture">
                   <pic:nvPicPr>
-                    <pic:cNvPr id="1070538064" name=""/>
-                    <pic:cNvPicPr/>
+                    <pic:cNvPr id="0" name="Picture 1"/>
+                    <pic:cNvPicPr>
+                      <a:picLocks noChangeAspect="1" noChangeArrowheads="1"/>
+                    </pic:cNvPicPr>
                   </pic:nvPicPr>
                   <pic:blipFill>
                     <a:blip r:embed="rId8" cstate="print">
@@ -800,173 +1274,66 @@
                         </a:ext>
                       </a:extLst>
                     </a:blip>
+                    <a:srcRect/>
                     <a:stretch>
                       <a:fillRect/>
                     </a:stretch>
                   </pic:blipFill>
-                  <pic:spPr>
+                  <pic:spPr bwMode="auto">
                     <a:xfrm>
                       <a:off x="0" y="0"/>
-                      <a:ext cx="4895850" cy="4383110"/>
+                      <a:ext cx="5753735" cy="3761105"/>
                     </a:xfrm>
-                    <a:prstGeom prst="roundRect">
-                      <a:avLst>
-                        <a:gd name="adj" fmla="val 8594"/>
-                      </a:avLst>
+                    <a:prstGeom prst="rect">
+                      <a:avLst/>
                     </a:prstGeom>
                     <a:solidFill>
                       <a:srgbClr val="FFFFFF">
                         <a:shade val="85000"/>
                       </a:srgbClr>
                     </a:solidFill>
-                    <a:ln>
-                      <a:noFill/>
+                    <a:ln w="88900" cap="sq">
+                      <a:solidFill>
+                        <a:srgbClr val="FFFFFF"/>
+                      </a:solidFill>
+                      <a:miter lim="800000"/>
                     </a:ln>
                     <a:effectLst>
-                      <a:reflection blurRad="12700" stA="38000" endPos="28000" dist="5000" dir="5400000" sy="-100000" algn="bl" rotWithShape="0"/>
+                      <a:outerShdw blurRad="55000" dist="18000" dir="5400000" algn="tl" rotWithShape="0">
+                        <a:srgbClr val="000000">
+                          <a:alpha val="40000"/>
+                        </a:srgbClr>
+                      </a:outerShdw>
                     </a:effectLst>
+                    <a:scene3d>
+                      <a:camera prst="orthographicFront"/>
+                      <a:lightRig rig="twoPt" dir="t">
+                        <a:rot lat="0" lon="0" rev="7200000"/>
+                      </a:lightRig>
+                    </a:scene3d>
+                    <a:sp3d>
+                      <a:bevelT w="25400" h="19050"/>
+                      <a:contourClr>
+                        <a:srgbClr val="FFFFFF"/>
+                      </a:contourClr>
+                    </a:sp3d>
                   </pic:spPr>
                 </pic:pic>
               </a:graphicData>
             </a:graphic>
-            <wp14:sizeRelH relativeFrom="page">
-              <wp14:pctWidth>0</wp14:pctWidth>
-            </wp14:sizeRelH>
-            <wp14:sizeRelV relativeFrom="page">
-              <wp14:pctHeight>0</wp14:pctHeight>
-            </wp14:sizeRelV>
-          </wp:anchor>
+          </wp:inline>
         </w:drawing>
       </w:r>
-    </w:p>
-    <w:p>
-      <w:pPr>
-        <w:spacing w:before="210" w:after="0"/>
-        <w:ind w:firstLine="0"/>
-        <w:jc w:val="left"/>
+      <w:r>
         <w:rPr>
           <w:rFonts w:eastAsia="Aptos"/>
+          <w:i/>
+          <w:iCs/>
           <w:sz w:val="22"/>
           <w:szCs w:val="22"/>
         </w:rPr>
-      </w:pPr>
-    </w:p>
-    <w:p>
-      <w:pPr>
-        <w:spacing w:before="210" w:after="0"/>
-        <w:ind w:firstLine="0"/>
-        <w:jc w:val="left"/>
-        <w:rPr>
-          <w:rFonts w:eastAsia="Aptos"/>
-          <w:sz w:val="22"/>
-          <w:szCs w:val="22"/>
-        </w:rPr>
-      </w:pPr>
-    </w:p>
-    <w:p>
-      <w:pPr>
-        <w:spacing w:before="210" w:after="0"/>
-        <w:ind w:firstLine="0"/>
-        <w:jc w:val="left"/>
-        <w:rPr>
-          <w:rFonts w:eastAsia="Aptos"/>
-          <w:sz w:val="22"/>
-          <w:szCs w:val="22"/>
-        </w:rPr>
-      </w:pPr>
-    </w:p>
-    <w:p>
-      <w:pPr>
-        <w:spacing w:before="210" w:after="0"/>
-        <w:ind w:firstLine="0"/>
-        <w:jc w:val="left"/>
-        <w:rPr>
-          <w:rFonts w:eastAsia="Aptos"/>
-          <w:sz w:val="22"/>
-          <w:szCs w:val="22"/>
-        </w:rPr>
-      </w:pPr>
-    </w:p>
-    <w:p>
-      <w:pPr>
-        <w:spacing w:before="210" w:after="0"/>
-        <w:ind w:firstLine="0"/>
-        <w:jc w:val="left"/>
-        <w:rPr>
-          <w:rFonts w:eastAsia="Aptos"/>
-          <w:sz w:val="22"/>
-          <w:szCs w:val="22"/>
-        </w:rPr>
-      </w:pPr>
-    </w:p>
-    <w:p>
-      <w:pPr>
-        <w:spacing w:before="210" w:after="0"/>
-        <w:ind w:firstLine="0"/>
-        <w:jc w:val="left"/>
-        <w:rPr>
-          <w:rFonts w:eastAsia="Aptos"/>
-          <w:sz w:val="22"/>
-          <w:szCs w:val="22"/>
-        </w:rPr>
-      </w:pPr>
-    </w:p>
-    <w:p>
-      <w:pPr>
-        <w:spacing w:before="210" w:after="0"/>
-        <w:ind w:firstLine="0"/>
-        <w:jc w:val="left"/>
-        <w:rPr>
-          <w:rFonts w:eastAsia="Aptos"/>
-          <w:sz w:val="22"/>
-          <w:szCs w:val="22"/>
-        </w:rPr>
-      </w:pPr>
-    </w:p>
-    <w:p>
-      <w:pPr>
-        <w:spacing w:before="210" w:after="0"/>
-        <w:ind w:firstLine="0"/>
-        <w:jc w:val="left"/>
-        <w:rPr>
-          <w:rFonts w:eastAsia="Aptos"/>
-          <w:sz w:val="22"/>
-          <w:szCs w:val="22"/>
-        </w:rPr>
-      </w:pPr>
-    </w:p>
-    <w:p>
-      <w:pPr>
-        <w:spacing w:before="210" w:after="0"/>
-        <w:ind w:firstLine="0"/>
-        <w:jc w:val="left"/>
-        <w:rPr>
-          <w:rFonts w:eastAsia="Aptos"/>
-          <w:sz w:val="22"/>
-          <w:szCs w:val="22"/>
-        </w:rPr>
-      </w:pPr>
-    </w:p>
-    <w:p>
-      <w:pPr>
-        <w:spacing w:before="210" w:after="0"/>
-        <w:ind w:firstLine="0"/>
-        <w:jc w:val="left"/>
-        <w:rPr>
-          <w:rFonts w:eastAsia="Aptos"/>
-          <w:sz w:val="22"/>
-          <w:szCs w:val="22"/>
-        </w:rPr>
-      </w:pPr>
-    </w:p>
-    <w:p>
-      <w:pPr>
-        <w:pStyle w:val="Kpalrs"/>
-        <w:jc w:val="both"/>
-        <w:rPr>
-          <w:rFonts w:eastAsia="Aptos"/>
-        </w:rPr>
-      </w:pPr>
+        <w:t>A Bloch-gömb szimulátor webfelülete</w:t>
+      </w:r>
     </w:p>
     <w:p>
       <w:pPr>
@@ -1003,6 +1370,7 @@
       </w:pPr>
       <w:bookmarkStart w:id="4" w:name="bm_3_1_felhasznált_technológiák_é_3f2af9"/>
       <w:r>
+        <w:lastRenderedPageBreak/>
         <w:t>3.1 Felhasznált Technológiák és Könyvtárak</w:t>
       </w:r>
       <w:bookmarkEnd w:id="4"/>
@@ -1633,14 +2001,13 @@
       </w:pPr>
       <w:bookmarkStart w:id="5" w:name="bm_3_2_architektúra"/>
       <w:r>
-        <w:lastRenderedPageBreak/>
         <w:t>3.2 Architektúra</w:t>
       </w:r>
       <w:bookmarkEnd w:id="5"/>
     </w:p>
     <w:p>
       <w:pPr>
-        <w:spacing w:after="210"/>
+        <w:spacing w:after="210" w:line="300" w:lineRule="exact"/>
         <w:ind w:firstLine="0"/>
         <w:jc w:val="left"/>
         <w:rPr>
@@ -1706,7 +2073,7 @@
           <w:ilvl w:val="0"/>
           <w:numId w:val="23"/>
         </w:numPr>
-        <w:spacing w:before="105" w:after="105" w:line="240" w:lineRule="atLeast"/>
+        <w:spacing w:before="105" w:after="105" w:line="300" w:lineRule="exact"/>
         <w:jc w:val="left"/>
         <w:rPr>
           <w:rFonts w:eastAsia="Aptos"/>
@@ -1741,7 +2108,7 @@
           <w:ilvl w:val="0"/>
           <w:numId w:val="23"/>
         </w:numPr>
-        <w:spacing w:before="105" w:after="105" w:line="240" w:lineRule="atLeast"/>
+        <w:spacing w:before="105" w:after="105" w:line="300" w:lineRule="exact"/>
         <w:jc w:val="left"/>
         <w:rPr>
           <w:rFonts w:eastAsia="Aptos"/>
@@ -1776,7 +2143,7 @@
           <w:ilvl w:val="0"/>
           <w:numId w:val="23"/>
         </w:numPr>
-        <w:spacing w:before="105" w:after="105" w:line="240" w:lineRule="atLeast"/>
+        <w:spacing w:before="105" w:after="105" w:line="300" w:lineRule="exact"/>
         <w:jc w:val="left"/>
         <w:rPr>
           <w:rFonts w:eastAsia="Aptos"/>
@@ -1808,6 +2175,7 @@
     <w:p>
       <w:pPr>
         <w:pStyle w:val="Cmsor3"/>
+        <w:spacing w:line="300" w:lineRule="exact"/>
       </w:pPr>
       <w:r>
         <w:t>4</w:t>
@@ -1818,410 +2186,380 @@
     </w:p>
     <w:p>
       <w:pPr>
+        <w:spacing w:line="300" w:lineRule="exact"/>
         <w:ind w:firstLine="0"/>
         <w:rPr>
-          <w:i/>
-          <w:iCs/>
-        </w:rPr>
-      </w:pPr>
-      <w:r>
-        <w:rPr>
-          <w:i/>
-          <w:iCs/>
-        </w:rPr>
-        <w:t xml:space="preserve">Megjegyzés: A feladat a </w:t>
+          <w:lang w:eastAsia="hu-HU"/>
+        </w:rPr>
+      </w:pPr>
+      <w:r>
+        <w:t>A szoftver fejlesztőkörnyezet telepítése nélkül, kétféleképpen is futtatható:</w:t>
+      </w:r>
+    </w:p>
+    <w:p>
+      <w:pPr>
+        <w:pStyle w:val="NormlWeb"/>
+        <w:spacing w:line="300" w:lineRule="exact"/>
+        <w:rPr>
+          <w:b/>
+          <w:bCs/>
+        </w:rPr>
+      </w:pPr>
+      <w:r>
+        <w:rPr>
+          <w:b/>
+          <w:bCs/>
+        </w:rPr>
+        <w:t xml:space="preserve">4.1. Online futtatás (GitHub </w:t>
+      </w:r>
+      <w:proofErr w:type="spellStart"/>
+      <w:r>
+        <w:rPr>
+          <w:b/>
+          <w:bCs/>
+        </w:rPr>
+        <w:t>Pages</w:t>
+      </w:r>
+      <w:proofErr w:type="spellEnd"/>
+      <w:r>
+        <w:rPr>
+          <w:b/>
+          <w:bCs/>
+        </w:rPr>
+        <w:t>)</w:t>
+      </w:r>
+    </w:p>
+    <w:p>
+      <w:pPr>
+        <w:spacing w:line="300" w:lineRule="exact"/>
+      </w:pPr>
+      <w:r>
+        <w:t xml:space="preserve">Az alkalmazás azonnal elérhető és használható tetszőleges modern böngészőből az alábbi címen: </w:t>
       </w:r>
       <w:hyperlink r:id="rId9" w:history="1">
         <w:r>
           <w:rPr>
             <w:rStyle w:val="Hiperhivatkozs"/>
-            <w:i/>
-            <w:iCs/>
           </w:rPr>
-          <w:t>https://vasutas32.github.io/Bloch-sphere-sim</w:t>
+          <w:t>https://marcelltgm.g</w:t>
         </w:r>
         <w:r>
           <w:rPr>
             <w:rStyle w:val="Hiperhivatkozs"/>
-            <w:i/>
-            <w:iCs/>
           </w:rPr>
-          <w:t>u</w:t>
+          <w:t>i</w:t>
         </w:r>
         <w:r>
           <w:rPr>
             <w:rStyle w:val="Hiperhivatkozs"/>
-            <w:i/>
-            <w:iCs/>
           </w:rPr>
-          <w:t>lator/</w:t>
+          <w:t>thub.io/bloch-sphere/</w:t>
         </w:r>
       </w:hyperlink>
+    </w:p>
+    <w:p>
+      <w:pPr>
+        <w:pStyle w:val="NormlWeb"/>
+        <w:spacing w:line="300" w:lineRule="exact"/>
+        <w:rPr>
+          <w:b/>
+          <w:bCs/>
+        </w:rPr>
+      </w:pPr>
+      <w:r>
+        <w:rPr>
+          <w:b/>
+          <w:bCs/>
+        </w:rPr>
+        <w:t>4.2. Helyi (offline) futtatás a beadott csomagból</w:t>
+      </w:r>
+    </w:p>
+    <w:p>
+      <w:pPr>
+        <w:spacing w:line="300" w:lineRule="exact"/>
+      </w:pPr>
+      <w:r>
+        <w:t xml:space="preserve">A feladatkiírás követelményének megfelelően az alkalmazás offline módon is futtatható egy normál </w:t>
+      </w:r>
+      <w:proofErr w:type="spellStart"/>
+      <w:r>
+        <w:t>Windowsos</w:t>
+      </w:r>
+      <w:proofErr w:type="spellEnd"/>
+      <w:r>
+        <w:t xml:space="preserve"> gépen:</w:t>
+      </w:r>
+    </w:p>
+    <w:p>
+      <w:pPr>
+        <w:pStyle w:val="NormlWeb"/>
+        <w:numPr>
+          <w:ilvl w:val="0"/>
+          <w:numId w:val="36"/>
+        </w:numPr>
+        <w:spacing w:line="300" w:lineRule="exact"/>
+      </w:pPr>
+      <w:r>
+        <w:t xml:space="preserve">Csomagolja ki a </w:t>
+      </w:r>
+      <w:proofErr w:type="spellStart"/>
+      <w:r>
+        <w:t>Moodle-ra</w:t>
+      </w:r>
+      <w:proofErr w:type="spellEnd"/>
+      <w:r>
+        <w:t xml:space="preserve"> feltöltött ZIP állományt.</w:t>
+      </w:r>
+    </w:p>
+    <w:p>
+      <w:pPr>
+        <w:pStyle w:val="NormlWeb"/>
+        <w:numPr>
+          <w:ilvl w:val="0"/>
+          <w:numId w:val="36"/>
+        </w:numPr>
+        <w:spacing w:line="300" w:lineRule="exact"/>
+      </w:pPr>
+      <w:r>
+        <w:t xml:space="preserve">Nyissa meg a </w:t>
+      </w:r>
+      <w:proofErr w:type="spellStart"/>
+      <w:r>
+        <w:rPr>
+          <w:rStyle w:val="HTML-kd"/>
+        </w:rPr>
+        <w:t>docs</w:t>
+      </w:r>
+      <w:proofErr w:type="spellEnd"/>
+      <w:r>
+        <w:rPr>
+          <w:rStyle w:val="HTML-kd"/>
+        </w:rPr>
+        <w:t>/</w:t>
+      </w:r>
+      <w:r>
+        <w:t xml:space="preserve"> mappát.</w:t>
+      </w:r>
+    </w:p>
+    <w:p>
+      <w:pPr>
+        <w:pStyle w:val="NormlWeb"/>
+        <w:numPr>
+          <w:ilvl w:val="0"/>
+          <w:numId w:val="36"/>
+        </w:numPr>
+        <w:spacing w:line="300" w:lineRule="exact"/>
+      </w:pPr>
+      <w:r>
+        <w:t xml:space="preserve">Indítsa el az </w:t>
+      </w:r>
+      <w:r>
+        <w:rPr>
+          <w:rStyle w:val="HTML-kd"/>
+        </w:rPr>
+        <w:t>Inditas.bat</w:t>
+      </w:r>
+      <w:r>
+        <w:t xml:space="preserve"> fájlt.</w:t>
+      </w:r>
+    </w:p>
+    <w:p>
+      <w:pPr>
+        <w:spacing w:line="300" w:lineRule="exact"/>
+      </w:pPr>
+      <w:r>
+        <w:lastRenderedPageBreak/>
+        <w:t xml:space="preserve">A </w:t>
+      </w:r>
+      <w:proofErr w:type="spellStart"/>
+      <w:r>
+        <w:t>szkript</w:t>
+      </w:r>
+      <w:proofErr w:type="spellEnd"/>
+      <w:r>
+        <w:t xml:space="preserve"> elindítja a beépített, pehelykönnyű helyi webszervert (</w:t>
+      </w:r>
+      <w:r>
+        <w:rPr>
+          <w:rStyle w:val="HTML-kd"/>
+        </w:rPr>
+        <w:t>MiniServer.exe</w:t>
+      </w:r>
+      <w:r>
+        <w:t>), és automatikusan megnyitja az alkalmazást a böngészőben (</w:t>
+      </w:r>
+      <w:r>
+        <w:rPr>
+          <w:rStyle w:val="HTML-kd"/>
+        </w:rPr>
+        <w:t>http://localhost:8765</w:t>
+      </w:r>
+      <w:r>
+        <w:t>).</w:t>
+      </w:r>
+    </w:p>
+    <w:p>
+      <w:pPr>
+        <w:spacing w:after="240" w:line="300" w:lineRule="exact"/>
+        <w:ind w:firstLine="0"/>
+      </w:pPr>
       <w:r>
         <w:rPr>
           <w:i/>
           <w:iCs/>
         </w:rPr>
-        <w:t xml:space="preserve"> címen elérhető a feladat leírásai szerint, hogy futtatható legyen egy csak böngészővel rendelkező gépről is.</w:t>
+        <w:t>Megjegyzés: Mivel az alkalmazás kliensoldali technológiát (</w:t>
+      </w:r>
+      <w:proofErr w:type="spellStart"/>
+      <w:r>
+        <w:rPr>
+          <w:i/>
+          <w:iCs/>
+        </w:rPr>
+        <w:t>WebAssembly</w:t>
+      </w:r>
+      <w:proofErr w:type="spellEnd"/>
+      <w:r>
+        <w:rPr>
+          <w:i/>
+          <w:iCs/>
+        </w:rPr>
+        <w:t xml:space="preserve">) használ, a működéshez mindenképpen webszerveren (IIS Express, </w:t>
+      </w:r>
+      <w:proofErr w:type="spellStart"/>
+      <w:r>
+        <w:rPr>
+          <w:i/>
+          <w:iCs/>
+        </w:rPr>
+        <w:t>Kestrel</w:t>
+      </w:r>
+      <w:proofErr w:type="spellEnd"/>
+      <w:r>
+        <w:rPr>
+          <w:i/>
+          <w:iCs/>
+        </w:rPr>
+        <w:t>) keresztül kell kiszolgálni az oldalakat; a fájlrendszerből közvetlenül megnyitva (file://) a böngészők biztonsági korlátozásai miatt nem fog működni.</w:t>
       </w:r>
     </w:p>
     <w:p>
-      <w:r>
-        <w:t xml:space="preserve">A szoftver egy szabványos .NET 8.0 </w:t>
-      </w:r>
-      <w:proofErr w:type="spellStart"/>
-      <w:r>
-        <w:t>Blazor</w:t>
-      </w:r>
-      <w:proofErr w:type="spellEnd"/>
-      <w:r>
-        <w:t xml:space="preserve"> </w:t>
-      </w:r>
-      <w:proofErr w:type="spellStart"/>
-      <w:r>
-        <w:t>WebAssembly</w:t>
-      </w:r>
-      <w:proofErr w:type="spellEnd"/>
-      <w:r>
-        <w:t xml:space="preserve"> projekt, amely Visual </w:t>
-      </w:r>
-      <w:proofErr w:type="spellStart"/>
-      <w:r>
-        <w:t>Studio</w:t>
-      </w:r>
-      <w:proofErr w:type="spellEnd"/>
-      <w:r>
-        <w:t xml:space="preserve"> környezetben lett fejlesztve.</w:t>
+      <w:pPr>
+        <w:pStyle w:val="Cmsor3"/>
+        <w:spacing w:line="300" w:lineRule="exact"/>
+        <w:rPr>
+          <w:rFonts w:cs="Times New Roman"/>
+        </w:rPr>
+      </w:pPr>
+      <w:bookmarkStart w:id="6" w:name="bm_6_tesztelés_és_validáció"/>
+      <w:r>
+        <w:rPr>
+          <w:rFonts w:cs="Times New Roman"/>
+        </w:rPr>
+        <w:t>5. Matematikai és Elméleti Háttér</w:t>
       </w:r>
     </w:p>
     <w:p>
       <w:pPr>
+        <w:spacing w:line="300" w:lineRule="exact"/>
+        <w:rPr>
+          <w:rFonts w:eastAsia="Cambria"/>
+        </w:rPr>
+      </w:pPr>
+      <w:r>
+        <w:rPr>
+          <w:rFonts w:eastAsia="Cambria"/>
+        </w:rPr>
+        <w:t>A projekt a kvantummechanika posztulátumaira és a lineáris algebra formalizmusára épül. Jelen fejezet részletezi a szimuláció során alkalmazott matematikai modelleket, az állapotábrázolást és az unitér transzformációkat.</w:t>
+      </w:r>
+    </w:p>
+    <w:p>
+      <w:pPr>
+        <w:spacing w:after="100" w:afterAutospacing="1" w:line="300" w:lineRule="exact"/>
         <w:ind w:firstLine="0"/>
-      </w:pPr>
-      <w:r>
+        <w:jc w:val="left"/>
+        <w:outlineLvl w:val="3"/>
         <w:rPr>
           <w:b/>
           <w:bCs/>
-        </w:rPr>
-        <w:t>Futtatás lépései:</w:t>
+          <w:sz w:val="26"/>
+          <w:szCs w:val="26"/>
+          <w:lang w:eastAsia="hu-HU"/>
+        </w:rPr>
+      </w:pPr>
+      <w:r>
+        <w:rPr>
+          <w:b/>
+          <w:bCs/>
+          <w:sz w:val="26"/>
+          <w:szCs w:val="26"/>
+          <w:lang w:eastAsia="hu-HU"/>
+        </w:rPr>
+        <w:t xml:space="preserve">5.1 A </w:t>
+      </w:r>
+      <w:proofErr w:type="spellStart"/>
+      <w:r>
+        <w:rPr>
+          <w:b/>
+          <w:bCs/>
+          <w:sz w:val="26"/>
+          <w:szCs w:val="26"/>
+          <w:lang w:eastAsia="hu-HU"/>
+        </w:rPr>
+        <w:t>Qubit</w:t>
+      </w:r>
+      <w:proofErr w:type="spellEnd"/>
+      <w:r>
+        <w:rPr>
+          <w:b/>
+          <w:bCs/>
+          <w:sz w:val="26"/>
+          <w:szCs w:val="26"/>
+          <w:lang w:eastAsia="hu-HU"/>
+        </w:rPr>
+        <w:t xml:space="preserve"> Állapottér</w:t>
       </w:r>
     </w:p>
     <w:p>
       <w:pPr>
-        <w:numPr>
-          <w:ilvl w:val="0"/>
-          <w:numId w:val="31"/>
-        </w:numPr>
-      </w:pPr>
-      <w:r>
-        <w:rPr>
-          <w:b/>
-          <w:bCs/>
-        </w:rPr>
-        <w:t>Megnyitás:</w:t>
-      </w:r>
-      <w:r>
-        <w:t> Csomagolja ki a beadott állományt, majd nyissa meg a Bloch-sphere.sln megoldásfájlt </w:t>
-      </w:r>
-      <w:r>
-        <w:rPr>
-          <w:b/>
-          <w:bCs/>
-        </w:rPr>
-        <w:t xml:space="preserve">Visual </w:t>
+        <w:spacing w:after="100" w:afterAutospacing="1" w:line="300" w:lineRule="exact"/>
+        <w:ind w:firstLine="0"/>
+        <w:jc w:val="left"/>
+        <w:rPr>
+          <w:lang w:eastAsia="hu-HU"/>
+        </w:rPr>
+      </w:pPr>
+      <w:r>
+        <w:rPr>
+          <w:lang w:eastAsia="hu-HU"/>
+        </w:rPr>
+        <w:t xml:space="preserve">Egy </w:t>
       </w:r>
       <w:proofErr w:type="spellStart"/>
       <w:r>
         <w:rPr>
-          <w:b/>
-          <w:bCs/>
-        </w:rPr>
-        <w:t>Studio</w:t>
+          <w:lang w:eastAsia="hu-HU"/>
+        </w:rPr>
+        <w:t>qubit</w:t>
       </w:r>
       <w:proofErr w:type="spellEnd"/>
       <w:r>
         <w:rPr>
-          <w:b/>
-          <w:bCs/>
-        </w:rPr>
-        <w:t xml:space="preserve"> 2022</w:t>
-      </w:r>
-      <w:r>
-        <w:t>-ben.</w:t>
-      </w:r>
-    </w:p>
-    <w:p>
-      <w:pPr>
-        <w:numPr>
-          <w:ilvl w:val="0"/>
-          <w:numId w:val="31"/>
-        </w:numPr>
-      </w:pPr>
-      <w:r>
-        <w:rPr>
-          <w:b/>
-          <w:bCs/>
-        </w:rPr>
-        <w:t>Indítás:</w:t>
-      </w:r>
-      <w:r>
-        <w:t> </w:t>
+          <w:lang w:eastAsia="hu-HU"/>
+        </w:rPr>
+        <w:t xml:space="preserve"> állapota a kétdimenziós komplex </w:t>
       </w:r>
       <w:proofErr w:type="spellStart"/>
       <w:r>
-        <w:t>Győződjön</w:t>
+        <w:rPr>
+          <w:lang w:eastAsia="hu-HU"/>
+        </w:rPr>
+        <w:t>Hilbert</w:t>
       </w:r>
       <w:proofErr w:type="spellEnd"/>
       <w:r>
-        <w:t xml:space="preserve"> meg róla, hogy a BlochSimulator projekt van beállítva indítóprojektként (jobb klikk a projekten a </w:t>
-      </w:r>
-      <w:proofErr w:type="spellStart"/>
-      <w:r>
-        <w:t>Solution</w:t>
-      </w:r>
-      <w:proofErr w:type="spellEnd"/>
-      <w:r>
-        <w:t xml:space="preserve"> Explorerben -&gt; </w:t>
-      </w:r>
-      <w:proofErr w:type="spellStart"/>
-      <w:r>
-        <w:rPr>
-          <w:i/>
-          <w:iCs/>
-        </w:rPr>
-        <w:t>Set</w:t>
-      </w:r>
-      <w:proofErr w:type="spellEnd"/>
-      <w:r>
-        <w:rPr>
-          <w:i/>
-          <w:iCs/>
-        </w:rPr>
-        <w:t xml:space="preserve"> </w:t>
-      </w:r>
-      <w:proofErr w:type="spellStart"/>
-      <w:r>
-        <w:rPr>
-          <w:i/>
-          <w:iCs/>
-        </w:rPr>
-        <w:t>as</w:t>
-      </w:r>
-      <w:proofErr w:type="spellEnd"/>
-      <w:r>
-        <w:rPr>
-          <w:i/>
-          <w:iCs/>
-        </w:rPr>
-        <w:t xml:space="preserve"> Startup Project</w:t>
-      </w:r>
-      <w:r>
-        <w:t>).</w:t>
-      </w:r>
-    </w:p>
-    <w:p>
-      <w:pPr>
-        <w:numPr>
-          <w:ilvl w:val="0"/>
-          <w:numId w:val="31"/>
-        </w:numPr>
-      </w:pPr>
-      <w:r>
-        <w:rPr>
-          <w:b/>
-          <w:bCs/>
-        </w:rPr>
-        <w:t>Futtatás:</w:t>
-      </w:r>
-      <w:r>
-        <w:t> Nyomja meg az </w:t>
-      </w:r>
-      <w:r>
-        <w:rPr>
-          <w:b/>
-          <w:bCs/>
-        </w:rPr>
-        <w:t>F5</w:t>
-      </w:r>
-      <w:r>
-        <w:t xml:space="preserve"> (Start </w:t>
-      </w:r>
-      <w:proofErr w:type="spellStart"/>
-      <w:r>
-        <w:t>Debugging</w:t>
-      </w:r>
-      <w:proofErr w:type="spellEnd"/>
-      <w:r>
-        <w:t>) vagy a </w:t>
-      </w:r>
-      <w:r>
-        <w:rPr>
-          <w:b/>
-          <w:bCs/>
-        </w:rPr>
-        <w:t>Ctrl+F5</w:t>
-      </w:r>
-      <w:r>
-        <w:t xml:space="preserve"> (Start </w:t>
-      </w:r>
-      <w:proofErr w:type="spellStart"/>
-      <w:r>
-        <w:t>Without</w:t>
-      </w:r>
-      <w:proofErr w:type="spellEnd"/>
-      <w:r>
-        <w:t xml:space="preserve"> </w:t>
-      </w:r>
-      <w:proofErr w:type="spellStart"/>
-      <w:r>
-        <w:t>Debugging</w:t>
-      </w:r>
-      <w:proofErr w:type="spellEnd"/>
-      <w:r>
-        <w:t>) billentyűkombinációt.</w:t>
-      </w:r>
-    </w:p>
-    <w:p>
-      <w:pPr>
-        <w:numPr>
-          <w:ilvl w:val="1"/>
-          <w:numId w:val="31"/>
-        </w:numPr>
-      </w:pPr>
-      <w:r>
-        <w:t xml:space="preserve">A Visual </w:t>
-      </w:r>
-      <w:proofErr w:type="spellStart"/>
-      <w:r>
-        <w:t>Studio</w:t>
-      </w:r>
-      <w:proofErr w:type="spellEnd"/>
-      <w:r>
-        <w:t xml:space="preserve"> automatikusan elindítja a beépített IIS Express webszervert, és megnyitja az alapértelmezett böngészőt az alkalmazással.</w:t>
-      </w:r>
-    </w:p>
-    <w:p>
-      <w:pPr>
-        <w:spacing w:after="240"/>
-        <w:ind w:firstLine="0"/>
-      </w:pPr>
-      <w:r>
-        <w:rPr>
-          <w:i/>
-          <w:iCs/>
-        </w:rPr>
-        <w:t>Megjegyzés: Mivel az alkalmazás kliensoldali technológiát (</w:t>
-      </w:r>
-      <w:proofErr w:type="spellStart"/>
-      <w:r>
-        <w:rPr>
-          <w:i/>
-          <w:iCs/>
-        </w:rPr>
-        <w:t>WebAssembly</w:t>
-      </w:r>
-      <w:proofErr w:type="spellEnd"/>
-      <w:r>
-        <w:rPr>
-          <w:i/>
-          <w:iCs/>
-        </w:rPr>
-        <w:t xml:space="preserve">) használ, a működéshez mindenképpen webszerveren (IIS Express, </w:t>
-      </w:r>
-      <w:proofErr w:type="spellStart"/>
-      <w:r>
-        <w:rPr>
-          <w:i/>
-          <w:iCs/>
-        </w:rPr>
-        <w:t>Kestrel</w:t>
-      </w:r>
-      <w:proofErr w:type="spellEnd"/>
-      <w:r>
-        <w:rPr>
-          <w:i/>
-          <w:iCs/>
-        </w:rPr>
-        <w:t>) keresztül kell kiszolgálni az oldalakat; a fájlrendszerből közvetlenül megnyitva (file://) a böngészők biztonsági korlátozásai miatt nem fog működni.</w:t>
-      </w:r>
-    </w:p>
-    <w:p>
-      <w:pPr>
-        <w:pStyle w:val="Cmsor3"/>
-      </w:pPr>
-      <w:bookmarkStart w:id="6" w:name="bm_6_tesztelés_és_validáció"/>
-      <w:r>
-        <w:lastRenderedPageBreak/>
-        <w:t>5. Matematikai és Elméleti Háttér</w:t>
-      </w:r>
-    </w:p>
-    <w:p>
-      <w:pPr>
-        <w:rPr>
-          <w:rFonts w:eastAsia="Cambria"/>
-        </w:rPr>
-      </w:pPr>
-      <w:r>
-        <w:rPr>
-          <w:rFonts w:eastAsia="Cambria"/>
-        </w:rPr>
-        <w:t>A projekt a kvantummechanika posztulátumaira és a lineáris algebra formalizmusára épül. Jelen fejezet részletezi a szimuláció során alkalmazott matematikai modelleket, az állapotábrázolást és az unitér transzformációkat.</w:t>
-      </w:r>
-    </w:p>
-    <w:p>
-      <w:pPr>
-        <w:pStyle w:val="Cmsor3"/>
-      </w:pPr>
-      <w:bookmarkStart w:id="7" w:name="a-qubit-állapottér"/>
-      <w:r>
-        <w:t xml:space="preserve">5.1 A </w:t>
-      </w:r>
-      <w:proofErr w:type="spellStart"/>
-      <w:r>
-        <w:t>Qubit</w:t>
-      </w:r>
-      <w:proofErr w:type="spellEnd"/>
-      <w:r>
-        <w:t xml:space="preserve"> Állapottér</w:t>
-      </w:r>
-    </w:p>
-    <w:p>
-      <w:pPr>
-        <w:rPr>
-          <w:rFonts w:eastAsia="Cambria"/>
-        </w:rPr>
-      </w:pPr>
-      <w:r>
-        <w:rPr>
-          <w:rFonts w:eastAsia="Cambria"/>
-        </w:rPr>
-        <w:t>A klasszikus bit bináris értékeivel (0 vagy 1) ellentétben egy kvantumbit (</w:t>
-      </w:r>
-      <w:proofErr w:type="spellStart"/>
-      <w:r>
-        <w:rPr>
-          <w:rFonts w:eastAsia="Cambria"/>
-        </w:rPr>
-        <w:t>qubit</w:t>
-      </w:r>
-      <w:proofErr w:type="spellEnd"/>
-      <w:r>
-        <w:rPr>
-          <w:rFonts w:eastAsia="Cambria"/>
-        </w:rPr>
-        <w:t xml:space="preserve">) állapota egy kétdimenziós komplex </w:t>
-      </w:r>
-      <w:proofErr w:type="spellStart"/>
-      <w:r>
-        <w:rPr>
-          <w:rFonts w:eastAsia="Cambria"/>
-        </w:rPr>
-        <w:t>Hilbert</w:t>
-      </w:r>
-      <w:proofErr w:type="spellEnd"/>
-      <w:r>
-        <w:rPr>
-          <w:rFonts w:eastAsia="Cambria"/>
+        <w:rPr>
+          <w:lang w:eastAsia="hu-HU"/>
         </w:rPr>
         <w:t>-térben (</w:t>
       </w:r>
@@ -2232,15 +2570,24 @@
             <m:sty m:val="p"/>
           </m:rPr>
           <w:rPr>
-            <w:rFonts w:ascii="Cambria Math" w:eastAsia="Cambria" w:hAnsi="Cambria Math"/>
+            <w:rFonts w:ascii="Cambria Math" w:hAnsi="Cambria Math"/>
+            <w:lang w:eastAsia="hu-HU"/>
           </w:rPr>
-          <m:t>H≅</m:t>
+          <m:t>H</m:t>
+        </m:r>
+        <m:r>
+          <w:rPr>
+            <w:rFonts w:ascii="Cambria Math" w:hAnsi="Cambria Math"/>
+            <w:lang w:eastAsia="hu-HU"/>
+          </w:rPr>
+          <m:t>≅</m:t>
         </m:r>
         <m:sSup>
           <m:sSupPr>
             <m:ctrlPr>
               <w:rPr>
-                <w:rFonts w:ascii="Cambria Math" w:eastAsia="Cambria" w:hAnsi="Cambria Math"/>
+                <w:rFonts w:ascii="Cambria Math" w:hAnsi="Cambria Math"/>
+                <w:lang w:eastAsia="hu-HU"/>
               </w:rPr>
             </m:ctrlPr>
           </m:sSupPr>
@@ -2251,7 +2598,8 @@
                 <m:sty m:val="p"/>
               </m:rPr>
               <w:rPr>
-                <w:rFonts w:ascii="Cambria Math" w:eastAsia="Cambria" w:hAnsi="Cambria Math"/>
+                <w:rFonts w:ascii="Cambria Math" w:hAnsi="Cambria Math"/>
+                <w:lang w:eastAsia="hu-HU"/>
               </w:rPr>
               <m:t>C</m:t>
             </m:r>
@@ -2259,7 +2607,8 @@
           <m:sup>
             <m:r>
               <w:rPr>
-                <w:rFonts w:ascii="Cambria Math" w:eastAsia="Cambria" w:hAnsi="Cambria Math"/>
+                <w:rFonts w:ascii="Cambria Math" w:hAnsi="Cambria Math"/>
+                <w:lang w:eastAsia="hu-HU"/>
               </w:rPr>
               <m:t>2</m:t>
             </m:r>
@@ -2268,63 +2617,54 @@
       </m:oMath>
       <w:r>
         <w:rPr>
-          <w:rFonts w:eastAsia="Cambria"/>
-        </w:rPr>
-        <w:t>) leírható egységvektor. Az állapotvektor általános alakja a Dirac-jelölés (ket-vektor) használatával:</w:t>
+          <w:lang w:eastAsia="hu-HU"/>
+        </w:rPr>
+        <w:t>) leírható egységvektor:</w:t>
       </w:r>
     </w:p>
     <w:p>
       <w:pPr>
-        <w:spacing w:before="180" w:after="180" w:line="240" w:lineRule="auto"/>
+        <w:spacing w:line="300" w:lineRule="exact"/>
         <w:ind w:firstLine="0"/>
         <w:jc w:val="left"/>
         <w:rPr>
-          <w:rFonts w:eastAsia="Cambria"/>
-        </w:rPr>
-      </w:pPr>
-      <w:r>
-        <w:rPr>
-          <w:rFonts w:eastAsia="Cambria"/>
-        </w:rPr>
-        <w:t xml:space="preserve"> |= |0+ |1</w:t>
-      </w:r>
+          <w:lang w:eastAsia="hu-HU"/>
+        </w:rPr>
+      </w:pPr>
+      <m:oMathPara>
+        <m:oMath>
+          <m:r>
+            <w:rPr>
+              <w:rFonts w:ascii="Cambria Math" w:hAnsi="Cambria Math"/>
+              <w:lang w:eastAsia="hu-HU"/>
+            </w:rPr>
+            <m:t>|ψ⟩=α|0⟩+β|1⟩</m:t>
+          </m:r>
+        </m:oMath>
+      </m:oMathPara>
     </w:p>
     <w:p>
       <w:pPr>
-        <w:spacing w:before="180" w:after="180" w:line="240" w:lineRule="auto"/>
+        <w:spacing w:after="100" w:afterAutospacing="1" w:line="300" w:lineRule="exact"/>
         <w:ind w:firstLine="0"/>
         <w:jc w:val="left"/>
         <w:rPr>
-          <w:rFonts w:eastAsia="Cambria"/>
-        </w:rPr>
-      </w:pPr>
-      <w:r>
-        <w:rPr>
-          <w:rFonts w:eastAsia="Cambria"/>
+          <w:lang w:eastAsia="hu-HU"/>
+        </w:rPr>
+      </w:pPr>
+      <w:r>
+        <w:rPr>
+          <w:lang w:eastAsia="hu-HU"/>
         </w:rPr>
         <w:t xml:space="preserve">Ahol </w:t>
       </w:r>
       <m:oMath>
         <m:r>
           <w:rPr>
-            <w:rFonts w:ascii="Cambria Math" w:eastAsia="Cambria" w:hAnsi="Cambria Math"/>
+            <w:rFonts w:ascii="Cambria Math" w:hAnsi="Cambria Math"/>
+            <w:lang w:eastAsia="hu-HU"/>
           </w:rPr>
-          <m:t>α</m:t>
-        </m:r>
-        <m:r>
-          <m:rPr>
-            <m:sty m:val="p"/>
-          </m:rPr>
-          <w:rPr>
-            <w:rFonts w:ascii="Cambria Math" w:eastAsia="Cambria" w:hAnsi="Cambria Math"/>
-          </w:rPr>
-          <m:t>,</m:t>
-        </m:r>
-        <m:r>
-          <w:rPr>
-            <w:rFonts w:ascii="Cambria Math" w:eastAsia="Cambria" w:hAnsi="Cambria Math"/>
-          </w:rPr>
-          <m:t>β</m:t>
+          <m:t>α,β∈</m:t>
         </m:r>
         <m:r>
           <m:rPr>
@@ -2332,1172 +2672,1622 @@
             <m:sty m:val="p"/>
           </m:rPr>
           <w:rPr>
-            <w:rFonts w:ascii="Cambria Math" w:eastAsia="Cambria" w:hAnsi="Cambria Math"/>
+            <w:rFonts w:ascii="Cambria Math" w:hAnsi="Cambria Math"/>
+            <w:lang w:eastAsia="hu-HU"/>
           </w:rPr>
-          <m:t>∈C</m:t>
+          <m:t>C</m:t>
         </m:r>
       </m:oMath>
       <w:r>
         <w:rPr>
-          <w:rFonts w:eastAsia="Cambria"/>
+          <w:lang w:eastAsia="hu-HU"/>
         </w:rPr>
         <w:t xml:space="preserve"> a komplex valószínűségi amplitúdók, amelyekre teljesül a normalizálási feltétel:</w:t>
       </w:r>
     </w:p>
     <w:p>
       <w:pPr>
-        <w:spacing w:before="180" w:after="180" w:line="240" w:lineRule="auto"/>
+        <w:spacing w:line="300" w:lineRule="exact"/>
         <w:ind w:firstLine="0"/>
         <w:jc w:val="left"/>
         <w:rPr>
-          <w:rFonts w:eastAsia="Cambria"/>
-        </w:rPr>
-      </w:pPr>
-      <w:r>
-        <w:rPr>
-          <w:rFonts w:eastAsia="Cambria"/>
-        </w:rPr>
-        <w:t xml:space="preserve"> ||^2 + ||^2 = 1 </w:t>
-      </w:r>
+          <w:lang w:eastAsia="hu-HU"/>
+        </w:rPr>
+      </w:pPr>
+      <m:oMathPara>
+        <m:oMath>
+          <m:r>
+            <w:rPr>
+              <w:rFonts w:ascii="Cambria Math" w:hAnsi="Cambria Math"/>
+              <w:lang w:eastAsia="hu-HU"/>
+            </w:rPr>
+            <m:t>|α|</m:t>
+          </m:r>
+          <m:sSup>
+            <m:sSupPr>
+              <m:ctrlPr>
+                <w:rPr>
+                  <w:rFonts w:ascii="Cambria Math" w:hAnsi="Cambria Math"/>
+                  <w:lang w:eastAsia="hu-HU"/>
+                </w:rPr>
+              </m:ctrlPr>
+            </m:sSupPr>
+            <m:e>
+              <m:r>
+                <w:rPr>
+                  <w:rFonts w:ascii="Cambria Math" w:hAnsi="Cambria Math"/>
+                  <w:lang w:eastAsia="hu-HU"/>
+                </w:rPr>
+                <m:t>​</m:t>
+              </m:r>
+            </m:e>
+            <m:sup>
+              <m:r>
+                <w:rPr>
+                  <w:rFonts w:ascii="Cambria Math" w:hAnsi="Cambria Math"/>
+                  <w:lang w:eastAsia="hu-HU"/>
+                </w:rPr>
+                <m:t>2</m:t>
+              </m:r>
+            </m:sup>
+          </m:sSup>
+          <m:r>
+            <w:rPr>
+              <w:rFonts w:ascii="Cambria Math" w:hAnsi="Cambria Math"/>
+              <w:lang w:eastAsia="hu-HU"/>
+            </w:rPr>
+            <m:t>+|β|</m:t>
+          </m:r>
+          <m:sSup>
+            <m:sSupPr>
+              <m:ctrlPr>
+                <w:rPr>
+                  <w:rFonts w:ascii="Cambria Math" w:hAnsi="Cambria Math"/>
+                  <w:lang w:eastAsia="hu-HU"/>
+                </w:rPr>
+              </m:ctrlPr>
+            </m:sSupPr>
+            <m:e>
+              <m:r>
+                <w:rPr>
+                  <w:rFonts w:ascii="Cambria Math" w:hAnsi="Cambria Math"/>
+                  <w:lang w:eastAsia="hu-HU"/>
+                </w:rPr>
+                <m:t>​</m:t>
+              </m:r>
+            </m:e>
+            <m:sup>
+              <m:r>
+                <w:rPr>
+                  <w:rFonts w:ascii="Cambria Math" w:hAnsi="Cambria Math"/>
+                  <w:lang w:eastAsia="hu-HU"/>
+                </w:rPr>
+                <m:t>2</m:t>
+              </m:r>
+            </m:sup>
+          </m:sSup>
+          <m:r>
+            <w:rPr>
+              <w:rFonts w:ascii="Cambria Math" w:hAnsi="Cambria Math"/>
+              <w:lang w:eastAsia="hu-HU"/>
+            </w:rPr>
+            <m:t>=1</m:t>
+          </m:r>
+        </m:oMath>
+      </m:oMathPara>
     </w:p>
     <w:p>
       <w:pPr>
-        <w:spacing w:before="180" w:after="240" w:line="240" w:lineRule="auto"/>
+        <w:spacing w:after="100" w:afterAutospacing="1" w:line="300" w:lineRule="exact"/>
         <w:ind w:firstLine="0"/>
         <w:jc w:val="left"/>
         <w:rPr>
-          <w:rFonts w:eastAsia="Cambria"/>
-        </w:rPr>
-      </w:pPr>
-      <w:r>
-        <w:rPr>
-          <w:rFonts w:eastAsia="Cambria"/>
-        </w:rPr>
-        <w:t xml:space="preserve">Itt </w:t>
+          <w:lang w:eastAsia="hu-HU"/>
+        </w:rPr>
+      </w:pPr>
+      <w:r>
+        <w:rPr>
+          <w:lang w:eastAsia="hu-HU"/>
+        </w:rPr>
+        <w:t>A számítási bázis (</w:t>
+      </w:r>
+      <w:proofErr w:type="spellStart"/>
+      <w:r>
+        <w:rPr>
+          <w:lang w:eastAsia="hu-HU"/>
+        </w:rPr>
+        <w:t>computational</w:t>
+      </w:r>
+      <w:proofErr w:type="spellEnd"/>
+      <w:r>
+        <w:rPr>
+          <w:lang w:eastAsia="hu-HU"/>
+        </w:rPr>
+        <w:t xml:space="preserve"> </w:t>
+      </w:r>
+      <w:proofErr w:type="spellStart"/>
+      <w:r>
+        <w:rPr>
+          <w:lang w:eastAsia="hu-HU"/>
+        </w:rPr>
+        <w:t>basis</w:t>
+      </w:r>
+      <w:proofErr w:type="spellEnd"/>
+      <w:r>
+        <w:rPr>
+          <w:lang w:eastAsia="hu-HU"/>
+        </w:rPr>
+        <w:t xml:space="preserve">) </w:t>
+      </w:r>
+      <w:proofErr w:type="spellStart"/>
+      <w:r>
+        <w:rPr>
+          <w:lang w:eastAsia="hu-HU"/>
+        </w:rPr>
+        <w:t>ortonormált</w:t>
+      </w:r>
+      <w:proofErr w:type="spellEnd"/>
+      <w:r>
+        <w:rPr>
+          <w:lang w:eastAsia="hu-HU"/>
+        </w:rPr>
+        <w:t xml:space="preserve"> </w:t>
+      </w:r>
+      <w:proofErr w:type="spellStart"/>
+      <w:r>
+        <w:rPr>
+          <w:lang w:eastAsia="hu-HU"/>
+        </w:rPr>
+        <w:t>vektorai</w:t>
+      </w:r>
+      <w:proofErr w:type="spellEnd"/>
+      <w:r>
+        <w:rPr>
+          <w:lang w:eastAsia="hu-HU"/>
+        </w:rPr>
+        <w:t xml:space="preserve"> mátrix alakban:</w:t>
+      </w:r>
+    </w:p>
+    <w:p>
+      <w:pPr>
+        <w:spacing w:line="240" w:lineRule="auto"/>
+        <w:ind w:firstLine="0"/>
+        <w:jc w:val="left"/>
+        <w:rPr>
+          <w:lang w:eastAsia="hu-HU"/>
+        </w:rPr>
+      </w:pPr>
+      <m:oMathPara>
+        <m:oMath>
+          <m:r>
+            <w:rPr>
+              <w:rFonts w:ascii="Cambria Math" w:hAnsi="Cambria Math"/>
+              <w:lang w:eastAsia="hu-HU"/>
+            </w:rPr>
+            <m:t>|0⟩=</m:t>
+          </m:r>
+          <m:d>
+            <m:dPr>
+              <m:ctrlPr>
+                <w:rPr>
+                  <w:rFonts w:ascii="Cambria Math" w:hAnsi="Cambria Math"/>
+                  <w:lang w:eastAsia="hu-HU"/>
+                </w:rPr>
+              </m:ctrlPr>
+            </m:dPr>
+            <m:e>
+              <m:m>
+                <m:mPr>
+                  <m:mcs>
+                    <m:mc>
+                      <m:mcPr>
+                        <m:count m:val="1"/>
+                        <m:mcJc m:val="center"/>
+                      </m:mcPr>
+                    </m:mc>
+                  </m:mcs>
+                  <m:ctrlPr>
+                    <w:rPr>
+                      <w:rFonts w:ascii="Cambria Math" w:hAnsi="Cambria Math"/>
+                      <w:lang w:eastAsia="hu-HU"/>
+                    </w:rPr>
+                  </m:ctrlPr>
+                </m:mPr>
+                <m:mr>
+                  <m:e>
+                    <m:r>
+                      <w:rPr>
+                        <w:rFonts w:ascii="Cambria Math" w:hAnsi="Cambria Math"/>
+                        <w:lang w:eastAsia="hu-HU"/>
+                      </w:rPr>
+                      <m:t>1</m:t>
+                    </m:r>
+                  </m:e>
+                </m:mr>
+                <m:mr>
+                  <m:e>
+                    <m:r>
+                      <w:rPr>
+                        <w:rFonts w:ascii="Cambria Math" w:hAnsi="Cambria Math"/>
+                        <w:lang w:eastAsia="hu-HU"/>
+                      </w:rPr>
+                      <m:t>0</m:t>
+                    </m:r>
+                  </m:e>
+                </m:mr>
+              </m:m>
+            </m:e>
+          </m:d>
+          <m:r>
+            <w:rPr>
+              <w:rFonts w:ascii="Cambria Math" w:hAnsi="Cambria Math"/>
+              <w:lang w:eastAsia="hu-HU"/>
+            </w:rPr>
+            <m:t>,</m:t>
+          </m:r>
+          <m:r>
+            <w:rPr>
+              <w:rFonts w:ascii="Cambria Math" w:hAnsi="Cambria Math"/>
+              <w:i/>
+              <w:lang w:eastAsia="hu-HU"/>
+            </w:rPr>
+            <m:t> </m:t>
+          </m:r>
+          <m:r>
+            <w:rPr>
+              <w:rFonts w:ascii="Cambria Math" w:hAnsi="Cambria Math"/>
+              <w:lang w:eastAsia="hu-HU"/>
+            </w:rPr>
+            <m:t>|1⟩=</m:t>
+          </m:r>
+          <m:d>
+            <m:dPr>
+              <m:ctrlPr>
+                <w:rPr>
+                  <w:rFonts w:ascii="Cambria Math" w:hAnsi="Cambria Math"/>
+                  <w:lang w:eastAsia="hu-HU"/>
+                </w:rPr>
+              </m:ctrlPr>
+            </m:dPr>
+            <m:e>
+              <m:m>
+                <m:mPr>
+                  <m:mcs>
+                    <m:mc>
+                      <m:mcPr>
+                        <m:count m:val="1"/>
+                        <m:mcJc m:val="center"/>
+                      </m:mcPr>
+                    </m:mc>
+                  </m:mcs>
+                  <m:ctrlPr>
+                    <w:rPr>
+                      <w:rFonts w:ascii="Cambria Math" w:hAnsi="Cambria Math"/>
+                      <w:lang w:eastAsia="hu-HU"/>
+                    </w:rPr>
+                  </m:ctrlPr>
+                </m:mPr>
+                <m:mr>
+                  <m:e>
+                    <m:r>
+                      <w:rPr>
+                        <w:rFonts w:ascii="Cambria Math" w:hAnsi="Cambria Math"/>
+                        <w:lang w:eastAsia="hu-HU"/>
+                      </w:rPr>
+                      <m:t>0</m:t>
+                    </m:r>
+                  </m:e>
+                </m:mr>
+                <m:mr>
+                  <m:e>
+                    <m:r>
+                      <w:rPr>
+                        <w:rFonts w:ascii="Cambria Math" w:hAnsi="Cambria Math"/>
+                        <w:lang w:eastAsia="hu-HU"/>
+                      </w:rPr>
+                      <m:t>1</m:t>
+                    </m:r>
+                  </m:e>
+                </m:mr>
+              </m:m>
+            </m:e>
+          </m:d>
+        </m:oMath>
+      </m:oMathPara>
+    </w:p>
+    <w:p>
+      <w:pPr>
+        <w:spacing w:after="100" w:afterAutospacing="1" w:line="300" w:lineRule="exact"/>
+        <w:ind w:firstLine="0"/>
+        <w:jc w:val="left"/>
+        <w:outlineLvl w:val="3"/>
+        <w:rPr>
+          <w:b/>
+          <w:bCs/>
+          <w:sz w:val="26"/>
+          <w:szCs w:val="26"/>
+          <w:lang w:eastAsia="hu-HU"/>
+        </w:rPr>
+      </w:pPr>
+      <w:r>
+        <w:rPr>
+          <w:b/>
+          <w:bCs/>
+          <w:sz w:val="26"/>
+          <w:szCs w:val="26"/>
+          <w:lang w:eastAsia="hu-HU"/>
+        </w:rPr>
+        <w:t>5.2 A Bloch-gömb Reprezentáció</w:t>
+      </w:r>
+    </w:p>
+    <w:p>
+      <w:pPr>
+        <w:spacing w:after="100" w:afterAutospacing="1" w:line="300" w:lineRule="exact"/>
+        <w:ind w:firstLine="0"/>
+        <w:jc w:val="left"/>
+        <w:rPr>
+          <w:lang w:eastAsia="hu-HU"/>
+        </w:rPr>
+      </w:pPr>
+      <w:r>
+        <w:rPr>
+          <w:lang w:eastAsia="hu-HU"/>
+        </w:rPr>
+        <w:t xml:space="preserve">A </w:t>
+      </w:r>
+      <w:proofErr w:type="spellStart"/>
+      <w:r>
+        <w:rPr>
+          <w:lang w:eastAsia="hu-HU"/>
+        </w:rPr>
+        <w:t>qubit</w:t>
+      </w:r>
+      <w:proofErr w:type="spellEnd"/>
+      <w:r>
+        <w:rPr>
+          <w:lang w:eastAsia="hu-HU"/>
+        </w:rPr>
+        <w:t xml:space="preserve"> állapota a </w:t>
+      </w:r>
+      <w:proofErr w:type="spellStart"/>
+      <w:r>
+        <w:rPr>
+          <w:lang w:eastAsia="hu-HU"/>
+        </w:rPr>
+        <w:t>polárszög</w:t>
+      </w:r>
+      <w:proofErr w:type="spellEnd"/>
+      <w:r>
+        <w:rPr>
+          <w:lang w:eastAsia="hu-HU"/>
+        </w:rPr>
+        <w:t xml:space="preserve"> (</w:t>
       </w:r>
       <m:oMath>
         <m:r>
-          <m:rPr>
-            <m:sty m:val="p"/>
-          </m:rPr>
           <w:rPr>
-            <w:rFonts w:ascii="Cambria Math" w:eastAsia="Cambria" w:hAnsi="Cambria Math"/>
+            <w:rFonts w:ascii="Cambria Math" w:hAnsi="Cambria Math"/>
+            <w:lang w:eastAsia="hu-HU"/>
           </w:rPr>
-          <m:t>|</m:t>
+          <m:t>θ∈</m:t>
         </m:r>
+        <m:d>
+          <m:dPr>
+            <m:begChr m:val="["/>
+            <m:endChr m:val="]"/>
+            <m:ctrlPr>
+              <w:rPr>
+                <w:rFonts w:ascii="Cambria Math" w:hAnsi="Cambria Math"/>
+                <w:lang w:eastAsia="hu-HU"/>
+              </w:rPr>
+            </m:ctrlPr>
+          </m:dPr>
+          <m:e>
+            <m:r>
+              <w:rPr>
+                <w:rFonts w:ascii="Cambria Math" w:hAnsi="Cambria Math"/>
+                <w:lang w:eastAsia="hu-HU"/>
+              </w:rPr>
+              <m:t>0,π</m:t>
+            </m:r>
+          </m:e>
+        </m:d>
+      </m:oMath>
+      <w:r>
+        <w:rPr>
+          <w:lang w:eastAsia="hu-HU"/>
+        </w:rPr>
+        <w:t>) és az azimutszög (</w:t>
+      </w:r>
+      <m:oMath>
         <m:r>
           <w:rPr>
-            <w:rFonts w:ascii="Cambria Math" w:eastAsia="Cambria" w:hAnsi="Cambria Math"/>
+            <w:rFonts w:ascii="Cambria Math" w:hAnsi="Cambria Math"/>
+            <w:lang w:eastAsia="hu-HU"/>
           </w:rPr>
-          <m:t>0</m:t>
-        </m:r>
-        <m:r>
-          <m:rPr>
-            <m:sty m:val="p"/>
-          </m:rPr>
-          <w:rPr>
-            <w:rFonts w:ascii="Cambria Math" w:eastAsia="Cambria" w:hAnsi="Cambria Math"/>
-          </w:rPr>
-          <m:t>⟩</m:t>
+          <m:t>ϕ∈[0,2π)</m:t>
         </m:r>
       </m:oMath>
       <w:r>
         <w:rPr>
-          <w:rFonts w:eastAsia="Cambria"/>
-        </w:rPr>
-        <w:t xml:space="preserve"> és </w:t>
+          <w:lang w:eastAsia="hu-HU"/>
+        </w:rPr>
+        <w:t>) segítségével felírható:</w:t>
+      </w:r>
+    </w:p>
+    <w:p>
+      <w:pPr>
+        <w:spacing w:line="240" w:lineRule="auto"/>
+        <w:ind w:firstLine="0"/>
+        <w:jc w:val="left"/>
+        <w:rPr>
+          <w:lang w:eastAsia="hu-HU"/>
+        </w:rPr>
+      </w:pPr>
+      <m:oMathPara>
+        <m:oMath>
+          <m:r>
+            <w:rPr>
+              <w:rFonts w:ascii="Cambria Math" w:hAnsi="Cambria Math"/>
+              <w:lang w:eastAsia="hu-HU"/>
+            </w:rPr>
+            <m:t>|ψ⟩=</m:t>
+          </m:r>
+          <m:func>
+            <m:funcPr>
+              <m:ctrlPr>
+                <w:rPr>
+                  <w:rFonts w:ascii="Cambria Math" w:hAnsi="Cambria Math"/>
+                  <w:lang w:eastAsia="hu-HU"/>
+                </w:rPr>
+              </m:ctrlPr>
+            </m:funcPr>
+            <m:fName>
+              <m:r>
+                <m:rPr>
+                  <m:sty m:val="p"/>
+                </m:rPr>
+                <w:rPr>
+                  <w:rFonts w:ascii="Cambria Math" w:hAnsi="Cambria Math"/>
+                  <w:lang w:eastAsia="hu-HU"/>
+                </w:rPr>
+                <m:t>cos</m:t>
+              </m:r>
+            </m:fName>
+            <m:e>
+              <m:d>
+                <m:dPr>
+                  <m:ctrlPr>
+                    <w:rPr>
+                      <w:rFonts w:ascii="Cambria Math" w:hAnsi="Cambria Math"/>
+                      <w:lang w:eastAsia="hu-HU"/>
+                    </w:rPr>
+                  </m:ctrlPr>
+                </m:dPr>
+                <m:e>
+                  <m:f>
+                    <m:fPr>
+                      <m:ctrlPr>
+                        <w:rPr>
+                          <w:rFonts w:ascii="Cambria Math" w:hAnsi="Cambria Math"/>
+                          <w:lang w:eastAsia="hu-HU"/>
+                        </w:rPr>
+                      </m:ctrlPr>
+                    </m:fPr>
+                    <m:num>
+                      <m:r>
+                        <w:rPr>
+                          <w:rFonts w:ascii="Cambria Math" w:hAnsi="Cambria Math"/>
+                          <w:lang w:eastAsia="hu-HU"/>
+                        </w:rPr>
+                        <m:t>θ</m:t>
+                      </m:r>
+                    </m:num>
+                    <m:den>
+                      <m:r>
+                        <w:rPr>
+                          <w:rFonts w:ascii="Cambria Math" w:hAnsi="Cambria Math"/>
+                          <w:lang w:eastAsia="hu-HU"/>
+                        </w:rPr>
+                        <m:t>2</m:t>
+                      </m:r>
+                    </m:den>
+                  </m:f>
+                </m:e>
+              </m:d>
+            </m:e>
+          </m:func>
+          <m:r>
+            <w:rPr>
+              <w:rFonts w:ascii="Cambria Math" w:hAnsi="Cambria Math"/>
+              <w:lang w:eastAsia="hu-HU"/>
+            </w:rPr>
+            <m:t>|0⟩+</m:t>
+          </m:r>
+          <m:sSup>
+            <m:sSupPr>
+              <m:ctrlPr>
+                <w:rPr>
+                  <w:rFonts w:ascii="Cambria Math" w:hAnsi="Cambria Math"/>
+                  <w:lang w:eastAsia="hu-HU"/>
+                </w:rPr>
+              </m:ctrlPr>
+            </m:sSupPr>
+            <m:e>
+              <m:r>
+                <w:rPr>
+                  <w:rFonts w:ascii="Cambria Math" w:hAnsi="Cambria Math"/>
+                  <w:lang w:eastAsia="hu-HU"/>
+                </w:rPr>
+                <m:t>e</m:t>
+              </m:r>
+            </m:e>
+            <m:sup>
+              <m:r>
+                <w:rPr>
+                  <w:rFonts w:ascii="Cambria Math" w:hAnsi="Cambria Math"/>
+                  <w:lang w:eastAsia="hu-HU"/>
+                </w:rPr>
+                <m:t>iϕ</m:t>
+              </m:r>
+            </m:sup>
+          </m:sSup>
+          <m:func>
+            <m:funcPr>
+              <m:ctrlPr>
+                <w:rPr>
+                  <w:rFonts w:ascii="Cambria Math" w:hAnsi="Cambria Math"/>
+                  <w:lang w:eastAsia="hu-HU"/>
+                </w:rPr>
+              </m:ctrlPr>
+            </m:funcPr>
+            <m:fName>
+              <m:r>
+                <m:rPr>
+                  <m:sty m:val="p"/>
+                </m:rPr>
+                <w:rPr>
+                  <w:rFonts w:ascii="Cambria Math" w:hAnsi="Cambria Math"/>
+                  <w:lang w:eastAsia="hu-HU"/>
+                </w:rPr>
+                <m:t>sin</m:t>
+              </m:r>
+            </m:fName>
+            <m:e>
+              <m:d>
+                <m:dPr>
+                  <m:ctrlPr>
+                    <w:rPr>
+                      <w:rFonts w:ascii="Cambria Math" w:hAnsi="Cambria Math"/>
+                      <w:lang w:eastAsia="hu-HU"/>
+                    </w:rPr>
+                  </m:ctrlPr>
+                </m:dPr>
+                <m:e>
+                  <m:f>
+                    <m:fPr>
+                      <m:ctrlPr>
+                        <w:rPr>
+                          <w:rFonts w:ascii="Cambria Math" w:hAnsi="Cambria Math"/>
+                          <w:lang w:eastAsia="hu-HU"/>
+                        </w:rPr>
+                      </m:ctrlPr>
+                    </m:fPr>
+                    <m:num>
+                      <m:r>
+                        <w:rPr>
+                          <w:rFonts w:ascii="Cambria Math" w:hAnsi="Cambria Math"/>
+                          <w:lang w:eastAsia="hu-HU"/>
+                        </w:rPr>
+                        <m:t>θ</m:t>
+                      </m:r>
+                    </m:num>
+                    <m:den>
+                      <m:r>
+                        <w:rPr>
+                          <w:rFonts w:ascii="Cambria Math" w:hAnsi="Cambria Math"/>
+                          <w:lang w:eastAsia="hu-HU"/>
+                        </w:rPr>
+                        <m:t>2</m:t>
+                      </m:r>
+                    </m:den>
+                  </m:f>
+                </m:e>
+              </m:d>
+            </m:e>
+          </m:func>
+          <m:r>
+            <w:rPr>
+              <w:rFonts w:ascii="Cambria Math" w:hAnsi="Cambria Math"/>
+              <w:lang w:eastAsia="hu-HU"/>
+            </w:rPr>
+            <m:t>|1⟩</m:t>
+          </m:r>
+        </m:oMath>
+      </m:oMathPara>
+    </w:p>
+    <w:p>
+      <w:pPr>
+        <w:spacing w:after="100" w:afterAutospacing="1" w:line="300" w:lineRule="exact"/>
+        <w:ind w:firstLine="0"/>
+        <w:jc w:val="left"/>
+        <w:rPr>
+          <w:lang w:eastAsia="hu-HU"/>
+        </w:rPr>
+      </w:pPr>
+      <w:r>
+        <w:rPr>
+          <w:lang w:eastAsia="hu-HU"/>
+        </w:rPr>
+        <w:t>A 3D-s Bloch-vektor Descartes-koordinátái:</w:t>
+      </w:r>
+    </w:p>
+    <w:p>
+      <w:pPr>
+        <w:spacing w:after="0" w:line="300" w:lineRule="exact"/>
+        <w:ind w:firstLine="0"/>
+        <w:jc w:val="left"/>
+        <w:rPr>
+          <w:lang w:eastAsia="hu-HU"/>
+        </w:rPr>
+      </w:pPr>
+      <m:oMathPara>
+        <m:oMath>
+          <m:r>
+            <w:rPr>
+              <w:rFonts w:ascii="Cambria Math" w:hAnsi="Cambria Math"/>
+              <w:lang w:eastAsia="hu-HU"/>
+            </w:rPr>
+            <m:t>x=</m:t>
+          </m:r>
+          <m:func>
+            <m:funcPr>
+              <m:ctrlPr>
+                <w:rPr>
+                  <w:rFonts w:ascii="Cambria Math" w:hAnsi="Cambria Math"/>
+                  <w:lang w:eastAsia="hu-HU"/>
+                </w:rPr>
+              </m:ctrlPr>
+            </m:funcPr>
+            <m:fName>
+              <m:r>
+                <m:rPr>
+                  <m:sty m:val="p"/>
+                </m:rPr>
+                <w:rPr>
+                  <w:rFonts w:ascii="Cambria Math" w:hAnsi="Cambria Math"/>
+                  <w:lang w:eastAsia="hu-HU"/>
+                </w:rPr>
+                <m:t>sin</m:t>
+              </m:r>
+            </m:fName>
+            <m:e>
+              <m:r>
+                <w:rPr>
+                  <w:rFonts w:ascii="Cambria Math" w:hAnsi="Cambria Math"/>
+                  <w:lang w:eastAsia="hu-HU"/>
+                </w:rPr>
+                <m:t>θ</m:t>
+              </m:r>
+            </m:e>
+          </m:func>
+          <m:func>
+            <m:funcPr>
+              <m:ctrlPr>
+                <w:rPr>
+                  <w:rFonts w:ascii="Cambria Math" w:hAnsi="Cambria Math"/>
+                  <w:lang w:eastAsia="hu-HU"/>
+                </w:rPr>
+              </m:ctrlPr>
+            </m:funcPr>
+            <m:fName>
+              <m:r>
+                <m:rPr>
+                  <m:sty m:val="p"/>
+                </m:rPr>
+                <w:rPr>
+                  <w:rFonts w:ascii="Cambria Math" w:hAnsi="Cambria Math"/>
+                  <w:lang w:eastAsia="hu-HU"/>
+                </w:rPr>
+                <m:t>cos</m:t>
+              </m:r>
+            </m:fName>
+            <m:e>
+              <m:r>
+                <w:rPr>
+                  <w:rFonts w:ascii="Cambria Math" w:hAnsi="Cambria Math"/>
+                  <w:lang w:eastAsia="hu-HU"/>
+                </w:rPr>
+                <m:t>ϕ</m:t>
+              </m:r>
+            </m:e>
+          </m:func>
+          <m:r>
+            <w:rPr>
+              <w:rFonts w:ascii="Cambria Math" w:hAnsi="Cambria Math"/>
+              <w:lang w:eastAsia="hu-HU"/>
+            </w:rPr>
+            <m:t>=2</m:t>
+          </m:r>
+          <m:r>
+            <m:rPr>
+              <m:nor/>
+            </m:rPr>
+            <w:rPr>
+              <w:lang w:eastAsia="hu-HU"/>
+            </w:rPr>
+            <m:t>Re</m:t>
+          </m:r>
+          <m:d>
+            <m:dPr>
+              <m:ctrlPr>
+                <w:rPr>
+                  <w:rFonts w:ascii="Cambria Math" w:hAnsi="Cambria Math"/>
+                  <w:lang w:eastAsia="hu-HU"/>
+                </w:rPr>
+              </m:ctrlPr>
+            </m:dPr>
+            <m:e>
+              <m:r>
+                <w:rPr>
+                  <w:rFonts w:ascii="Cambria Math" w:hAnsi="Cambria Math"/>
+                  <w:lang w:eastAsia="hu-HU"/>
+                </w:rPr>
+                <m:t>α</m:t>
+              </m:r>
+              <m:sSup>
+                <m:sSupPr>
+                  <m:ctrlPr>
+                    <w:rPr>
+                      <w:rFonts w:ascii="Cambria Math" w:hAnsi="Cambria Math"/>
+                      <w:lang w:eastAsia="hu-HU"/>
+                    </w:rPr>
+                  </m:ctrlPr>
+                </m:sSupPr>
+                <m:e>
+                  <m:r>
+                    <w:rPr>
+                      <w:rFonts w:ascii="Cambria Math" w:hAnsi="Cambria Math"/>
+                      <w:lang w:eastAsia="hu-HU"/>
+                    </w:rPr>
+                    <m:t>β</m:t>
+                  </m:r>
+                </m:e>
+                <m:sup>
+                  <m:r>
+                    <w:rPr>
+                      <w:rFonts w:ascii="Cambria Math" w:hAnsi="Cambria Math"/>
+                      <w:lang w:eastAsia="hu-HU"/>
+                    </w:rPr>
+                    <m:t>*</m:t>
+                  </m:r>
+                </m:sup>
+              </m:sSup>
+            </m:e>
+          </m:d>
+        </m:oMath>
+      </m:oMathPara>
+    </w:p>
+    <w:p>
+      <w:pPr>
+        <w:spacing w:after="0" w:line="300" w:lineRule="exact"/>
+        <w:ind w:firstLine="0"/>
+        <w:jc w:val="left"/>
+        <w:rPr>
+          <w:lang w:eastAsia="hu-HU"/>
+        </w:rPr>
+      </w:pPr>
+      <m:oMathPara>
+        <m:oMath>
+          <m:r>
+            <w:rPr>
+              <w:rFonts w:ascii="Cambria Math" w:hAnsi="Cambria Math"/>
+              <w:lang w:eastAsia="hu-HU"/>
+            </w:rPr>
+            <m:t>y=</m:t>
+          </m:r>
+          <m:func>
+            <m:funcPr>
+              <m:ctrlPr>
+                <w:rPr>
+                  <w:rFonts w:ascii="Cambria Math" w:hAnsi="Cambria Math"/>
+                  <w:lang w:eastAsia="hu-HU"/>
+                </w:rPr>
+              </m:ctrlPr>
+            </m:funcPr>
+            <m:fName>
+              <m:r>
+                <m:rPr>
+                  <m:sty m:val="p"/>
+                </m:rPr>
+                <w:rPr>
+                  <w:rFonts w:ascii="Cambria Math" w:hAnsi="Cambria Math"/>
+                  <w:lang w:eastAsia="hu-HU"/>
+                </w:rPr>
+                <m:t>sin</m:t>
+              </m:r>
+            </m:fName>
+            <m:e>
+              <m:r>
+                <w:rPr>
+                  <w:rFonts w:ascii="Cambria Math" w:hAnsi="Cambria Math"/>
+                  <w:lang w:eastAsia="hu-HU"/>
+                </w:rPr>
+                <m:t>θ</m:t>
+              </m:r>
+            </m:e>
+          </m:func>
+          <m:func>
+            <m:funcPr>
+              <m:ctrlPr>
+                <w:rPr>
+                  <w:rFonts w:ascii="Cambria Math" w:hAnsi="Cambria Math"/>
+                  <w:lang w:eastAsia="hu-HU"/>
+                </w:rPr>
+              </m:ctrlPr>
+            </m:funcPr>
+            <m:fName>
+              <m:r>
+                <m:rPr>
+                  <m:sty m:val="p"/>
+                </m:rPr>
+                <w:rPr>
+                  <w:rFonts w:ascii="Cambria Math" w:hAnsi="Cambria Math"/>
+                  <w:lang w:eastAsia="hu-HU"/>
+                </w:rPr>
+                <m:t>sin</m:t>
+              </m:r>
+            </m:fName>
+            <m:e>
+              <m:r>
+                <w:rPr>
+                  <w:rFonts w:ascii="Cambria Math" w:hAnsi="Cambria Math"/>
+                  <w:lang w:eastAsia="hu-HU"/>
+                </w:rPr>
+                <m:t>ϕ</m:t>
+              </m:r>
+            </m:e>
+          </m:func>
+          <m:r>
+            <w:rPr>
+              <w:rFonts w:ascii="Cambria Math" w:hAnsi="Cambria Math"/>
+              <w:lang w:eastAsia="hu-HU"/>
+            </w:rPr>
+            <m:t>=2</m:t>
+          </m:r>
+          <m:r>
+            <m:rPr>
+              <m:nor/>
+            </m:rPr>
+            <w:rPr>
+              <w:lang w:eastAsia="hu-HU"/>
+            </w:rPr>
+            <m:t>Im</m:t>
+          </m:r>
+          <m:d>
+            <m:dPr>
+              <m:ctrlPr>
+                <w:rPr>
+                  <w:rFonts w:ascii="Cambria Math" w:hAnsi="Cambria Math"/>
+                  <w:lang w:eastAsia="hu-HU"/>
+                </w:rPr>
+              </m:ctrlPr>
+            </m:dPr>
+            <m:e>
+              <m:r>
+                <w:rPr>
+                  <w:rFonts w:ascii="Cambria Math" w:hAnsi="Cambria Math"/>
+                  <w:lang w:eastAsia="hu-HU"/>
+                </w:rPr>
+                <m:t>α</m:t>
+              </m:r>
+              <m:sSup>
+                <m:sSupPr>
+                  <m:ctrlPr>
+                    <w:rPr>
+                      <w:rFonts w:ascii="Cambria Math" w:hAnsi="Cambria Math"/>
+                      <w:lang w:eastAsia="hu-HU"/>
+                    </w:rPr>
+                  </m:ctrlPr>
+                </m:sSupPr>
+                <m:e>
+                  <m:r>
+                    <w:rPr>
+                      <w:rFonts w:ascii="Cambria Math" w:hAnsi="Cambria Math"/>
+                      <w:lang w:eastAsia="hu-HU"/>
+                    </w:rPr>
+                    <m:t>β</m:t>
+                  </m:r>
+                </m:e>
+                <m:sup>
+                  <m:r>
+                    <w:rPr>
+                      <w:rFonts w:ascii="Cambria Math" w:hAnsi="Cambria Math"/>
+                      <w:lang w:eastAsia="hu-HU"/>
+                    </w:rPr>
+                    <m:t>*</m:t>
+                  </m:r>
+                </m:sup>
+              </m:sSup>
+            </m:e>
+          </m:d>
+        </m:oMath>
+      </m:oMathPara>
+    </w:p>
+    <w:p>
+      <w:pPr>
+        <w:spacing w:line="300" w:lineRule="exact"/>
+        <w:ind w:firstLine="0"/>
+        <w:jc w:val="left"/>
+        <w:rPr>
+          <w:lang w:eastAsia="hu-HU"/>
+        </w:rPr>
+      </w:pPr>
+      <m:oMathPara>
+        <m:oMath>
+          <m:r>
+            <w:rPr>
+              <w:rFonts w:ascii="Cambria Math" w:hAnsi="Cambria Math"/>
+              <w:lang w:eastAsia="hu-HU"/>
+            </w:rPr>
+            <m:t>z=</m:t>
+          </m:r>
+          <m:func>
+            <m:funcPr>
+              <m:ctrlPr>
+                <w:rPr>
+                  <w:rFonts w:ascii="Cambria Math" w:hAnsi="Cambria Math"/>
+                  <w:lang w:eastAsia="hu-HU"/>
+                </w:rPr>
+              </m:ctrlPr>
+            </m:funcPr>
+            <m:fName>
+              <m:r>
+                <m:rPr>
+                  <m:sty m:val="p"/>
+                </m:rPr>
+                <w:rPr>
+                  <w:rFonts w:ascii="Cambria Math" w:hAnsi="Cambria Math"/>
+                  <w:lang w:eastAsia="hu-HU"/>
+                </w:rPr>
+                <m:t>cos</m:t>
+              </m:r>
+            </m:fName>
+            <m:e>
+              <m:r>
+                <w:rPr>
+                  <w:rFonts w:ascii="Cambria Math" w:hAnsi="Cambria Math"/>
+                  <w:lang w:eastAsia="hu-HU"/>
+                </w:rPr>
+                <m:t>θ</m:t>
+              </m:r>
+            </m:e>
+          </m:func>
+          <m:r>
+            <w:rPr>
+              <w:rFonts w:ascii="Cambria Math" w:hAnsi="Cambria Math"/>
+              <w:lang w:eastAsia="hu-HU"/>
+            </w:rPr>
+            <m:t>=|α|</m:t>
+          </m:r>
+          <m:sSup>
+            <m:sSupPr>
+              <m:ctrlPr>
+                <w:rPr>
+                  <w:rFonts w:ascii="Cambria Math" w:hAnsi="Cambria Math"/>
+                  <w:lang w:eastAsia="hu-HU"/>
+                </w:rPr>
+              </m:ctrlPr>
+            </m:sSupPr>
+            <m:e>
+              <m:r>
+                <w:rPr>
+                  <w:rFonts w:ascii="Cambria Math" w:hAnsi="Cambria Math"/>
+                  <w:lang w:eastAsia="hu-HU"/>
+                </w:rPr>
+                <m:t>​</m:t>
+              </m:r>
+            </m:e>
+            <m:sup>
+              <m:r>
+                <w:rPr>
+                  <w:rFonts w:ascii="Cambria Math" w:hAnsi="Cambria Math"/>
+                  <w:lang w:eastAsia="hu-HU"/>
+                </w:rPr>
+                <m:t>2</m:t>
+              </m:r>
+            </m:sup>
+          </m:sSup>
+          <m:r>
+            <w:rPr>
+              <w:rFonts w:ascii="Cambria Math" w:hAnsi="Cambria Math"/>
+              <w:lang w:eastAsia="hu-HU"/>
+            </w:rPr>
+            <m:t>-|β|</m:t>
+          </m:r>
+          <m:sSup>
+            <m:sSupPr>
+              <m:ctrlPr>
+                <w:rPr>
+                  <w:rFonts w:ascii="Cambria Math" w:hAnsi="Cambria Math"/>
+                  <w:lang w:eastAsia="hu-HU"/>
+                </w:rPr>
+              </m:ctrlPr>
+            </m:sSupPr>
+            <m:e>
+              <m:r>
+                <w:rPr>
+                  <w:rFonts w:ascii="Cambria Math" w:hAnsi="Cambria Math"/>
+                  <w:lang w:eastAsia="hu-HU"/>
+                </w:rPr>
+                <m:t>​</m:t>
+              </m:r>
+            </m:e>
+            <m:sup>
+              <m:r>
+                <w:rPr>
+                  <w:rFonts w:ascii="Cambria Math" w:hAnsi="Cambria Math"/>
+                  <w:lang w:eastAsia="hu-HU"/>
+                </w:rPr>
+                <m:t>2</m:t>
+              </m:r>
+            </m:sup>
+          </m:sSup>
+        </m:oMath>
+      </m:oMathPara>
+    </w:p>
+    <w:p>
+      <w:pPr>
+        <w:spacing w:after="100" w:afterAutospacing="1" w:line="300" w:lineRule="exact"/>
+        <w:ind w:firstLine="0"/>
+        <w:jc w:val="left"/>
+        <w:outlineLvl w:val="3"/>
+        <w:rPr>
+          <w:b/>
+          <w:bCs/>
+          <w:sz w:val="26"/>
+          <w:szCs w:val="26"/>
+          <w:lang w:eastAsia="hu-HU"/>
+        </w:rPr>
+      </w:pPr>
+      <w:r>
+        <w:rPr>
+          <w:b/>
+          <w:bCs/>
+          <w:sz w:val="26"/>
+          <w:szCs w:val="26"/>
+          <w:lang w:eastAsia="hu-HU"/>
+        </w:rPr>
+        <w:t>5.3 Kvantumkapuk és Unitér Mátrixok</w:t>
+      </w:r>
+    </w:p>
+    <w:p>
+      <w:pPr>
+        <w:spacing w:after="100" w:afterAutospacing="1" w:line="300" w:lineRule="exact"/>
+        <w:ind w:firstLine="0"/>
+        <w:jc w:val="left"/>
+        <w:outlineLvl w:val="4"/>
+        <w:rPr>
+          <w:b/>
+          <w:bCs/>
+          <w:lang w:eastAsia="hu-HU"/>
+        </w:rPr>
+      </w:pPr>
+      <w:r>
+        <w:rPr>
+          <w:b/>
+          <w:bCs/>
+          <w:lang w:eastAsia="hu-HU"/>
+        </w:rPr>
+        <w:t>5.3.1 Pauli-mátrixok</w:t>
+      </w:r>
+    </w:p>
+    <w:p>
+      <w:pPr>
+        <w:spacing w:line="240" w:lineRule="auto"/>
+        <w:ind w:firstLine="0"/>
+        <w:jc w:val="left"/>
+        <w:rPr>
+          <w:lang w:eastAsia="hu-HU"/>
+        </w:rPr>
+      </w:pPr>
+      <m:oMathPara>
+        <m:oMath>
+          <m:r>
+            <w:rPr>
+              <w:rFonts w:ascii="Cambria Math" w:hAnsi="Cambria Math"/>
+              <w:lang w:eastAsia="hu-HU"/>
+            </w:rPr>
+            <m:t>I=</m:t>
+          </m:r>
+          <m:d>
+            <m:dPr>
+              <m:ctrlPr>
+                <w:rPr>
+                  <w:rFonts w:ascii="Cambria Math" w:hAnsi="Cambria Math"/>
+                  <w:lang w:eastAsia="hu-HU"/>
+                </w:rPr>
+              </m:ctrlPr>
+            </m:dPr>
+            <m:e>
+              <m:m>
+                <m:mPr>
+                  <m:mcs>
+                    <m:mc>
+                      <m:mcPr>
+                        <m:count m:val="2"/>
+                        <m:mcJc m:val="center"/>
+                      </m:mcPr>
+                    </m:mc>
+                  </m:mcs>
+                  <m:ctrlPr>
+                    <w:rPr>
+                      <w:rFonts w:ascii="Cambria Math" w:hAnsi="Cambria Math"/>
+                      <w:lang w:eastAsia="hu-HU"/>
+                    </w:rPr>
+                  </m:ctrlPr>
+                </m:mPr>
+                <m:mr>
+                  <m:e>
+                    <m:r>
+                      <w:rPr>
+                        <w:rFonts w:ascii="Cambria Math" w:hAnsi="Cambria Math"/>
+                        <w:lang w:eastAsia="hu-HU"/>
+                      </w:rPr>
+                      <m:t>1</m:t>
+                    </m:r>
+                  </m:e>
+                  <m:e>
+                    <m:r>
+                      <w:rPr>
+                        <w:rFonts w:ascii="Cambria Math" w:hAnsi="Cambria Math"/>
+                        <w:lang w:eastAsia="hu-HU"/>
+                      </w:rPr>
+                      <m:t>0</m:t>
+                    </m:r>
+                  </m:e>
+                </m:mr>
+                <m:mr>
+                  <m:e>
+                    <m:r>
+                      <w:rPr>
+                        <w:rFonts w:ascii="Cambria Math" w:hAnsi="Cambria Math"/>
+                        <w:lang w:eastAsia="hu-HU"/>
+                      </w:rPr>
+                      <m:t>0</m:t>
+                    </m:r>
+                  </m:e>
+                  <m:e>
+                    <m:r>
+                      <w:rPr>
+                        <w:rFonts w:ascii="Cambria Math" w:hAnsi="Cambria Math"/>
+                        <w:lang w:eastAsia="hu-HU"/>
+                      </w:rPr>
+                      <m:t>1</m:t>
+                    </m:r>
+                  </m:e>
+                </m:mr>
+              </m:m>
+            </m:e>
+          </m:d>
+          <m:r>
+            <w:rPr>
+              <w:rFonts w:ascii="Cambria Math" w:hAnsi="Cambria Math"/>
+              <w:lang w:eastAsia="hu-HU"/>
+            </w:rPr>
+            <m:t>,</m:t>
+          </m:r>
+          <m:r>
+            <w:rPr>
+              <w:rFonts w:ascii="Cambria Math" w:hAnsi="Cambria Math"/>
+              <w:i/>
+              <w:lang w:eastAsia="hu-HU"/>
+            </w:rPr>
+            <m:t> </m:t>
+          </m:r>
+          <m:r>
+            <w:rPr>
+              <w:rFonts w:ascii="Cambria Math" w:hAnsi="Cambria Math"/>
+              <w:lang w:eastAsia="hu-HU"/>
+            </w:rPr>
+            <m:t>X=</m:t>
+          </m:r>
+          <m:d>
+            <m:dPr>
+              <m:ctrlPr>
+                <w:rPr>
+                  <w:rFonts w:ascii="Cambria Math" w:hAnsi="Cambria Math"/>
+                  <w:lang w:eastAsia="hu-HU"/>
+                </w:rPr>
+              </m:ctrlPr>
+            </m:dPr>
+            <m:e>
+              <m:m>
+                <m:mPr>
+                  <m:mcs>
+                    <m:mc>
+                      <m:mcPr>
+                        <m:count m:val="2"/>
+                        <m:mcJc m:val="center"/>
+                      </m:mcPr>
+                    </m:mc>
+                  </m:mcs>
+                  <m:ctrlPr>
+                    <w:rPr>
+                      <w:rFonts w:ascii="Cambria Math" w:hAnsi="Cambria Math"/>
+                      <w:lang w:eastAsia="hu-HU"/>
+                    </w:rPr>
+                  </m:ctrlPr>
+                </m:mPr>
+                <m:mr>
+                  <m:e>
+                    <m:r>
+                      <w:rPr>
+                        <w:rFonts w:ascii="Cambria Math" w:hAnsi="Cambria Math"/>
+                        <w:lang w:eastAsia="hu-HU"/>
+                      </w:rPr>
+                      <m:t>0</m:t>
+                    </m:r>
+                  </m:e>
+                  <m:e>
+                    <m:r>
+                      <w:rPr>
+                        <w:rFonts w:ascii="Cambria Math" w:hAnsi="Cambria Math"/>
+                        <w:lang w:eastAsia="hu-HU"/>
+                      </w:rPr>
+                      <m:t>1</m:t>
+                    </m:r>
+                  </m:e>
+                </m:mr>
+                <m:mr>
+                  <m:e>
+                    <m:r>
+                      <w:rPr>
+                        <w:rFonts w:ascii="Cambria Math" w:hAnsi="Cambria Math"/>
+                        <w:lang w:eastAsia="hu-HU"/>
+                      </w:rPr>
+                      <m:t>1</m:t>
+                    </m:r>
+                  </m:e>
+                  <m:e>
+                    <m:r>
+                      <w:rPr>
+                        <w:rFonts w:ascii="Cambria Math" w:hAnsi="Cambria Math"/>
+                        <w:lang w:eastAsia="hu-HU"/>
+                      </w:rPr>
+                      <m:t>0</m:t>
+                    </m:r>
+                  </m:e>
+                </m:mr>
+              </m:m>
+            </m:e>
+          </m:d>
+          <m:r>
+            <w:rPr>
+              <w:rFonts w:ascii="Cambria Math" w:hAnsi="Cambria Math"/>
+              <w:lang w:eastAsia="hu-HU"/>
+            </w:rPr>
+            <m:t>,</m:t>
+          </m:r>
+          <m:r>
+            <w:rPr>
+              <w:rFonts w:ascii="Cambria Math" w:hAnsi="Cambria Math"/>
+              <w:i/>
+              <w:lang w:eastAsia="hu-HU"/>
+            </w:rPr>
+            <m:t> </m:t>
+          </m:r>
+          <m:r>
+            <w:rPr>
+              <w:rFonts w:ascii="Cambria Math" w:hAnsi="Cambria Math"/>
+              <w:lang w:eastAsia="hu-HU"/>
+            </w:rPr>
+            <m:t>Y=</m:t>
+          </m:r>
+          <m:d>
+            <m:dPr>
+              <m:ctrlPr>
+                <w:rPr>
+                  <w:rFonts w:ascii="Cambria Math" w:hAnsi="Cambria Math"/>
+                  <w:lang w:eastAsia="hu-HU"/>
+                </w:rPr>
+              </m:ctrlPr>
+            </m:dPr>
+            <m:e>
+              <m:m>
+                <m:mPr>
+                  <m:mcs>
+                    <m:mc>
+                      <m:mcPr>
+                        <m:count m:val="2"/>
+                        <m:mcJc m:val="center"/>
+                      </m:mcPr>
+                    </m:mc>
+                  </m:mcs>
+                  <m:ctrlPr>
+                    <w:rPr>
+                      <w:rFonts w:ascii="Cambria Math" w:hAnsi="Cambria Math"/>
+                      <w:lang w:eastAsia="hu-HU"/>
+                    </w:rPr>
+                  </m:ctrlPr>
+                </m:mPr>
+                <m:mr>
+                  <m:e>
+                    <m:r>
+                      <w:rPr>
+                        <w:rFonts w:ascii="Cambria Math" w:hAnsi="Cambria Math"/>
+                        <w:lang w:eastAsia="hu-HU"/>
+                      </w:rPr>
+                      <m:t>0</m:t>
+                    </m:r>
+                  </m:e>
+                  <m:e>
+                    <m:r>
+                      <w:rPr>
+                        <w:rFonts w:ascii="Cambria Math" w:hAnsi="Cambria Math"/>
+                        <w:lang w:eastAsia="hu-HU"/>
+                      </w:rPr>
+                      <m:t>-i</m:t>
+                    </m:r>
+                  </m:e>
+                </m:mr>
+                <m:mr>
+                  <m:e>
+                    <m:r>
+                      <w:rPr>
+                        <w:rFonts w:ascii="Cambria Math" w:hAnsi="Cambria Math"/>
+                        <w:lang w:eastAsia="hu-HU"/>
+                      </w:rPr>
+                      <m:t>i</m:t>
+                    </m:r>
+                  </m:e>
+                  <m:e>
+                    <m:r>
+                      <w:rPr>
+                        <w:rFonts w:ascii="Cambria Math" w:hAnsi="Cambria Math"/>
+                        <w:lang w:eastAsia="hu-HU"/>
+                      </w:rPr>
+                      <m:t>0</m:t>
+                    </m:r>
+                  </m:e>
+                </m:mr>
+              </m:m>
+            </m:e>
+          </m:d>
+          <m:r>
+            <w:rPr>
+              <w:rFonts w:ascii="Cambria Math" w:hAnsi="Cambria Math"/>
+              <w:lang w:eastAsia="hu-HU"/>
+            </w:rPr>
+            <m:t>,</m:t>
+          </m:r>
+          <m:r>
+            <w:rPr>
+              <w:rFonts w:ascii="Cambria Math" w:hAnsi="Cambria Math"/>
+              <w:i/>
+              <w:lang w:eastAsia="hu-HU"/>
+            </w:rPr>
+            <m:t> </m:t>
+          </m:r>
+          <m:r>
+            <w:rPr>
+              <w:rFonts w:ascii="Cambria Math" w:hAnsi="Cambria Math"/>
+              <w:lang w:eastAsia="hu-HU"/>
+            </w:rPr>
+            <m:t>Z=</m:t>
+          </m:r>
+          <m:d>
+            <m:dPr>
+              <m:ctrlPr>
+                <w:rPr>
+                  <w:rFonts w:ascii="Cambria Math" w:hAnsi="Cambria Math"/>
+                  <w:lang w:eastAsia="hu-HU"/>
+                </w:rPr>
+              </m:ctrlPr>
+            </m:dPr>
+            <m:e>
+              <m:m>
+                <m:mPr>
+                  <m:mcs>
+                    <m:mc>
+                      <m:mcPr>
+                        <m:count m:val="2"/>
+                        <m:mcJc m:val="center"/>
+                      </m:mcPr>
+                    </m:mc>
+                  </m:mcs>
+                  <m:ctrlPr>
+                    <w:rPr>
+                      <w:rFonts w:ascii="Cambria Math" w:hAnsi="Cambria Math"/>
+                      <w:lang w:eastAsia="hu-HU"/>
+                    </w:rPr>
+                  </m:ctrlPr>
+                </m:mPr>
+                <m:mr>
+                  <m:e>
+                    <m:r>
+                      <w:rPr>
+                        <w:rFonts w:ascii="Cambria Math" w:hAnsi="Cambria Math"/>
+                        <w:lang w:eastAsia="hu-HU"/>
+                      </w:rPr>
+                      <m:t>1</m:t>
+                    </m:r>
+                  </m:e>
+                  <m:e>
+                    <m:r>
+                      <w:rPr>
+                        <w:rFonts w:ascii="Cambria Math" w:hAnsi="Cambria Math"/>
+                        <w:lang w:eastAsia="hu-HU"/>
+                      </w:rPr>
+                      <m:t>0</m:t>
+                    </m:r>
+                  </m:e>
+                </m:mr>
+                <m:mr>
+                  <m:e>
+                    <m:r>
+                      <w:rPr>
+                        <w:rFonts w:ascii="Cambria Math" w:hAnsi="Cambria Math"/>
+                        <w:lang w:eastAsia="hu-HU"/>
+                      </w:rPr>
+                      <m:t>0</m:t>
+                    </m:r>
+                  </m:e>
+                  <m:e>
+                    <m:r>
+                      <w:rPr>
+                        <w:rFonts w:ascii="Cambria Math" w:hAnsi="Cambria Math"/>
+                        <w:lang w:eastAsia="hu-HU"/>
+                      </w:rPr>
+                      <m:t>-1</m:t>
+                    </m:r>
+                  </m:e>
+                </m:mr>
+              </m:m>
+            </m:e>
+          </m:d>
+        </m:oMath>
+      </m:oMathPara>
+    </w:p>
+    <w:p>
+      <w:pPr>
+        <w:spacing w:after="100" w:afterAutospacing="1" w:line="300" w:lineRule="exact"/>
+        <w:ind w:firstLine="0"/>
+        <w:jc w:val="left"/>
+        <w:outlineLvl w:val="4"/>
+        <w:rPr>
+          <w:b/>
+          <w:bCs/>
+          <w:lang w:eastAsia="hu-HU"/>
+        </w:rPr>
+      </w:pPr>
+      <w:r>
+        <w:rPr>
+          <w:b/>
+          <w:bCs/>
+          <w:lang w:eastAsia="hu-HU"/>
+        </w:rPr>
+        <w:t xml:space="preserve">5.3.2 </w:t>
+      </w:r>
+      <w:proofErr w:type="spellStart"/>
+      <w:r>
+        <w:rPr>
+          <w:b/>
+          <w:bCs/>
+          <w:lang w:eastAsia="hu-HU"/>
+        </w:rPr>
+        <w:t>Clifford</w:t>
+      </w:r>
+      <w:proofErr w:type="spellEnd"/>
+      <w:r>
+        <w:rPr>
+          <w:b/>
+          <w:bCs/>
+          <w:lang w:eastAsia="hu-HU"/>
+        </w:rPr>
+        <w:t>-csoport és egyéb alapkapuk</w:t>
+      </w:r>
+    </w:p>
+    <w:p>
+      <w:pPr>
+        <w:numPr>
+          <w:ilvl w:val="0"/>
+          <w:numId w:val="33"/>
+        </w:numPr>
+        <w:spacing w:line="240" w:lineRule="auto"/>
+        <w:ind w:left="714" w:hanging="357"/>
+        <w:jc w:val="left"/>
+        <w:rPr>
+          <w:lang w:eastAsia="hu-HU"/>
+        </w:rPr>
+      </w:pPr>
+      <w:proofErr w:type="spellStart"/>
+      <w:r>
+        <w:rPr>
+          <w:b/>
+          <w:bCs/>
+          <w:lang w:eastAsia="hu-HU"/>
+        </w:rPr>
+        <w:lastRenderedPageBreak/>
+        <w:t>Hadamard</w:t>
+      </w:r>
+      <w:proofErr w:type="spellEnd"/>
+      <w:r>
+        <w:rPr>
+          <w:b/>
+          <w:bCs/>
+          <w:lang w:eastAsia="hu-HU"/>
+        </w:rPr>
+        <w:t xml:space="preserve"> (H):</w:t>
+      </w:r>
+      <w:r>
+        <w:rPr>
+          <w:lang w:eastAsia="hu-HU"/>
+        </w:rPr>
+        <w:t xml:space="preserve"> </w:t>
       </w:r>
       <m:oMath>
         <m:r>
-          <m:rPr>
-            <m:sty m:val="p"/>
-          </m:rPr>
           <w:rPr>
-            <w:rFonts w:ascii="Cambria Math" w:eastAsia="Cambria" w:hAnsi="Cambria Math"/>
+            <w:rFonts w:ascii="Cambria Math" w:hAnsi="Cambria Math"/>
+            <w:lang w:eastAsia="hu-HU"/>
           </w:rPr>
-          <m:t>|</m:t>
+          <m:t>H=</m:t>
         </m:r>
-        <m:r>
-          <w:rPr>
-            <w:rFonts w:ascii="Cambria Math" w:eastAsia="Cambria" w:hAnsi="Cambria Math"/>
-          </w:rPr>
-          <m:t>1</m:t>
-        </m:r>
-        <m:r>
-          <m:rPr>
-            <m:sty m:val="p"/>
-          </m:rPr>
-          <w:rPr>
-            <w:rFonts w:ascii="Cambria Math" w:eastAsia="Cambria" w:hAnsi="Cambria Math"/>
-          </w:rPr>
-          <m:t>⟩</m:t>
-        </m:r>
-      </m:oMath>
-      <w:r>
-        <w:rPr>
-          <w:rFonts w:eastAsia="Cambria"/>
-        </w:rPr>
-        <w:t xml:space="preserve"> a számítási bázis (computational basis) ortonormált vektorai:</w:t>
-      </w:r>
-      <w:r>
-        <w:rPr>
-          <w:rFonts w:eastAsia="Cambria"/>
-        </w:rPr>
-        <w:br/>
-      </w:r>
-      <w:r>
-        <w:rPr>
-          <w:rFonts w:eastAsia="Cambria"/>
-        </w:rPr>
-        <w:t xml:space="preserve"> |0=</w:t>
-      </w:r>
-      <m:oMath>
+        <m:f>
+          <m:fPr>
+            <m:ctrlPr>
+              <w:rPr>
+                <w:rFonts w:ascii="Cambria Math" w:hAnsi="Cambria Math"/>
+                <w:lang w:eastAsia="hu-HU"/>
+              </w:rPr>
+            </m:ctrlPr>
+          </m:fPr>
+          <m:num>
+            <m:r>
+              <w:rPr>
+                <w:rFonts w:ascii="Cambria Math" w:hAnsi="Cambria Math"/>
+                <w:lang w:eastAsia="hu-HU"/>
+              </w:rPr>
+              <m:t>1</m:t>
+            </m:r>
+          </m:num>
+          <m:den>
+            <m:rad>
+              <m:radPr>
+                <m:degHide m:val="1"/>
+                <m:ctrlPr>
+                  <w:rPr>
+                    <w:rFonts w:ascii="Cambria Math" w:hAnsi="Cambria Math"/>
+                    <w:lang w:eastAsia="hu-HU"/>
+                  </w:rPr>
+                </m:ctrlPr>
+              </m:radPr>
+              <m:deg/>
+              <m:e>
+                <m:r>
+                  <w:rPr>
+                    <w:rFonts w:ascii="Cambria Math" w:hAnsi="Cambria Math"/>
+                    <w:lang w:eastAsia="hu-HU"/>
+                  </w:rPr>
+                  <m:t>2</m:t>
+                </m:r>
+              </m:e>
+            </m:rad>
+          </m:den>
+        </m:f>
         <m:d>
           <m:dPr>
             <m:ctrlPr>
               <w:rPr>
-                <w:rFonts w:ascii="Cambria Math" w:eastAsia="Cambria" w:hAnsi="Cambria Math"/>
+                <w:rFonts w:ascii="Cambria Math" w:hAnsi="Cambria Math"/>
+                <w:lang w:eastAsia="hu-HU"/>
               </w:rPr>
             </m:ctrlPr>
           </m:dPr>
           <m:e>
             <m:m>
               <m:mPr>
-                <m:plcHide m:val="1"/>
-                <m:mcs>
-                  <m:mc>
-                    <m:mcPr>
-                      <m:count m:val="1"/>
-                      <m:mcJc m:val="center"/>
-                    </m:mcPr>
-                  </m:mc>
-                </m:mcs>
-                <m:ctrlPr>
-                  <w:rPr>
-                    <w:rFonts w:ascii="Cambria Math" w:eastAsia="Cambria" w:hAnsi="Cambria Math"/>
-                  </w:rPr>
-                </m:ctrlPr>
-              </m:mPr>
-              <m:mr>
-                <m:e>
-                  <m:r>
-                    <w:rPr>
-                      <w:rFonts w:ascii="Cambria Math" w:eastAsia="Cambria" w:hAnsi="Cambria Math"/>
-                    </w:rPr>
-                    <m:t>1</m:t>
-                  </m:r>
-                </m:e>
-              </m:mr>
-              <m:mr>
-                <m:e>
-                  <m:r>
-                    <w:rPr>
-                      <w:rFonts w:ascii="Cambria Math" w:eastAsia="Cambria" w:hAnsi="Cambria Math"/>
-                    </w:rPr>
-                    <m:t>0</m:t>
-                  </m:r>
-                </m:e>
-              </m:mr>
-            </m:m>
-          </m:e>
-        </m:d>
-      </m:oMath>
-      <w:r>
-        <w:rPr>
-          <w:rFonts w:eastAsia="Cambria"/>
-        </w:rPr>
-        <w:t>, |1=</w:t>
-      </w:r>
-      <m:oMath>
-        <m:d>
-          <m:dPr>
-            <m:ctrlPr>
-              <w:rPr>
-                <w:rFonts w:ascii="Cambria Math" w:eastAsia="Cambria" w:hAnsi="Cambria Math"/>
-              </w:rPr>
-            </m:ctrlPr>
-          </m:dPr>
-          <m:e>
-            <m:m>
-              <m:mPr>
-                <m:plcHide m:val="1"/>
-                <m:mcs>
-                  <m:mc>
-                    <m:mcPr>
-                      <m:count m:val="1"/>
-                      <m:mcJc m:val="center"/>
-                    </m:mcPr>
-                  </m:mc>
-                </m:mcs>
-                <m:ctrlPr>
-                  <w:rPr>
-                    <w:rFonts w:ascii="Cambria Math" w:eastAsia="Cambria" w:hAnsi="Cambria Math"/>
-                  </w:rPr>
-                </m:ctrlPr>
-              </m:mPr>
-              <m:mr>
-                <m:e>
-                  <m:r>
-                    <w:rPr>
-                      <w:rFonts w:ascii="Cambria Math" w:eastAsia="Cambria" w:hAnsi="Cambria Math"/>
-                    </w:rPr>
-                    <m:t>0</m:t>
-                  </m:r>
-                </m:e>
-              </m:mr>
-              <m:mr>
-                <m:e>
-                  <m:r>
-                    <w:rPr>
-                      <w:rFonts w:ascii="Cambria Math" w:eastAsia="Cambria" w:hAnsi="Cambria Math"/>
-                    </w:rPr>
-                    <m:t>1</m:t>
-                  </m:r>
-                </m:e>
-              </m:mr>
-            </m:m>
-          </m:e>
-        </m:d>
-      </m:oMath>
-    </w:p>
-    <w:p>
-      <w:pPr>
-        <w:pStyle w:val="Cmsor3"/>
-      </w:pPr>
-      <w:bookmarkStart w:id="8" w:name="a-bloch-gömb-reprezentáció"/>
-      <w:bookmarkEnd w:id="7"/>
-      <w:r>
-        <w:t>5.2 A Bloch-gömb Reprezentáció</w:t>
-      </w:r>
-    </w:p>
-    <w:p>
-      <w:pPr>
-        <w:rPr>
-          <w:rFonts w:eastAsia="Cambria"/>
-        </w:rPr>
-      </w:pPr>
-      <w:r>
-        <w:rPr>
-          <w:rFonts w:eastAsia="Cambria"/>
-        </w:rPr>
-        <w:t>Mivel az állapotvektor globális fázisa (</w:t>
-      </w:r>
-      <m:oMath>
-        <m:sSup>
-          <m:sSupPr>
-            <m:ctrlPr>
-              <w:rPr>
-                <w:rFonts w:ascii="Cambria Math" w:eastAsia="Cambria" w:hAnsi="Cambria Math"/>
-              </w:rPr>
-            </m:ctrlPr>
-          </m:sSupPr>
-          <m:e>
-            <m:r>
-              <w:rPr>
-                <w:rFonts w:ascii="Cambria Math" w:eastAsia="Cambria" w:hAnsi="Cambria Math"/>
-              </w:rPr>
-              <m:t>e</m:t>
-            </m:r>
-          </m:e>
-          <m:sup>
-            <m:r>
-              <w:rPr>
-                <w:rFonts w:ascii="Cambria Math" w:eastAsia="Cambria" w:hAnsi="Cambria Math"/>
-              </w:rPr>
-              <m:t>iγ</m:t>
-            </m:r>
-          </m:sup>
-        </m:sSup>
-        <m:r>
-          <m:rPr>
-            <m:sty m:val="p"/>
-          </m:rPr>
-          <w:rPr>
-            <w:rFonts w:ascii="Cambria Math" w:eastAsia="Cambria" w:hAnsi="Cambria Math"/>
-          </w:rPr>
-          <m:t>|</m:t>
-        </m:r>
-        <m:r>
-          <w:rPr>
-            <w:rFonts w:ascii="Cambria Math" w:eastAsia="Cambria" w:hAnsi="Cambria Math"/>
-          </w:rPr>
-          <m:t>ψ</m:t>
-        </m:r>
-        <m:r>
-          <m:rPr>
-            <m:sty m:val="p"/>
-          </m:rPr>
-          <w:rPr>
-            <w:rFonts w:ascii="Cambria Math" w:eastAsia="Cambria" w:hAnsi="Cambria Math"/>
-          </w:rPr>
-          <m:t>⟩</m:t>
-        </m:r>
-      </m:oMath>
-      <w:r>
-        <w:rPr>
-          <w:rFonts w:eastAsia="Cambria"/>
-        </w:rPr>
-        <w:t>) fizikai mérésekkel nem különböztethető meg, és a normalizálás megköt egy szabadsági fokot, a qubit tiszta állapota leképezhető egy háromdimenziós valós egységgömb, az úgynevezett Bloch-gömb felületére.</w:t>
-      </w:r>
-    </w:p>
-    <w:p>
-      <w:pPr>
-        <w:rPr>
-          <w:rFonts w:eastAsia="Cambria"/>
-        </w:rPr>
-      </w:pPr>
-      <w:r>
-        <w:rPr>
-          <w:rFonts w:eastAsia="Cambria"/>
-        </w:rPr>
-        <w:t xml:space="preserve">A szimulátor a következő transzformációs egyenletekkel számítja ki a Descartes-koordinátákat </w:t>
-      </w:r>
-      <m:oMath>
-        <m:d>
-          <m:dPr>
-            <m:ctrlPr>
-              <w:rPr>
-                <w:rFonts w:ascii="Cambria Math" w:eastAsia="Cambria" w:hAnsi="Cambria Math"/>
-              </w:rPr>
-            </m:ctrlPr>
-          </m:dPr>
-          <m:e>
-            <m:r>
-              <w:rPr>
-                <w:rFonts w:ascii="Cambria Math" w:eastAsia="Cambria" w:hAnsi="Cambria Math"/>
-              </w:rPr>
-              <m:t>x</m:t>
-            </m:r>
-            <m:r>
-              <m:rPr>
-                <m:sty m:val="p"/>
-              </m:rPr>
-              <w:rPr>
-                <w:rFonts w:ascii="Cambria Math" w:eastAsia="Cambria" w:hAnsi="Cambria Math"/>
-              </w:rPr>
-              <m:t>,</m:t>
-            </m:r>
-            <m:r>
-              <w:rPr>
-                <w:rFonts w:ascii="Cambria Math" w:eastAsia="Cambria" w:hAnsi="Cambria Math"/>
-              </w:rPr>
-              <m:t>y</m:t>
-            </m:r>
-            <m:r>
-              <m:rPr>
-                <m:sty m:val="p"/>
-              </m:rPr>
-              <w:rPr>
-                <w:rFonts w:ascii="Cambria Math" w:eastAsia="Cambria" w:hAnsi="Cambria Math"/>
-              </w:rPr>
-              <m:t>,</m:t>
-            </m:r>
-            <m:r>
-              <w:rPr>
-                <w:rFonts w:ascii="Cambria Math" w:eastAsia="Cambria" w:hAnsi="Cambria Math"/>
-              </w:rPr>
-              <m:t>z</m:t>
-            </m:r>
-          </m:e>
-        </m:d>
-      </m:oMath>
-      <w:r>
-        <w:rPr>
-          <w:rFonts w:eastAsia="Cambria"/>
-        </w:rPr>
-        <w:t xml:space="preserve"> a vizualizációhoz:</w:t>
-      </w:r>
-    </w:p>
-    <w:p>
-      <w:pPr>
-        <w:spacing w:before="180" w:after="180" w:line="240" w:lineRule="auto"/>
-        <w:ind w:firstLine="0"/>
-        <w:jc w:val="left"/>
-        <w:rPr>
-          <w:rFonts w:eastAsia="Cambria"/>
-          <w:sz w:val="22"/>
-          <w:szCs w:val="22"/>
-        </w:rPr>
-      </w:pPr>
-      <m:oMathPara>
-        <m:oMathParaPr>
-          <m:jc m:val="center"/>
-        </m:oMathParaPr>
-        <m:oMath>
-          <m:m>
-            <m:mPr>
-              <m:plcHide m:val="1"/>
-              <m:mcs>
-                <m:mc>
-                  <m:mcPr>
-                    <m:count m:val="1"/>
-                    <m:mcJc m:val="right"/>
-                  </m:mcPr>
-                </m:mc>
-                <m:mc>
-                  <m:mcPr>
-                    <m:count m:val="1"/>
-                    <m:mcJc m:val="left"/>
-                  </m:mcPr>
-                </m:mc>
-              </m:mcs>
-              <m:ctrlPr>
-                <w:rPr>
-                  <w:rFonts w:ascii="Cambria Math" w:eastAsia="Cambria" w:hAnsi="Cambria Math"/>
-                  <w:sz w:val="22"/>
-                  <w:szCs w:val="22"/>
-                </w:rPr>
-              </m:ctrlPr>
-            </m:mPr>
-            <m:mr>
-              <m:e>
-                <m:r>
-                  <w:rPr>
-                    <w:rFonts w:ascii="Cambria Math" w:eastAsia="Cambria" w:hAnsi="Cambria Math"/>
-                    <w:sz w:val="22"/>
-                    <w:szCs w:val="22"/>
-                  </w:rPr>
-                  <m:t>x</m:t>
-                </m:r>
-              </m:e>
-              <m:e>
-                <m:r>
-                  <m:rPr>
-                    <m:sty m:val="p"/>
-                  </m:rPr>
-                  <w:rPr>
-                    <w:rFonts w:ascii="Cambria Math" w:eastAsia="Cambria" w:hAnsi="Cambria Math"/>
-                    <w:sz w:val="22"/>
-                    <w:szCs w:val="22"/>
-                  </w:rPr>
-                  <m:t>=sin</m:t>
-                </m:r>
-                <m:d>
-                  <m:dPr>
-                    <m:ctrlPr>
-                      <w:rPr>
-                        <w:rFonts w:ascii="Cambria Math" w:eastAsia="Cambria" w:hAnsi="Cambria Math"/>
-                        <w:sz w:val="22"/>
-                        <w:szCs w:val="22"/>
-                      </w:rPr>
-                    </m:ctrlPr>
-                  </m:dPr>
-                  <m:e>
-                    <m:r>
-                      <w:rPr>
-                        <w:rFonts w:ascii="Cambria Math" w:eastAsia="Cambria" w:hAnsi="Cambria Math"/>
-                        <w:sz w:val="22"/>
-                        <w:szCs w:val="22"/>
-                      </w:rPr>
-                      <m:t>θ</m:t>
-                    </m:r>
-                  </m:e>
-                </m:d>
-                <m:r>
-                  <m:rPr>
-                    <m:sty m:val="p"/>
-                  </m:rPr>
-                  <w:rPr>
-                    <w:rFonts w:ascii="Cambria Math" w:eastAsia="Cambria" w:hAnsi="Cambria Math"/>
-                    <w:sz w:val="22"/>
-                    <w:szCs w:val="22"/>
-                  </w:rPr>
-                  <m:t>cos</m:t>
-                </m:r>
-                <m:d>
-                  <m:dPr>
-                    <m:ctrlPr>
-                      <w:rPr>
-                        <w:rFonts w:ascii="Cambria Math" w:eastAsia="Cambria" w:hAnsi="Cambria Math"/>
-                        <w:sz w:val="22"/>
-                        <w:szCs w:val="22"/>
-                      </w:rPr>
-                    </m:ctrlPr>
-                  </m:dPr>
-                  <m:e>
-                    <m:r>
-                      <w:rPr>
-                        <w:rFonts w:ascii="Cambria Math" w:eastAsia="Cambria" w:hAnsi="Cambria Math"/>
-                        <w:sz w:val="22"/>
-                        <w:szCs w:val="22"/>
-                      </w:rPr>
-                      <m:t>ϕ</m:t>
-                    </m:r>
-                  </m:e>
-                </m:d>
-                <m:r>
-                  <m:rPr>
-                    <m:sty m:val="p"/>
-                  </m:rPr>
-                  <w:rPr>
-                    <w:rFonts w:ascii="Cambria Math" w:eastAsia="Cambria" w:hAnsi="Cambria Math"/>
-                    <w:sz w:val="22"/>
-                    <w:szCs w:val="22"/>
-                  </w:rPr>
-                  <m:t>=</m:t>
-                </m:r>
-                <m:r>
-                  <w:rPr>
-                    <w:rFonts w:ascii="Cambria Math" w:eastAsia="Cambria" w:hAnsi="Cambria Math"/>
-                    <w:sz w:val="22"/>
-                    <w:szCs w:val="22"/>
-                  </w:rPr>
-                  <m:t>2</m:t>
-                </m:r>
-                <m:r>
-                  <m:rPr>
-                    <m:nor/>
-                  </m:rPr>
-                  <w:rPr>
-                    <w:rFonts w:eastAsia="Cambria"/>
-                    <w:sz w:val="22"/>
-                    <w:szCs w:val="22"/>
-                  </w:rPr>
-                  <m:t>Re</m:t>
-                </m:r>
-                <m:d>
-                  <m:dPr>
-                    <m:ctrlPr>
-                      <w:rPr>
-                        <w:rFonts w:ascii="Cambria Math" w:eastAsia="Cambria" w:hAnsi="Cambria Math"/>
-                        <w:sz w:val="22"/>
-                        <w:szCs w:val="22"/>
-                      </w:rPr>
-                    </m:ctrlPr>
-                  </m:dPr>
-                  <m:e>
-                    <m:r>
-                      <w:rPr>
-                        <w:rFonts w:ascii="Cambria Math" w:eastAsia="Cambria" w:hAnsi="Cambria Math"/>
-                        <w:sz w:val="22"/>
-                        <w:szCs w:val="22"/>
-                      </w:rPr>
-                      <m:t>α</m:t>
-                    </m:r>
-                    <m:sSup>
-                      <m:sSupPr>
-                        <m:ctrlPr>
-                          <w:rPr>
-                            <w:rFonts w:ascii="Cambria Math" w:eastAsia="Cambria" w:hAnsi="Cambria Math"/>
-                            <w:sz w:val="22"/>
-                            <w:szCs w:val="22"/>
-                          </w:rPr>
-                        </m:ctrlPr>
-                      </m:sSupPr>
-                      <m:e>
-                        <m:r>
-                          <w:rPr>
-                            <w:rFonts w:ascii="Cambria Math" w:eastAsia="Cambria" w:hAnsi="Cambria Math"/>
-                            <w:sz w:val="22"/>
-                            <w:szCs w:val="22"/>
-                          </w:rPr>
-                          <m:t>β</m:t>
-                        </m:r>
-                      </m:e>
-                      <m:sup>
-                        <m:r>
-                          <m:rPr>
-                            <m:sty m:val="p"/>
-                          </m:rPr>
-                          <w:rPr>
-                            <w:rFonts w:ascii="Cambria Math" w:eastAsia="Cambria" w:hAnsi="Cambria Math"/>
-                            <w:sz w:val="22"/>
-                            <w:szCs w:val="22"/>
-                          </w:rPr>
-                          <m:t>*</m:t>
-                        </m:r>
-                      </m:sup>
-                    </m:sSup>
-                  </m:e>
-                </m:d>
-              </m:e>
-            </m:mr>
-            <m:mr>
-              <m:e>
-                <m:r>
-                  <w:rPr>
-                    <w:rFonts w:ascii="Cambria Math" w:eastAsia="Cambria" w:hAnsi="Cambria Math"/>
-                    <w:sz w:val="22"/>
-                    <w:szCs w:val="22"/>
-                  </w:rPr>
-                  <m:t>y</m:t>
-                </m:r>
-              </m:e>
-              <m:e>
-                <m:r>
-                  <m:rPr>
-                    <m:sty m:val="p"/>
-                  </m:rPr>
-                  <w:rPr>
-                    <w:rFonts w:ascii="Cambria Math" w:eastAsia="Cambria" w:hAnsi="Cambria Math"/>
-                    <w:sz w:val="22"/>
-                    <w:szCs w:val="22"/>
-                  </w:rPr>
-                  <m:t>=sin</m:t>
-                </m:r>
-                <m:d>
-                  <m:dPr>
-                    <m:ctrlPr>
-                      <w:rPr>
-                        <w:rFonts w:ascii="Cambria Math" w:eastAsia="Cambria" w:hAnsi="Cambria Math"/>
-                        <w:sz w:val="22"/>
-                        <w:szCs w:val="22"/>
-                      </w:rPr>
-                    </m:ctrlPr>
-                  </m:dPr>
-                  <m:e>
-                    <m:r>
-                      <w:rPr>
-                        <w:rFonts w:ascii="Cambria Math" w:eastAsia="Cambria" w:hAnsi="Cambria Math"/>
-                        <w:sz w:val="22"/>
-                        <w:szCs w:val="22"/>
-                      </w:rPr>
-                      <m:t>θ</m:t>
-                    </m:r>
-                  </m:e>
-                </m:d>
-                <m:r>
-                  <m:rPr>
-                    <m:sty m:val="p"/>
-                  </m:rPr>
-                  <w:rPr>
-                    <w:rFonts w:ascii="Cambria Math" w:eastAsia="Cambria" w:hAnsi="Cambria Math"/>
-                    <w:sz w:val="22"/>
-                    <w:szCs w:val="22"/>
-                  </w:rPr>
-                  <m:t>sin</m:t>
-                </m:r>
-                <m:d>
-                  <m:dPr>
-                    <m:ctrlPr>
-                      <w:rPr>
-                        <w:rFonts w:ascii="Cambria Math" w:eastAsia="Cambria" w:hAnsi="Cambria Math"/>
-                        <w:sz w:val="22"/>
-                        <w:szCs w:val="22"/>
-                      </w:rPr>
-                    </m:ctrlPr>
-                  </m:dPr>
-                  <m:e>
-                    <m:r>
-                      <w:rPr>
-                        <w:rFonts w:ascii="Cambria Math" w:eastAsia="Cambria" w:hAnsi="Cambria Math"/>
-                        <w:sz w:val="22"/>
-                        <w:szCs w:val="22"/>
-                      </w:rPr>
-                      <m:t>ϕ</m:t>
-                    </m:r>
-                  </m:e>
-                </m:d>
-                <m:r>
-                  <m:rPr>
-                    <m:sty m:val="p"/>
-                  </m:rPr>
-                  <w:rPr>
-                    <w:rFonts w:ascii="Cambria Math" w:eastAsia="Cambria" w:hAnsi="Cambria Math"/>
-                    <w:sz w:val="22"/>
-                    <w:szCs w:val="22"/>
-                  </w:rPr>
-                  <m:t>=</m:t>
-                </m:r>
-                <m:r>
-                  <w:rPr>
-                    <w:rFonts w:ascii="Cambria Math" w:eastAsia="Cambria" w:hAnsi="Cambria Math"/>
-                    <w:sz w:val="22"/>
-                    <w:szCs w:val="22"/>
-                  </w:rPr>
-                  <m:t>2</m:t>
-                </m:r>
-                <m:r>
-                  <m:rPr>
-                    <m:nor/>
-                  </m:rPr>
-                  <w:rPr>
-                    <w:rFonts w:eastAsia="Cambria"/>
-                    <w:sz w:val="22"/>
-                    <w:szCs w:val="22"/>
-                  </w:rPr>
-                  <m:t>Im</m:t>
-                </m:r>
-                <m:d>
-                  <m:dPr>
-                    <m:ctrlPr>
-                      <w:rPr>
-                        <w:rFonts w:ascii="Cambria Math" w:eastAsia="Cambria" w:hAnsi="Cambria Math"/>
-                        <w:sz w:val="22"/>
-                        <w:szCs w:val="22"/>
-                      </w:rPr>
-                    </m:ctrlPr>
-                  </m:dPr>
-                  <m:e>
-                    <m:r>
-                      <w:rPr>
-                        <w:rFonts w:ascii="Cambria Math" w:eastAsia="Cambria" w:hAnsi="Cambria Math"/>
-                        <w:sz w:val="22"/>
-                        <w:szCs w:val="22"/>
-                      </w:rPr>
-                      <m:t>α</m:t>
-                    </m:r>
-                    <m:sSup>
-                      <m:sSupPr>
-                        <m:ctrlPr>
-                          <w:rPr>
-                            <w:rFonts w:ascii="Cambria Math" w:eastAsia="Cambria" w:hAnsi="Cambria Math"/>
-                            <w:sz w:val="22"/>
-                            <w:szCs w:val="22"/>
-                          </w:rPr>
-                        </m:ctrlPr>
-                      </m:sSupPr>
-                      <m:e>
-                        <m:r>
-                          <w:rPr>
-                            <w:rFonts w:ascii="Cambria Math" w:eastAsia="Cambria" w:hAnsi="Cambria Math"/>
-                            <w:sz w:val="22"/>
-                            <w:szCs w:val="22"/>
-                          </w:rPr>
-                          <m:t>β</m:t>
-                        </m:r>
-                      </m:e>
-                      <m:sup>
-                        <m:r>
-                          <m:rPr>
-                            <m:sty m:val="p"/>
-                          </m:rPr>
-                          <w:rPr>
-                            <w:rFonts w:ascii="Cambria Math" w:eastAsia="Cambria" w:hAnsi="Cambria Math"/>
-                            <w:sz w:val="22"/>
-                            <w:szCs w:val="22"/>
-                          </w:rPr>
-                          <m:t>*</m:t>
-                        </m:r>
-                      </m:sup>
-                    </m:sSup>
-                  </m:e>
-                </m:d>
-              </m:e>
-            </m:mr>
-            <m:mr>
-              <m:e>
-                <m:r>
-                  <w:rPr>
-                    <w:rFonts w:ascii="Cambria Math" w:eastAsia="Cambria" w:hAnsi="Cambria Math"/>
-                    <w:sz w:val="22"/>
-                    <w:szCs w:val="22"/>
-                  </w:rPr>
-                  <m:t>z</m:t>
-                </m:r>
-              </m:e>
-              <m:e>
-                <m:r>
-                  <m:rPr>
-                    <m:sty m:val="p"/>
-                  </m:rPr>
-                  <w:rPr>
-                    <w:rFonts w:ascii="Cambria Math" w:eastAsia="Cambria" w:hAnsi="Cambria Math"/>
-                    <w:sz w:val="22"/>
-                    <w:szCs w:val="22"/>
-                  </w:rPr>
-                  <m:t>=cos</m:t>
-                </m:r>
-                <m:d>
-                  <m:dPr>
-                    <m:ctrlPr>
-                      <w:rPr>
-                        <w:rFonts w:ascii="Cambria Math" w:eastAsia="Cambria" w:hAnsi="Cambria Math"/>
-                        <w:sz w:val="22"/>
-                        <w:szCs w:val="22"/>
-                      </w:rPr>
-                    </m:ctrlPr>
-                  </m:dPr>
-                  <m:e>
-                    <m:r>
-                      <w:rPr>
-                        <w:rFonts w:ascii="Cambria Math" w:eastAsia="Cambria" w:hAnsi="Cambria Math"/>
-                        <w:sz w:val="22"/>
-                        <w:szCs w:val="22"/>
-                      </w:rPr>
-                      <m:t>θ</m:t>
-                    </m:r>
-                  </m:e>
-                </m:d>
-                <m:r>
-                  <m:rPr>
-                    <m:sty m:val="p"/>
-                  </m:rPr>
-                  <w:rPr>
-                    <w:rFonts w:ascii="Cambria Math" w:eastAsia="Cambria" w:hAnsi="Cambria Math"/>
-                    <w:sz w:val="22"/>
-                    <w:szCs w:val="22"/>
-                  </w:rPr>
-                  <m:t>=</m:t>
-                </m:r>
-                <m:sSup>
-                  <m:sSupPr>
-                    <m:ctrlPr>
-                      <w:rPr>
-                        <w:rFonts w:ascii="Cambria Math" w:eastAsia="Cambria" w:hAnsi="Cambria Math"/>
-                        <w:sz w:val="22"/>
-                        <w:szCs w:val="22"/>
-                      </w:rPr>
-                    </m:ctrlPr>
-                  </m:sSupPr>
-                  <m:e>
-                    <m:d>
-                      <m:dPr>
-                        <m:begChr m:val="|"/>
-                        <m:endChr m:val="|"/>
-                        <m:ctrlPr>
-                          <w:rPr>
-                            <w:rFonts w:ascii="Cambria Math" w:eastAsia="Cambria" w:hAnsi="Cambria Math"/>
-                            <w:sz w:val="22"/>
-                            <w:szCs w:val="22"/>
-                          </w:rPr>
-                        </m:ctrlPr>
-                      </m:dPr>
-                      <m:e>
-                        <m:r>
-                          <w:rPr>
-                            <w:rFonts w:ascii="Cambria Math" w:eastAsia="Cambria" w:hAnsi="Cambria Math"/>
-                            <w:sz w:val="22"/>
-                            <w:szCs w:val="22"/>
-                          </w:rPr>
-                          <m:t>α</m:t>
-                        </m:r>
-                      </m:e>
-                    </m:d>
-                  </m:e>
-                  <m:sup>
-                    <m:r>
-                      <w:rPr>
-                        <w:rFonts w:ascii="Cambria Math" w:eastAsia="Cambria" w:hAnsi="Cambria Math"/>
-                        <w:sz w:val="22"/>
-                        <w:szCs w:val="22"/>
-                      </w:rPr>
-                      <m:t>2</m:t>
-                    </m:r>
-                  </m:sup>
-                </m:sSup>
-                <m:r>
-                  <m:rPr>
-                    <m:sty m:val="p"/>
-                  </m:rPr>
-                  <w:rPr>
-                    <w:rFonts w:ascii="Cambria Math" w:eastAsia="Cambria" w:hAnsi="Cambria Math"/>
-                    <w:sz w:val="22"/>
-                    <w:szCs w:val="22"/>
-                  </w:rPr>
-                  <m:t>-</m:t>
-                </m:r>
-                <m:sSup>
-                  <m:sSupPr>
-                    <m:ctrlPr>
-                      <w:rPr>
-                        <w:rFonts w:ascii="Cambria Math" w:eastAsia="Cambria" w:hAnsi="Cambria Math"/>
-                        <w:sz w:val="22"/>
-                        <w:szCs w:val="22"/>
-                      </w:rPr>
-                    </m:ctrlPr>
-                  </m:sSupPr>
-                  <m:e>
-                    <m:d>
-                      <m:dPr>
-                        <m:begChr m:val="|"/>
-                        <m:endChr m:val="|"/>
-                        <m:ctrlPr>
-                          <w:rPr>
-                            <w:rFonts w:ascii="Cambria Math" w:eastAsia="Cambria" w:hAnsi="Cambria Math"/>
-                            <w:sz w:val="22"/>
-                            <w:szCs w:val="22"/>
-                          </w:rPr>
-                        </m:ctrlPr>
-                      </m:dPr>
-                      <m:e>
-                        <m:r>
-                          <w:rPr>
-                            <w:rFonts w:ascii="Cambria Math" w:eastAsia="Cambria" w:hAnsi="Cambria Math"/>
-                            <w:sz w:val="22"/>
-                            <w:szCs w:val="22"/>
-                          </w:rPr>
-                          <m:t>β</m:t>
-                        </m:r>
-                      </m:e>
-                    </m:d>
-                  </m:e>
-                  <m:sup>
-                    <m:r>
-                      <w:rPr>
-                        <w:rFonts w:ascii="Cambria Math" w:eastAsia="Cambria" w:hAnsi="Cambria Math"/>
-                        <w:sz w:val="22"/>
-                        <w:szCs w:val="22"/>
-                      </w:rPr>
-                      <m:t>2</m:t>
-                    </m:r>
-                  </m:sup>
-                </m:sSup>
-              </m:e>
-            </m:mr>
-          </m:m>
-        </m:oMath>
-      </m:oMathPara>
-    </w:p>
-    <w:p>
-      <w:pPr>
-        <w:pStyle w:val="Cmsor3"/>
-      </w:pPr>
-      <w:bookmarkStart w:id="9" w:name="kvantumkapuk-és-unitér-mátrixok"/>
-      <w:bookmarkEnd w:id="8"/>
-      <w:r>
-        <w:t>5.3 Kvantumkapuk és Unitér Mátrixok</w:t>
-      </w:r>
-    </w:p>
-    <w:p>
-      <w:pPr>
-        <w:rPr>
-          <w:rFonts w:eastAsia="Cambria"/>
-        </w:rPr>
-      </w:pPr>
-      <w:r>
-        <w:rPr>
-          <w:rFonts w:eastAsia="Cambria"/>
-        </w:rPr>
-        <w:t xml:space="preserve">A zárt kvantumrendszerek időfejlődése unitér operátorokkal írható le. A szimulátorban alkalmazott logikai kapuk </w:t>
-      </w:r>
-      <m:oMath>
-        <m:r>
-          <w:rPr>
-            <w:rFonts w:ascii="Cambria Math" w:eastAsia="Cambria" w:hAnsi="Cambria Math"/>
-          </w:rPr>
-          <m:t>2</m:t>
-        </m:r>
-        <m:r>
-          <m:rPr>
-            <m:sty m:val="p"/>
-          </m:rPr>
-          <w:rPr>
-            <w:rFonts w:ascii="Cambria Math" w:eastAsia="Cambria" w:hAnsi="Cambria Math"/>
-          </w:rPr>
-          <m:t>×</m:t>
-        </m:r>
-        <m:r>
-          <w:rPr>
-            <w:rFonts w:ascii="Cambria Math" w:eastAsia="Cambria" w:hAnsi="Cambria Math"/>
-          </w:rPr>
-          <m:t>2</m:t>
-        </m:r>
-      </m:oMath>
-      <w:r>
-        <w:rPr>
-          <w:rFonts w:eastAsia="Cambria"/>
-        </w:rPr>
-        <w:t>-es unitér mátrixok (</w:t>
-      </w:r>
-      <m:oMath>
-        <m:r>
-          <w:rPr>
-            <w:rFonts w:ascii="Cambria Math" w:eastAsia="Cambria" w:hAnsi="Cambria Math"/>
-          </w:rPr>
-          <m:t>U</m:t>
-        </m:r>
-      </m:oMath>
-      <w:r>
-        <w:rPr>
-          <w:rFonts w:eastAsia="Cambria"/>
-        </w:rPr>
-        <w:t xml:space="preserve">), amelyekre igaz, hogy </w:t>
-      </w:r>
-      <m:oMath>
-        <m:sSup>
-          <m:sSupPr>
-            <m:ctrlPr>
-              <w:rPr>
-                <w:rFonts w:ascii="Cambria Math" w:eastAsia="Cambria" w:hAnsi="Cambria Math"/>
-              </w:rPr>
-            </m:ctrlPr>
-          </m:sSupPr>
-          <m:e>
-            <m:r>
-              <w:rPr>
-                <w:rFonts w:ascii="Cambria Math" w:eastAsia="Cambria" w:hAnsi="Cambria Math"/>
-              </w:rPr>
-              <m:t>U</m:t>
-            </m:r>
-          </m:e>
-          <m:sup>
-            <m:r>
-              <m:rPr>
-                <m:sty m:val="p"/>
-              </m:rPr>
-              <w:rPr>
-                <w:rFonts w:ascii="Cambria Math" w:eastAsia="Cambria" w:hAnsi="Cambria Math"/>
-              </w:rPr>
-              <m:t>†</m:t>
-            </m:r>
-          </m:sup>
-        </m:sSup>
-        <m:r>
-          <w:rPr>
-            <w:rFonts w:ascii="Cambria Math" w:eastAsia="Cambria" w:hAnsi="Cambria Math"/>
-          </w:rPr>
-          <m:t>U</m:t>
-        </m:r>
-        <m:r>
-          <m:rPr>
-            <m:sty m:val="p"/>
-          </m:rPr>
-          <w:rPr>
-            <w:rFonts w:ascii="Cambria Math" w:eastAsia="Cambria" w:hAnsi="Cambria Math"/>
-          </w:rPr>
-          <m:t>=</m:t>
-        </m:r>
-        <m:r>
-          <w:rPr>
-            <w:rFonts w:ascii="Cambria Math" w:eastAsia="Cambria" w:hAnsi="Cambria Math"/>
-          </w:rPr>
-          <m:t>I</m:t>
-        </m:r>
-      </m:oMath>
-      <w:r>
-        <w:rPr>
-          <w:rFonts w:eastAsia="Cambria"/>
-        </w:rPr>
-        <w:t xml:space="preserve">, ahol </w:t>
-      </w:r>
-      <m:oMath>
-        <m:sSup>
-          <m:sSupPr>
-            <m:ctrlPr>
-              <w:rPr>
-                <w:rFonts w:ascii="Cambria Math" w:eastAsia="Cambria" w:hAnsi="Cambria Math"/>
-              </w:rPr>
-            </m:ctrlPr>
-          </m:sSupPr>
-          <m:e>
-            <m:r>
-              <w:rPr>
-                <w:rFonts w:ascii="Cambria Math" w:eastAsia="Cambria" w:hAnsi="Cambria Math"/>
-              </w:rPr>
-              <m:t>U</m:t>
-            </m:r>
-          </m:e>
-          <m:sup>
-            <m:r>
-              <m:rPr>
-                <m:sty m:val="p"/>
-              </m:rPr>
-              <w:rPr>
-                <w:rFonts w:ascii="Cambria Math" w:eastAsia="Cambria" w:hAnsi="Cambria Math"/>
-              </w:rPr>
-              <m:t>†</m:t>
-            </m:r>
-          </m:sup>
-        </m:sSup>
-      </m:oMath>
-      <w:r>
-        <w:rPr>
-          <w:rFonts w:eastAsia="Cambria"/>
-        </w:rPr>
-        <w:t xml:space="preserve"> a mátrix adjungáltja (transzponált konjugáltja).</w:t>
-      </w:r>
-    </w:p>
-    <w:p>
-      <w:pPr>
-        <w:pStyle w:val="Cmsor3"/>
-      </w:pPr>
-      <w:bookmarkStart w:id="10" w:name="pauli-mátrixok"/>
-      <w:r>
-        <w:lastRenderedPageBreak/>
-        <w:t>5.3.1 Pauli-mátrixok</w:t>
-      </w:r>
-    </w:p>
-    <w:p>
-      <w:pPr>
-        <w:spacing w:before="180" w:after="180" w:line="240" w:lineRule="auto"/>
-        <w:ind w:left="227" w:firstLine="0"/>
-        <w:jc w:val="left"/>
-        <w:rPr>
-          <w:rFonts w:eastAsia="Cambria"/>
-          <w:sz w:val="22"/>
-          <w:szCs w:val="22"/>
-        </w:rPr>
-      </w:pPr>
-      <w:r>
-        <w:rPr>
-          <w:rFonts w:eastAsia="Cambria"/>
-          <w:sz w:val="22"/>
-          <w:szCs w:val="22"/>
-        </w:rPr>
-        <w:t>A Pauli-mátrixok a Bloch-gömb tengelyei körüli 180 fokos (</w:t>
-      </w:r>
-      <m:oMath>
-        <m:r>
-          <w:rPr>
-            <w:rFonts w:ascii="Cambria Math" w:eastAsia="Cambria" w:hAnsi="Cambria Math"/>
-            <w:sz w:val="22"/>
-            <w:szCs w:val="22"/>
-          </w:rPr>
-          <m:t>π</m:t>
-        </m:r>
-      </m:oMath>
-      <w:r>
-        <w:rPr>
-          <w:rFonts w:eastAsia="Cambria"/>
-          <w:sz w:val="22"/>
-          <w:szCs w:val="22"/>
-        </w:rPr>
-        <w:t xml:space="preserve"> radián) forgatásoknak felelnek meg:</w:t>
-      </w:r>
-    </w:p>
-    <w:p>
-      <w:pPr>
-        <w:spacing w:before="180" w:after="180" w:line="240" w:lineRule="auto"/>
-        <w:ind w:left="227" w:firstLine="0"/>
-        <w:jc w:val="left"/>
-        <w:rPr>
-          <w:rFonts w:eastAsia="Cambria"/>
-          <w:sz w:val="22"/>
-          <w:szCs w:val="22"/>
-        </w:rPr>
-      </w:pPr>
-      <w:r>
-        <w:rPr>
-          <w:rFonts w:eastAsia="Cambria"/>
-          <w:b/>
-          <w:bCs/>
-          <w:sz w:val="22"/>
-          <w:szCs w:val="22"/>
-        </w:rPr>
-        <w:t>Pauli-X (NOT kapu):</w:t>
-      </w:r>
-      <w:r>
-        <w:rPr>
-          <w:rFonts w:eastAsia="Cambria"/>
-          <w:sz w:val="22"/>
-          <w:szCs w:val="22"/>
-        </w:rPr>
-        <w:t xml:space="preserve"> Megcseréli a bázisállapotok amplitúdóit.  X =</w:t>
-      </w:r>
-      <w:r>
-        <w:rPr>
-          <w:rFonts w:eastAsia="Cambria"/>
-          <w:sz w:val="22"/>
-          <w:szCs w:val="22"/>
-        </w:rPr>
-        <w:t xml:space="preserve"> </w:t>
-      </w:r>
-      <m:oMath>
-        <m:d>
-          <m:dPr>
-            <m:ctrlPr>
-              <w:rPr>
-                <w:rFonts w:ascii="Cambria Math" w:eastAsia="Cambria" w:hAnsi="Cambria Math"/>
-                <w:sz w:val="22"/>
-                <w:szCs w:val="22"/>
-              </w:rPr>
-            </m:ctrlPr>
-          </m:dPr>
-          <m:e>
-            <m:m>
-              <m:mPr>
-                <m:plcHide m:val="1"/>
                 <m:mcs>
                   <m:mc>
                     <m:mcPr>
@@ -3508,9 +4298,8 @@
                 </m:mcs>
                 <m:ctrlPr>
                   <w:rPr>
-                    <w:rFonts w:ascii="Cambria Math" w:eastAsia="Cambria" w:hAnsi="Cambria Math"/>
-                    <w:sz w:val="22"/>
-                    <w:szCs w:val="22"/>
+                    <w:rFonts w:ascii="Cambria Math" w:hAnsi="Cambria Math"/>
+                    <w:lang w:eastAsia="hu-HU"/>
                   </w:rPr>
                 </m:ctrlPr>
               </m:mPr>
@@ -3518,19 +4307,17 @@
                 <m:e>
                   <m:r>
                     <w:rPr>
-                      <w:rFonts w:ascii="Cambria Math" w:eastAsia="Cambria" w:hAnsi="Cambria Math"/>
-                      <w:sz w:val="22"/>
-                      <w:szCs w:val="22"/>
+                      <w:rFonts w:ascii="Cambria Math" w:hAnsi="Cambria Math"/>
+                      <w:lang w:eastAsia="hu-HU"/>
                     </w:rPr>
-                    <m:t>0</m:t>
+                    <m:t>1</m:t>
                   </m:r>
                 </m:e>
                 <m:e>
                   <m:r>
                     <w:rPr>
-                      <w:rFonts w:ascii="Cambria Math" w:eastAsia="Cambria" w:hAnsi="Cambria Math"/>
-                      <w:sz w:val="22"/>
-                      <w:szCs w:val="22"/>
+                      <w:rFonts w:ascii="Cambria Math" w:hAnsi="Cambria Math"/>
+                      <w:lang w:eastAsia="hu-HU"/>
                     </w:rPr>
                     <m:t>1</m:t>
                   </m:r>
@@ -3540,9 +4327,8 @@
                 <m:e>
                   <m:r>
                     <w:rPr>
-                      <w:rFonts w:ascii="Cambria Math" w:eastAsia="Cambria" w:hAnsi="Cambria Math"/>
-                      <w:sz w:val="22"/>
-                      <w:szCs w:val="22"/>
+                      <w:rFonts w:ascii="Cambria Math" w:hAnsi="Cambria Math"/>
+                      <w:lang w:eastAsia="hu-HU"/>
                     </w:rPr>
                     <m:t>1</m:t>
                   </m:r>
@@ -3550,161 +4336,10 @@
                 <m:e>
                   <m:r>
                     <w:rPr>
-                      <w:rFonts w:ascii="Cambria Math" w:eastAsia="Cambria" w:hAnsi="Cambria Math"/>
-                      <w:sz w:val="22"/>
-                      <w:szCs w:val="22"/>
+                      <w:rFonts w:ascii="Cambria Math" w:hAnsi="Cambria Math"/>
+                      <w:lang w:eastAsia="hu-HU"/>
                     </w:rPr>
-                    <m:t>0</m:t>
-                  </m:r>
-                </m:e>
-              </m:mr>
-            </m:m>
-          </m:e>
-        </m:d>
-      </m:oMath>
-      <w:r>
-        <w:rPr>
-          <w:rFonts w:eastAsia="Cambria"/>
-          <w:sz w:val="22"/>
-          <w:szCs w:val="22"/>
-        </w:rPr>
-        <w:t>, X</w:t>
-      </w:r>
-      <m:oMath>
-        <m:d>
-          <m:dPr>
-            <m:ctrlPr>
-              <w:rPr>
-                <w:rFonts w:ascii="Cambria Math" w:eastAsia="Cambria" w:hAnsi="Cambria Math"/>
-                <w:sz w:val="22"/>
-                <w:szCs w:val="22"/>
-              </w:rPr>
-            </m:ctrlPr>
-          </m:dPr>
-          <m:e>
-            <m:m>
-              <m:mPr>
-                <m:plcHide m:val="1"/>
-                <m:mcs>
-                  <m:mc>
-                    <m:mcPr>
-                      <m:count m:val="1"/>
-                      <m:mcJc m:val="center"/>
-                    </m:mcPr>
-                  </m:mc>
-                </m:mcs>
-                <m:ctrlPr>
-                  <w:rPr>
-                    <w:rFonts w:ascii="Cambria Math" w:eastAsia="Cambria" w:hAnsi="Cambria Math"/>
-                    <w:sz w:val="22"/>
-                    <w:szCs w:val="22"/>
-                  </w:rPr>
-                </m:ctrlPr>
-              </m:mPr>
-              <m:mr>
-                <m:e>
-                  <m:r>
-                    <w:rPr>
-                      <w:rFonts w:ascii="Cambria Math" w:eastAsia="Cambria" w:hAnsi="Cambria Math"/>
-                      <w:sz w:val="22"/>
-                      <w:szCs w:val="22"/>
-                    </w:rPr>
-                    <m:t>α</m:t>
-                  </m:r>
-                </m:e>
-              </m:mr>
-              <m:mr>
-                <m:e>
-                  <m:r>
-                    <w:rPr>
-                      <w:rFonts w:ascii="Cambria Math" w:eastAsia="Cambria" w:hAnsi="Cambria Math"/>
-                      <w:sz w:val="22"/>
-                      <w:szCs w:val="22"/>
-                    </w:rPr>
-                    <m:t>β</m:t>
-                  </m:r>
-                </m:e>
-              </m:mr>
-            </m:m>
-          </m:e>
-        </m:d>
-      </m:oMath>
-      <w:r>
-        <w:rPr>
-          <w:rFonts w:eastAsia="Cambria"/>
-          <w:sz w:val="22"/>
-          <w:szCs w:val="22"/>
-        </w:rPr>
-        <w:t xml:space="preserve"> </w:t>
-      </w:r>
-      <w:r>
-        <w:rPr>
-          <w:rFonts w:eastAsia="Cambria"/>
-          <w:sz w:val="22"/>
-          <w:szCs w:val="22"/>
-        </w:rPr>
-        <w:t>=</w:t>
-      </w:r>
-      <m:oMath>
-        <m:r>
-          <w:rPr>
-            <w:rFonts w:ascii="Cambria Math" w:eastAsia="Cambria" w:hAnsi="Cambria Math"/>
-            <w:sz w:val="22"/>
-            <w:szCs w:val="22"/>
-          </w:rPr>
-          <m:t xml:space="preserve"> </m:t>
-        </m:r>
-        <m:d>
-          <m:dPr>
-            <m:ctrlPr>
-              <w:rPr>
-                <w:rFonts w:ascii="Cambria Math" w:eastAsia="Cambria" w:hAnsi="Cambria Math"/>
-                <w:sz w:val="22"/>
-                <w:szCs w:val="22"/>
-              </w:rPr>
-            </m:ctrlPr>
-          </m:dPr>
-          <m:e>
-            <m:m>
-              <m:mPr>
-                <m:plcHide m:val="1"/>
-                <m:mcs>
-                  <m:mc>
-                    <m:mcPr>
-                      <m:count m:val="1"/>
-                      <m:mcJc m:val="center"/>
-                    </m:mcPr>
-                  </m:mc>
-                </m:mcs>
-                <m:ctrlPr>
-                  <w:rPr>
-                    <w:rFonts w:ascii="Cambria Math" w:eastAsia="Cambria" w:hAnsi="Cambria Math"/>
-                    <w:sz w:val="22"/>
-                    <w:szCs w:val="22"/>
-                  </w:rPr>
-                </m:ctrlPr>
-              </m:mPr>
-              <m:mr>
-                <m:e>
-                  <m:r>
-                    <w:rPr>
-                      <w:rFonts w:ascii="Cambria Math" w:eastAsia="Cambria" w:hAnsi="Cambria Math"/>
-                      <w:sz w:val="22"/>
-                      <w:szCs w:val="22"/>
-                    </w:rPr>
-                    <m:t>β</m:t>
-                  </m:r>
-                </m:e>
-              </m:mr>
-              <m:mr>
-                <m:e>
-                  <m:r>
-                    <w:rPr>
-                      <w:rFonts w:ascii="Cambria Math" w:eastAsia="Cambria" w:hAnsi="Cambria Math"/>
-                      <w:sz w:val="22"/>
-                      <w:szCs w:val="22"/>
-                    </w:rPr>
-                    <m:t>α</m:t>
+                    <m:t>-1</m:t>
                   </m:r>
                 </m:e>
               </m:mr>
@@ -3715,56 +4350,51 @@
     </w:p>
     <w:p>
       <w:pPr>
-        <w:spacing w:before="180" w:after="180" w:line="240" w:lineRule="auto"/>
-        <w:ind w:left="227" w:firstLine="0"/>
+        <w:numPr>
+          <w:ilvl w:val="0"/>
+          <w:numId w:val="33"/>
+        </w:numPr>
+        <w:spacing w:line="240" w:lineRule="auto"/>
+        <w:ind w:left="714" w:hanging="357"/>
         <w:jc w:val="left"/>
         <w:rPr>
-          <w:rFonts w:eastAsia="Cambria"/>
-          <w:sz w:val="22"/>
-          <w:szCs w:val="22"/>
-        </w:rPr>
-      </w:pPr>
-      <w:r>
-        <w:rPr>
-          <w:rFonts w:eastAsia="Cambria"/>
+          <w:lang w:eastAsia="hu-HU"/>
+        </w:rPr>
+      </w:pPr>
+      <w:r>
+        <w:rPr>
           <w:b/>
           <w:bCs/>
-          <w:sz w:val="22"/>
-          <w:szCs w:val="22"/>
-        </w:rPr>
-        <w:t>Pauli-Y:</w:t>
-      </w:r>
-      <w:r>
-        <w:rPr>
-          <w:rFonts w:eastAsia="Cambria"/>
-          <w:sz w:val="22"/>
-          <w:szCs w:val="22"/>
-        </w:rPr>
-        <w:t xml:space="preserve"> Kombinált bit- és fáziscsere. $ Y =</w:t>
-      </w:r>
-      <w:r>
-        <w:rPr>
-          <w:rFonts w:eastAsia="Cambria"/>
-          <w:sz w:val="22"/>
-          <w:szCs w:val="22"/>
+          <w:lang w:eastAsia="hu-HU"/>
+        </w:rPr>
+        <w:t>Fázis-kapu (S):</w:t>
+      </w:r>
+      <w:r>
+        <w:rPr>
+          <w:lang w:eastAsia="hu-HU"/>
         </w:rPr>
         <w:t xml:space="preserve"> </w:t>
       </w:r>
       <m:oMath>
+        <m:r>
+          <w:rPr>
+            <w:rFonts w:ascii="Cambria Math" w:hAnsi="Cambria Math"/>
+            <w:lang w:eastAsia="hu-HU"/>
+          </w:rPr>
+          <m:t>S=</m:t>
+        </m:r>
         <m:d>
           <m:dPr>
             <m:ctrlPr>
               <w:rPr>
-                <w:rFonts w:ascii="Cambria Math" w:eastAsia="Cambria" w:hAnsi="Cambria Math"/>
-                <w:sz w:val="22"/>
-                <w:szCs w:val="22"/>
+                <w:rFonts w:ascii="Cambria Math" w:hAnsi="Cambria Math"/>
+                <w:lang w:eastAsia="hu-HU"/>
               </w:rPr>
             </m:ctrlPr>
           </m:dPr>
           <m:e>
             <m:m>
               <m:mPr>
-                <m:plcHide m:val="1"/>
                 <m:mcs>
                   <m:mc>
                     <m:mcPr>
@@ -3775,9 +4405,8 @@
                 </m:mcs>
                 <m:ctrlPr>
                   <w:rPr>
-                    <w:rFonts w:ascii="Cambria Math" w:eastAsia="Cambria" w:hAnsi="Cambria Math"/>
-                    <w:sz w:val="22"/>
-                    <w:szCs w:val="22"/>
+                    <w:rFonts w:ascii="Cambria Math" w:hAnsi="Cambria Math"/>
+                    <w:lang w:eastAsia="hu-HU"/>
                   </w:rPr>
                 </m:ctrlPr>
               </m:mPr>
@@ -3785,195 +4414,8 @@
                 <m:e>
                   <m:r>
                     <w:rPr>
-                      <w:rFonts w:ascii="Cambria Math" w:eastAsia="Cambria" w:hAnsi="Cambria Math"/>
-                      <w:sz w:val="22"/>
-                      <w:szCs w:val="22"/>
-                    </w:rPr>
-                    <m:t>0</m:t>
-                  </m:r>
-                </m:e>
-                <m:e>
-                  <m:r>
-                    <m:rPr>
-                      <m:sty m:val="p"/>
-                    </m:rPr>
-                    <w:rPr>
-                      <w:rFonts w:ascii="Cambria Math" w:eastAsia="Cambria" w:hAnsi="Cambria Math"/>
-                      <w:sz w:val="22"/>
-                      <w:szCs w:val="22"/>
-                    </w:rPr>
-                    <m:t>-</m:t>
-                  </m:r>
-                  <m:r>
-                    <w:rPr>
-                      <w:rFonts w:ascii="Cambria Math" w:eastAsia="Cambria" w:hAnsi="Cambria Math"/>
-                      <w:sz w:val="22"/>
-                      <w:szCs w:val="22"/>
-                    </w:rPr>
-                    <m:t>i</m:t>
-                  </m:r>
-                </m:e>
-              </m:mr>
-              <m:mr>
-                <m:e>
-                  <m:r>
-                    <w:rPr>
-                      <w:rFonts w:ascii="Cambria Math" w:eastAsia="Cambria" w:hAnsi="Cambria Math"/>
-                      <w:sz w:val="22"/>
-                      <w:szCs w:val="22"/>
-                    </w:rPr>
-                    <m:t>i</m:t>
-                  </m:r>
-                </m:e>
-                <m:e>
-                  <m:r>
-                    <w:rPr>
-                      <w:rFonts w:ascii="Cambria Math" w:eastAsia="Cambria" w:hAnsi="Cambria Math"/>
-                      <w:sz w:val="22"/>
-                      <w:szCs w:val="22"/>
-                    </w:rPr>
-                    <m:t>0</m:t>
-                  </m:r>
-                </m:e>
-              </m:mr>
-            </m:m>
-          </m:e>
-        </m:d>
-      </m:oMath>
-    </w:p>
-    <w:p>
-      <w:pPr>
-        <w:spacing w:before="180" w:after="180" w:line="240" w:lineRule="auto"/>
-        <w:ind w:left="227" w:firstLine="0"/>
-        <w:jc w:val="left"/>
-        <w:rPr>
-          <w:rFonts w:eastAsia="Cambria"/>
-          <w:sz w:val="22"/>
-          <w:szCs w:val="22"/>
-        </w:rPr>
-      </w:pPr>
-      <w:r>
-        <w:rPr>
-          <w:rFonts w:eastAsia="Cambria"/>
-          <w:b/>
-          <w:bCs/>
-          <w:sz w:val="22"/>
-          <w:szCs w:val="22"/>
-        </w:rPr>
-        <w:t>Pauli-Z (Fázis-flip):</w:t>
-      </w:r>
-      <w:r>
-        <w:rPr>
-          <w:rFonts w:eastAsia="Cambria"/>
-          <w:sz w:val="22"/>
-          <w:szCs w:val="22"/>
-        </w:rPr>
-        <w:t xml:space="preserve"> A </w:t>
-      </w:r>
-      <m:oMath>
-        <m:r>
-          <m:rPr>
-            <m:sty m:val="p"/>
-          </m:rPr>
-          <w:rPr>
-            <w:rFonts w:ascii="Cambria Math" w:eastAsia="Cambria" w:hAnsi="Cambria Math"/>
-            <w:sz w:val="22"/>
-            <w:szCs w:val="22"/>
-          </w:rPr>
-          <m:t>|</m:t>
-        </m:r>
-        <m:r>
-          <w:rPr>
-            <w:rFonts w:ascii="Cambria Math" w:eastAsia="Cambria" w:hAnsi="Cambria Math"/>
-            <w:sz w:val="22"/>
-            <w:szCs w:val="22"/>
-          </w:rPr>
-          <m:t>1</m:t>
-        </m:r>
-        <m:r>
-          <m:rPr>
-            <m:sty m:val="p"/>
-          </m:rPr>
-          <w:rPr>
-            <w:rFonts w:ascii="Cambria Math" w:eastAsia="Cambria" w:hAnsi="Cambria Math"/>
-            <w:sz w:val="22"/>
-            <w:szCs w:val="22"/>
-          </w:rPr>
-          <m:t>⟩</m:t>
-        </m:r>
-      </m:oMath>
-      <w:r>
-        <w:rPr>
-          <w:rFonts w:eastAsia="Cambria"/>
-          <w:sz w:val="22"/>
-          <w:szCs w:val="22"/>
-        </w:rPr>
-        <w:t xml:space="preserve"> állapot fázisát </w:t>
-      </w:r>
-      <m:oMath>
-        <m:r>
-          <w:rPr>
-            <w:rFonts w:ascii="Cambria Math" w:eastAsia="Cambria" w:hAnsi="Cambria Math"/>
-            <w:sz w:val="22"/>
-            <w:szCs w:val="22"/>
-          </w:rPr>
-          <m:t>π</m:t>
-        </m:r>
-      </m:oMath>
-      <w:r>
-        <w:rPr>
-          <w:rFonts w:eastAsia="Cambria"/>
-          <w:sz w:val="22"/>
-          <w:szCs w:val="22"/>
-        </w:rPr>
-        <w:t>-vel elforgatja. $ Z =</w:t>
-      </w:r>
-      <m:oMath>
-        <m:r>
-          <w:rPr>
-            <w:rFonts w:ascii="Cambria Math" w:eastAsia="Cambria" w:hAnsi="Cambria Math"/>
-            <w:sz w:val="22"/>
-            <w:szCs w:val="22"/>
-          </w:rPr>
-          <m:t xml:space="preserve"> </m:t>
-        </m:r>
-        <m:d>
-          <m:dPr>
-            <m:ctrlPr>
-              <w:rPr>
-                <w:rFonts w:ascii="Cambria Math" w:eastAsia="Cambria" w:hAnsi="Cambria Math"/>
-                <w:sz w:val="22"/>
-                <w:szCs w:val="22"/>
-              </w:rPr>
-            </m:ctrlPr>
-          </m:dPr>
-          <m:e>
-            <m:m>
-              <m:mPr>
-                <m:plcHide m:val="1"/>
-                <m:mcs>
-                  <m:mc>
-                    <m:mcPr>
-                      <m:count m:val="2"/>
-                      <m:mcJc m:val="center"/>
-                    </m:mcPr>
-                  </m:mc>
-                </m:mcs>
-                <m:ctrlPr>
-                  <w:rPr>
-                    <w:rFonts w:ascii="Cambria Math" w:eastAsia="Cambria" w:hAnsi="Cambria Math"/>
-                    <w:sz w:val="22"/>
-                    <w:szCs w:val="22"/>
-                  </w:rPr>
-                </m:ctrlPr>
-              </m:mPr>
-              <m:mr>
-                <m:e>
-                  <m:r>
-                    <w:rPr>
-                      <w:rFonts w:ascii="Cambria Math" w:eastAsia="Cambria" w:hAnsi="Cambria Math"/>
-                      <w:sz w:val="22"/>
-                      <w:szCs w:val="22"/>
+                      <w:rFonts w:ascii="Cambria Math" w:hAnsi="Cambria Math"/>
+                      <w:lang w:eastAsia="hu-HU"/>
                     </w:rPr>
                     <m:t>1</m:t>
                   </m:r>
@@ -3981,9 +4423,8 @@
                 <m:e>
                   <m:r>
                     <w:rPr>
-                      <w:rFonts w:ascii="Cambria Math" w:eastAsia="Cambria" w:hAnsi="Cambria Math"/>
-                      <w:sz w:val="22"/>
-                      <w:szCs w:val="22"/>
+                      <w:rFonts w:ascii="Cambria Math" w:hAnsi="Cambria Math"/>
+                      <w:lang w:eastAsia="hu-HU"/>
                     </w:rPr>
                     <m:t>0</m:t>
                   </m:r>
@@ -3993,514 +4434,8 @@
                 <m:e>
                   <m:r>
                     <w:rPr>
-                      <w:rFonts w:ascii="Cambria Math" w:eastAsia="Cambria" w:hAnsi="Cambria Math"/>
-                      <w:sz w:val="22"/>
-                      <w:szCs w:val="22"/>
-                    </w:rPr>
-                    <m:t>0</m:t>
-                  </m:r>
-                </m:e>
-                <m:e>
-                  <m:r>
-                    <m:rPr>
-                      <m:sty m:val="p"/>
-                    </m:rPr>
-                    <w:rPr>
-                      <w:rFonts w:ascii="Cambria Math" w:eastAsia="Cambria" w:hAnsi="Cambria Math"/>
-                      <w:sz w:val="22"/>
-                      <w:szCs w:val="22"/>
-                    </w:rPr>
-                    <m:t>-</m:t>
-                  </m:r>
-                  <m:r>
-                    <w:rPr>
-                      <w:rFonts w:ascii="Cambria Math" w:eastAsia="Cambria" w:hAnsi="Cambria Math"/>
-                      <w:sz w:val="22"/>
-                      <w:szCs w:val="22"/>
-                    </w:rPr>
-                    <m:t>1</m:t>
-                  </m:r>
-                </m:e>
-              </m:mr>
-            </m:m>
-          </m:e>
-        </m:d>
-      </m:oMath>
-      <w:r>
-        <w:rPr>
-          <w:rFonts w:eastAsia="Cambria"/>
-          <w:sz w:val="22"/>
-          <w:szCs w:val="22"/>
-        </w:rPr>
-        <w:t>, Z</w:t>
-      </w:r>
-      <m:oMath>
-        <m:d>
-          <m:dPr>
-            <m:ctrlPr>
-              <w:rPr>
-                <w:rFonts w:ascii="Cambria Math" w:eastAsia="Cambria" w:hAnsi="Cambria Math"/>
-                <w:sz w:val="22"/>
-                <w:szCs w:val="22"/>
-              </w:rPr>
-            </m:ctrlPr>
-          </m:dPr>
-          <m:e>
-            <m:m>
-              <m:mPr>
-                <m:plcHide m:val="1"/>
-                <m:mcs>
-                  <m:mc>
-                    <m:mcPr>
-                      <m:count m:val="1"/>
-                      <m:mcJc m:val="center"/>
-                    </m:mcPr>
-                  </m:mc>
-                </m:mcs>
-                <m:ctrlPr>
-                  <w:rPr>
-                    <w:rFonts w:ascii="Cambria Math" w:eastAsia="Cambria" w:hAnsi="Cambria Math"/>
-                    <w:sz w:val="22"/>
-                    <w:szCs w:val="22"/>
-                  </w:rPr>
-                </m:ctrlPr>
-              </m:mPr>
-              <m:mr>
-                <m:e>
-                  <m:r>
-                    <w:rPr>
-                      <w:rFonts w:ascii="Cambria Math" w:eastAsia="Cambria" w:hAnsi="Cambria Math"/>
-                      <w:sz w:val="22"/>
-                      <w:szCs w:val="22"/>
-                    </w:rPr>
-                    <m:t>α</m:t>
-                  </m:r>
-                </m:e>
-              </m:mr>
-              <m:mr>
-                <m:e>
-                  <m:r>
-                    <w:rPr>
-                      <w:rFonts w:ascii="Cambria Math" w:eastAsia="Cambria" w:hAnsi="Cambria Math"/>
-                      <w:sz w:val="22"/>
-                      <w:szCs w:val="22"/>
-                    </w:rPr>
-                    <m:t>β</m:t>
-                  </m:r>
-                </m:e>
-              </m:mr>
-            </m:m>
-          </m:e>
-        </m:d>
-      </m:oMath>
-      <w:r>
-        <w:rPr>
-          <w:rFonts w:eastAsia="Cambria"/>
-          <w:sz w:val="22"/>
-          <w:szCs w:val="22"/>
-        </w:rPr>
-        <w:t xml:space="preserve"> </w:t>
-      </w:r>
-      <w:r>
-        <w:rPr>
-          <w:rFonts w:eastAsia="Cambria"/>
-          <w:sz w:val="22"/>
-          <w:szCs w:val="22"/>
-        </w:rPr>
-        <w:t>=</w:t>
-      </w:r>
-      <w:r>
-        <w:rPr>
-          <w:rFonts w:eastAsia="Cambria"/>
-          <w:sz w:val="22"/>
-          <w:szCs w:val="22"/>
-        </w:rPr>
-        <w:t xml:space="preserve"> </w:t>
-      </w:r>
-      <m:oMath>
-        <m:d>
-          <m:dPr>
-            <m:ctrlPr>
-              <w:rPr>
-                <w:rFonts w:ascii="Cambria Math" w:eastAsia="Cambria" w:hAnsi="Cambria Math"/>
-                <w:sz w:val="22"/>
-                <w:szCs w:val="22"/>
-              </w:rPr>
-            </m:ctrlPr>
-          </m:dPr>
-          <m:e>
-            <m:m>
-              <m:mPr>
-                <m:plcHide m:val="1"/>
-                <m:mcs>
-                  <m:mc>
-                    <m:mcPr>
-                      <m:count m:val="1"/>
-                      <m:mcJc m:val="center"/>
-                    </m:mcPr>
-                  </m:mc>
-                </m:mcs>
-                <m:ctrlPr>
-                  <w:rPr>
-                    <w:rFonts w:ascii="Cambria Math" w:eastAsia="Cambria" w:hAnsi="Cambria Math"/>
-                    <w:sz w:val="22"/>
-                    <w:szCs w:val="22"/>
-                  </w:rPr>
-                </m:ctrlPr>
-              </m:mPr>
-              <m:mr>
-                <m:e>
-                  <m:r>
-                    <w:rPr>
-                      <w:rFonts w:ascii="Cambria Math" w:eastAsia="Cambria" w:hAnsi="Cambria Math"/>
-                      <w:sz w:val="22"/>
-                      <w:szCs w:val="22"/>
-                    </w:rPr>
-                    <m:t>α</m:t>
-                  </m:r>
-                </m:e>
-              </m:mr>
-              <m:mr>
-                <m:e>
-                  <m:r>
-                    <m:rPr>
-                      <m:sty m:val="p"/>
-                    </m:rPr>
-                    <w:rPr>
-                      <w:rFonts w:ascii="Cambria Math" w:eastAsia="Cambria" w:hAnsi="Cambria Math"/>
-                      <w:sz w:val="22"/>
-                      <w:szCs w:val="22"/>
-                    </w:rPr>
-                    <m:t>-</m:t>
-                  </m:r>
-                  <m:r>
-                    <w:rPr>
-                      <w:rFonts w:ascii="Cambria Math" w:eastAsia="Cambria" w:hAnsi="Cambria Math"/>
-                      <w:sz w:val="22"/>
-                      <w:szCs w:val="22"/>
-                    </w:rPr>
-                    <m:t>β</m:t>
-                  </m:r>
-                </m:e>
-              </m:mr>
-            </m:m>
-          </m:e>
-        </m:d>
-      </m:oMath>
-    </w:p>
-    <w:p>
-      <w:pPr>
-        <w:pStyle w:val="Cmsor3"/>
-      </w:pPr>
-      <w:bookmarkStart w:id="11" w:name="clifford-csoport-elemei-és-egyéb-kapuk"/>
-      <w:bookmarkEnd w:id="10"/>
-      <w:r>
-        <w:t xml:space="preserve">5.3.2 </w:t>
-      </w:r>
-      <w:proofErr w:type="spellStart"/>
-      <w:r>
-        <w:t>Clifford</w:t>
-      </w:r>
-      <w:proofErr w:type="spellEnd"/>
-      <w:r>
-        <w:t>-csoport elemei és egyéb kapuk</w:t>
-      </w:r>
-    </w:p>
-    <w:p>
-      <w:pPr>
-        <w:spacing w:before="180" w:after="180" w:line="240" w:lineRule="auto"/>
-        <w:ind w:left="227" w:firstLine="0"/>
-        <w:jc w:val="left"/>
-        <w:rPr>
-          <w:rFonts w:eastAsia="Cambria"/>
-          <w:sz w:val="22"/>
-          <w:szCs w:val="22"/>
-        </w:rPr>
-      </w:pPr>
-      <w:proofErr w:type="spellStart"/>
-      <w:r>
-        <w:rPr>
-          <w:rFonts w:eastAsia="Cambria"/>
-          <w:b/>
-          <w:bCs/>
-          <w:sz w:val="22"/>
-          <w:szCs w:val="22"/>
-        </w:rPr>
-        <w:t>Hadamard</w:t>
-      </w:r>
-      <w:proofErr w:type="spellEnd"/>
-      <w:r>
-        <w:rPr>
-          <w:rFonts w:eastAsia="Cambria"/>
-          <w:b/>
-          <w:bCs/>
-          <w:sz w:val="22"/>
-          <w:szCs w:val="22"/>
-        </w:rPr>
-        <w:t>-kapu (H):</w:t>
-      </w:r>
-      <w:r>
-        <w:rPr>
-          <w:rFonts w:eastAsia="Cambria"/>
-          <w:sz w:val="22"/>
-          <w:szCs w:val="22"/>
-        </w:rPr>
-        <w:t xml:space="preserve"> A szuperpozíció létrehozásának alapvető eszköze. Transzformálja a Z-bázist az X-bázisba (</w:t>
-      </w:r>
-      <m:oMath>
-        <m:d>
-          <m:dPr>
-            <m:begChr m:val="|"/>
-            <m:endChr m:val="|"/>
-            <m:ctrlPr>
-              <w:rPr>
-                <w:rFonts w:ascii="Cambria Math" w:eastAsia="Cambria" w:hAnsi="Cambria Math"/>
-                <w:sz w:val="22"/>
-                <w:szCs w:val="22"/>
-              </w:rPr>
-            </m:ctrlPr>
-          </m:dPr>
-          <m:e>
-            <m:r>
-              <w:rPr>
-                <w:rFonts w:ascii="Cambria Math" w:eastAsia="Cambria" w:hAnsi="Cambria Math"/>
-                <w:sz w:val="22"/>
-                <w:szCs w:val="22"/>
-              </w:rPr>
-              <m:t>0</m:t>
-            </m:r>
-            <m:r>
-              <m:rPr>
-                <m:sty m:val="p"/>
-              </m:rPr>
-              <w:rPr>
-                <w:rFonts w:ascii="Cambria Math" w:eastAsia="Cambria" w:hAnsi="Cambria Math"/>
-                <w:sz w:val="22"/>
-                <w:szCs w:val="22"/>
-              </w:rPr>
-              <m:t>⟩→</m:t>
-            </m:r>
-          </m:e>
-        </m:d>
-        <m:r>
-          <m:rPr>
-            <m:sty m:val="p"/>
-          </m:rPr>
-          <w:rPr>
-            <w:rFonts w:ascii="Cambria Math" w:eastAsia="Cambria" w:hAnsi="Cambria Math"/>
-            <w:sz w:val="22"/>
-            <w:szCs w:val="22"/>
-          </w:rPr>
-          <m:t>+⟩</m:t>
-        </m:r>
-      </m:oMath>
-      <w:r>
-        <w:rPr>
-          <w:rFonts w:eastAsia="Cambria"/>
-          <w:sz w:val="22"/>
-          <w:szCs w:val="22"/>
-        </w:rPr>
-        <w:t xml:space="preserve">).  H = </w:t>
-      </w:r>
-      <m:oMath>
-        <m:d>
-          <m:dPr>
-            <m:ctrlPr>
-              <w:rPr>
-                <w:rFonts w:ascii="Cambria Math" w:eastAsia="Cambria" w:hAnsi="Cambria Math"/>
-                <w:sz w:val="22"/>
-                <w:szCs w:val="22"/>
-              </w:rPr>
-            </m:ctrlPr>
-          </m:dPr>
-          <m:e>
-            <m:m>
-              <m:mPr>
-                <m:plcHide m:val="1"/>
-                <m:mcs>
-                  <m:mc>
-                    <m:mcPr>
-                      <m:count m:val="2"/>
-                      <m:mcJc m:val="center"/>
-                    </m:mcPr>
-                  </m:mc>
-                </m:mcs>
-                <m:ctrlPr>
-                  <w:rPr>
-                    <w:rFonts w:ascii="Cambria Math" w:eastAsia="Cambria" w:hAnsi="Cambria Math"/>
-                    <w:sz w:val="22"/>
-                    <w:szCs w:val="22"/>
-                  </w:rPr>
-                </m:ctrlPr>
-              </m:mPr>
-              <m:mr>
-                <m:e>
-                  <m:r>
-                    <w:rPr>
-                      <w:rFonts w:ascii="Cambria Math" w:eastAsia="Cambria" w:hAnsi="Cambria Math"/>
-                      <w:sz w:val="22"/>
-                      <w:szCs w:val="22"/>
-                    </w:rPr>
-                    <m:t>1</m:t>
-                  </m:r>
-                </m:e>
-                <m:e>
-                  <m:r>
-                    <w:rPr>
-                      <w:rFonts w:ascii="Cambria Math" w:eastAsia="Cambria" w:hAnsi="Cambria Math"/>
-                      <w:sz w:val="22"/>
-                      <w:szCs w:val="22"/>
-                    </w:rPr>
-                    <m:t>1</m:t>
-                  </m:r>
-                </m:e>
-              </m:mr>
-              <m:mr>
-                <m:e>
-                  <m:r>
-                    <w:rPr>
-                      <w:rFonts w:ascii="Cambria Math" w:eastAsia="Cambria" w:hAnsi="Cambria Math"/>
-                      <w:sz w:val="22"/>
-                      <w:szCs w:val="22"/>
-                    </w:rPr>
-                    <m:t>1</m:t>
-                  </m:r>
-                </m:e>
-                <m:e>
-                  <m:r>
-                    <m:rPr>
-                      <m:sty m:val="p"/>
-                    </m:rPr>
-                    <w:rPr>
-                      <w:rFonts w:ascii="Cambria Math" w:eastAsia="Cambria" w:hAnsi="Cambria Math"/>
-                      <w:sz w:val="22"/>
-                      <w:szCs w:val="22"/>
-                    </w:rPr>
-                    <m:t>-</m:t>
-                  </m:r>
-                  <m:r>
-                    <w:rPr>
-                      <w:rFonts w:ascii="Cambria Math" w:eastAsia="Cambria" w:hAnsi="Cambria Math"/>
-                      <w:sz w:val="22"/>
-                      <w:szCs w:val="22"/>
-                    </w:rPr>
-                    <m:t>1</m:t>
-                  </m:r>
-                </m:e>
-              </m:mr>
-            </m:m>
-          </m:e>
-        </m:d>
-      </m:oMath>
-    </w:p>
-    <w:p>
-      <w:pPr>
-        <w:spacing w:before="180" w:after="180" w:line="240" w:lineRule="auto"/>
-        <w:ind w:left="227" w:firstLine="0"/>
-        <w:jc w:val="left"/>
-        <w:rPr>
-          <w:rFonts w:eastAsia="Cambria"/>
-        </w:rPr>
-      </w:pPr>
-      <w:r>
-        <w:rPr>
-          <w:rFonts w:eastAsia="Cambria"/>
-          <w:b/>
-          <w:bCs/>
-        </w:rPr>
-        <w:t>Fázis-kapu (S):</w:t>
-      </w:r>
-      <w:r>
-        <w:rPr>
-          <w:rFonts w:eastAsia="Cambria"/>
-        </w:rPr>
-        <w:t xml:space="preserve"> A Bloch-vektort 90 fokkal (</w:t>
-      </w:r>
-      <m:oMath>
-        <m:r>
-          <w:rPr>
-            <w:rFonts w:ascii="Cambria Math" w:eastAsia="Cambria" w:hAnsi="Cambria Math"/>
-          </w:rPr>
-          <m:t>π</m:t>
-        </m:r>
-        <m:r>
-          <m:rPr>
-            <m:sty m:val="p"/>
-          </m:rPr>
-          <w:rPr>
-            <w:rFonts w:ascii="Cambria Math" w:eastAsia="Cambria" w:hAnsi="Cambria Math"/>
-          </w:rPr>
-          <m:t>/</m:t>
-        </m:r>
-        <m:r>
-          <w:rPr>
-            <w:rFonts w:ascii="Cambria Math" w:eastAsia="Cambria" w:hAnsi="Cambria Math"/>
-          </w:rPr>
-          <m:t>2</m:t>
-        </m:r>
-      </m:oMath>
-      <w:r>
-        <w:rPr>
-          <w:rFonts w:eastAsia="Cambria"/>
-        </w:rPr>
-        <w:t>) forgatja a Z-tengely körül.  S =</w:t>
-      </w:r>
-      <m:oMath>
-        <m:r>
-          <w:rPr>
-            <w:rFonts w:ascii="Cambria Math" w:eastAsia="Cambria" w:hAnsi="Cambria Math"/>
-          </w:rPr>
-          <m:t xml:space="preserve"> </m:t>
-        </m:r>
-        <m:d>
-          <m:dPr>
-            <m:ctrlPr>
-              <w:rPr>
-                <w:rFonts w:ascii="Cambria Math" w:eastAsia="Cambria" w:hAnsi="Cambria Math"/>
-              </w:rPr>
-            </m:ctrlPr>
-          </m:dPr>
-          <m:e>
-            <m:m>
-              <m:mPr>
-                <m:plcHide m:val="1"/>
-                <m:mcs>
-                  <m:mc>
-                    <m:mcPr>
-                      <m:count m:val="2"/>
-                      <m:mcJc m:val="center"/>
-                    </m:mcPr>
-                  </m:mc>
-                </m:mcs>
-                <m:ctrlPr>
-                  <w:rPr>
-                    <w:rFonts w:ascii="Cambria Math" w:eastAsia="Cambria" w:hAnsi="Cambria Math"/>
-                  </w:rPr>
-                </m:ctrlPr>
-              </m:mPr>
-              <m:mr>
-                <m:e>
-                  <m:r>
-                    <w:rPr>
-                      <w:rFonts w:ascii="Cambria Math" w:eastAsia="Cambria" w:hAnsi="Cambria Math"/>
-                    </w:rPr>
-                    <m:t>1</m:t>
-                  </m:r>
-                </m:e>
-                <m:e>
-                  <m:r>
-                    <w:rPr>
-                      <w:rFonts w:ascii="Cambria Math" w:eastAsia="Cambria" w:hAnsi="Cambria Math"/>
-                    </w:rPr>
-                    <m:t>0</m:t>
-                  </m:r>
-                </m:e>
-              </m:mr>
-              <m:mr>
-                <m:e>
-                  <m:r>
-                    <w:rPr>
-                      <w:rFonts w:ascii="Cambria Math" w:eastAsia="Cambria" w:hAnsi="Cambria Math"/>
+                      <w:rFonts w:ascii="Cambria Math" w:hAnsi="Cambria Math"/>
+                      <w:lang w:eastAsia="hu-HU"/>
                     </w:rPr>
                     <m:t>0</m:t>
                   </m:r>
@@ -4508,7 +4443,8 @@
                 <m:e>
                   <m:r>
                     <w:rPr>
-                      <w:rFonts w:ascii="Cambria Math" w:eastAsia="Cambria" w:hAnsi="Cambria Math"/>
+                      <w:rFonts w:ascii="Cambria Math" w:hAnsi="Cambria Math"/>
+                      <w:lang w:eastAsia="hu-HU"/>
                     </w:rPr>
                     <m:t>i</m:t>
                   </m:r>
@@ -4521,75 +4457,68 @@
     </w:p>
     <w:p>
       <w:pPr>
-        <w:spacing w:before="180" w:after="180" w:line="240" w:lineRule="auto"/>
-        <w:ind w:left="227" w:firstLine="0"/>
+        <w:numPr>
+          <w:ilvl w:val="0"/>
+          <w:numId w:val="33"/>
+        </w:numPr>
+        <w:spacing w:after="100" w:afterAutospacing="1" w:line="240" w:lineRule="auto"/>
+        <w:ind w:left="714" w:hanging="357"/>
         <w:jc w:val="left"/>
         <w:rPr>
-          <w:rFonts w:eastAsia="Cambria"/>
-        </w:rPr>
-      </w:pPr>
-      <w:r>
-        <w:rPr>
-          <w:rFonts w:eastAsia="Cambria"/>
+          <w:lang w:eastAsia="hu-HU"/>
+        </w:rPr>
+      </w:pPr>
+      <w:r>
+        <w:rPr>
           <w:b/>
           <w:bCs/>
-        </w:rPr>
-        <w:t>T-kapu:</w:t>
-      </w:r>
-      <w:r>
-        <w:rPr>
-          <w:rFonts w:eastAsia="Cambria"/>
-        </w:rPr>
-        <w:t xml:space="preserve"> A Bloch-vektort 45 fokkal (</w:t>
+          <w:lang w:eastAsia="hu-HU"/>
+        </w:rPr>
+        <w:t>T-kapu (</w:t>
       </w:r>
       <m:oMath>
         <m:r>
           <w:rPr>
-            <w:rFonts w:ascii="Cambria Math" w:eastAsia="Cambria" w:hAnsi="Cambria Math"/>
+            <w:rFonts w:ascii="Cambria Math" w:hAnsi="Cambria Math"/>
+            <w:lang w:eastAsia="hu-HU"/>
           </w:rPr>
-          <m:t>π</m:t>
+          <m:t>π/8</m:t>
         </m:r>
-        <m:r>
-          <m:rPr>
-            <m:sty m:val="p"/>
-          </m:rPr>
-          <w:rPr>
-            <w:rFonts w:ascii="Cambria Math" w:eastAsia="Cambria" w:hAnsi="Cambria Math"/>
-          </w:rPr>
-          <m:t>/</m:t>
-        </m:r>
+      </m:oMath>
+      <w:r>
+        <w:rPr>
+          <w:b/>
+          <w:bCs/>
+          <w:lang w:eastAsia="hu-HU"/>
+        </w:rPr>
+        <w:t>):</w:t>
+      </w:r>
+      <w:r>
+        <w:rPr>
+          <w:lang w:eastAsia="hu-HU"/>
+        </w:rPr>
+        <w:t xml:space="preserve"> </w:t>
+      </w:r>
+      <m:oMath>
         <m:r>
           <w:rPr>
-            <w:rFonts w:ascii="Cambria Math" w:eastAsia="Cambria" w:hAnsi="Cambria Math"/>
+            <w:rFonts w:ascii="Cambria Math" w:hAnsi="Cambria Math"/>
+            <w:lang w:eastAsia="hu-HU"/>
           </w:rPr>
-          <m:t>4</m:t>
+          <m:t>T=</m:t>
         </m:r>
-      </m:oMath>
-      <w:r>
-        <w:rPr>
-          <w:rFonts w:eastAsia="Cambria"/>
-        </w:rPr>
-        <w:t>) forgatja a Z-tengely körül.  T =</w:t>
-      </w:r>
-      <w:r>
-        <w:rPr>
-          <w:rFonts w:eastAsia="Cambria"/>
-        </w:rPr>
-        <w:t xml:space="preserve"> </w:t>
-      </w:r>
-      <m:oMath>
         <m:d>
           <m:dPr>
             <m:ctrlPr>
               <w:rPr>
-                <w:rFonts w:ascii="Cambria Math" w:eastAsia="Cambria" w:hAnsi="Cambria Math"/>
+                <w:rFonts w:ascii="Cambria Math" w:hAnsi="Cambria Math"/>
+                <w:lang w:eastAsia="hu-HU"/>
               </w:rPr>
             </m:ctrlPr>
           </m:dPr>
           <m:e>
             <m:m>
               <m:mPr>
-                <m:plcHide m:val="1"/>
                 <m:mcs>
                   <m:mc>
                     <m:mcPr>
@@ -4600,7 +4529,8 @@
                 </m:mcs>
                 <m:ctrlPr>
                   <w:rPr>
-                    <w:rFonts w:ascii="Cambria Math" w:eastAsia="Cambria" w:hAnsi="Cambria Math"/>
+                    <w:rFonts w:ascii="Cambria Math" w:hAnsi="Cambria Math"/>
+                    <w:lang w:eastAsia="hu-HU"/>
                   </w:rPr>
                 </m:ctrlPr>
               </m:mPr>
@@ -4608,7 +4538,8 @@
                 <m:e>
                   <m:r>
                     <w:rPr>
-                      <w:rFonts w:ascii="Cambria Math" w:eastAsia="Cambria" w:hAnsi="Cambria Math"/>
+                      <w:rFonts w:ascii="Cambria Math" w:hAnsi="Cambria Math"/>
+                      <w:lang w:eastAsia="hu-HU"/>
                     </w:rPr>
                     <m:t>1</m:t>
                   </m:r>
@@ -4616,7 +4547,8 @@
                 <m:e>
                   <m:r>
                     <w:rPr>
-                      <w:rFonts w:ascii="Cambria Math" w:eastAsia="Cambria" w:hAnsi="Cambria Math"/>
+                      <w:rFonts w:ascii="Cambria Math" w:hAnsi="Cambria Math"/>
+                      <w:lang w:eastAsia="hu-HU"/>
                     </w:rPr>
                     <m:t>0</m:t>
                   </m:r>
@@ -4626,7 +4558,8 @@
                 <m:e>
                   <m:r>
                     <w:rPr>
-                      <w:rFonts w:ascii="Cambria Math" w:eastAsia="Cambria" w:hAnsi="Cambria Math"/>
+                      <w:rFonts w:ascii="Cambria Math" w:hAnsi="Cambria Math"/>
+                      <w:lang w:eastAsia="hu-HU"/>
                     </w:rPr>
                     <m:t>0</m:t>
                   </m:r>
@@ -4636,14 +4569,16 @@
                     <m:sSupPr>
                       <m:ctrlPr>
                         <w:rPr>
-                          <w:rFonts w:ascii="Cambria Math" w:eastAsia="Cambria" w:hAnsi="Cambria Math"/>
+                          <w:rFonts w:ascii="Cambria Math" w:hAnsi="Cambria Math"/>
+                          <w:lang w:eastAsia="hu-HU"/>
                         </w:rPr>
                       </m:ctrlPr>
                     </m:sSupPr>
                     <m:e>
                       <m:r>
                         <w:rPr>
-                          <w:rFonts w:ascii="Cambria Math" w:eastAsia="Cambria" w:hAnsi="Cambria Math"/>
+                          <w:rFonts w:ascii="Cambria Math" w:hAnsi="Cambria Math"/>
+                          <w:lang w:eastAsia="hu-HU"/>
                         </w:rPr>
                         <m:t>e</m:t>
                       </m:r>
@@ -4651,24 +4586,10 @@
                     <m:sup>
                       <m:r>
                         <w:rPr>
-                          <w:rFonts w:ascii="Cambria Math" w:eastAsia="Cambria" w:hAnsi="Cambria Math"/>
+                          <w:rFonts w:ascii="Cambria Math" w:hAnsi="Cambria Math"/>
+                          <w:lang w:eastAsia="hu-HU"/>
                         </w:rPr>
-                        <m:t>iπ</m:t>
-                      </m:r>
-                      <m:r>
-                        <m:rPr>
-                          <m:sty m:val="p"/>
-                        </m:rPr>
-                        <w:rPr>
-                          <w:rFonts w:ascii="Cambria Math" w:eastAsia="Cambria" w:hAnsi="Cambria Math"/>
-                        </w:rPr>
-                        <m:t>/</m:t>
-                      </m:r>
-                      <m:r>
-                        <w:rPr>
-                          <w:rFonts w:ascii="Cambria Math" w:eastAsia="Cambria" w:hAnsi="Cambria Math"/>
-                        </w:rPr>
-                        <m:t>4</m:t>
+                        <m:t>iπ/4</m:t>
                       </m:r>
                     </m:sup>
                   </m:sSup>
@@ -4681,16 +4602,909 @@
     </w:p>
     <w:p>
       <w:pPr>
-        <w:pStyle w:val="Cmsor3"/>
-      </w:pPr>
-      <w:bookmarkStart w:id="12" w:name="általános-forgatási-operátorok"/>
-      <w:bookmarkEnd w:id="11"/>
-      <w:r>
+        <w:spacing w:after="100" w:afterAutospacing="1" w:line="300" w:lineRule="exact"/>
+        <w:ind w:firstLine="0"/>
+        <w:jc w:val="left"/>
+        <w:outlineLvl w:val="4"/>
+        <w:rPr>
+          <w:b/>
+          <w:bCs/>
+          <w:lang w:eastAsia="hu-HU"/>
+        </w:rPr>
+      </w:pPr>
+      <w:r>
+        <w:rPr>
+          <w:b/>
+          <w:bCs/>
+          <w:lang w:eastAsia="hu-HU"/>
+        </w:rPr>
         <w:t>5.3.3 Általános Forgatási Operátorok</w:t>
       </w:r>
     </w:p>
     <w:p>
       <w:pPr>
+        <w:spacing w:after="0" w:line="240" w:lineRule="auto"/>
+        <w:ind w:firstLine="0"/>
+        <w:jc w:val="left"/>
+        <w:rPr>
+          <w:lang w:eastAsia="hu-HU"/>
+        </w:rPr>
+      </w:pPr>
+      <m:oMathPara>
+        <m:oMath>
+          <m:sSub>
+            <m:sSubPr>
+              <m:ctrlPr>
+                <w:rPr>
+                  <w:rFonts w:ascii="Cambria Math" w:hAnsi="Cambria Math"/>
+                  <w:lang w:eastAsia="hu-HU"/>
+                </w:rPr>
+              </m:ctrlPr>
+            </m:sSubPr>
+            <m:e>
+              <m:r>
+                <w:rPr>
+                  <w:rFonts w:ascii="Cambria Math" w:hAnsi="Cambria Math"/>
+                  <w:lang w:eastAsia="hu-HU"/>
+                </w:rPr>
+                <m:t>R</m:t>
+              </m:r>
+            </m:e>
+            <m:sub>
+              <m:r>
+                <w:rPr>
+                  <w:rFonts w:ascii="Cambria Math" w:hAnsi="Cambria Math"/>
+                  <w:lang w:eastAsia="hu-HU"/>
+                </w:rPr>
+                <m:t>x</m:t>
+              </m:r>
+            </m:sub>
+          </m:sSub>
+          <m:d>
+            <m:dPr>
+              <m:ctrlPr>
+                <w:rPr>
+                  <w:rFonts w:ascii="Cambria Math" w:hAnsi="Cambria Math"/>
+                  <w:lang w:eastAsia="hu-HU"/>
+                </w:rPr>
+              </m:ctrlPr>
+            </m:dPr>
+            <m:e>
+              <m:r>
+                <w:rPr>
+                  <w:rFonts w:ascii="Cambria Math" w:hAnsi="Cambria Math"/>
+                  <w:lang w:eastAsia="hu-HU"/>
+                </w:rPr>
+                <m:t>γ</m:t>
+              </m:r>
+            </m:e>
+          </m:d>
+          <m:r>
+            <w:rPr>
+              <w:rFonts w:ascii="Cambria Math" w:hAnsi="Cambria Math"/>
+              <w:lang w:eastAsia="hu-HU"/>
+            </w:rPr>
+            <m:t>=</m:t>
+          </m:r>
+          <m:d>
+            <m:dPr>
+              <m:ctrlPr>
+                <w:rPr>
+                  <w:rFonts w:ascii="Cambria Math" w:hAnsi="Cambria Math"/>
+                  <w:lang w:eastAsia="hu-HU"/>
+                </w:rPr>
+              </m:ctrlPr>
+            </m:dPr>
+            <m:e>
+              <m:m>
+                <m:mPr>
+                  <m:mcs>
+                    <m:mc>
+                      <m:mcPr>
+                        <m:count m:val="2"/>
+                        <m:mcJc m:val="center"/>
+                      </m:mcPr>
+                    </m:mc>
+                  </m:mcs>
+                  <m:ctrlPr>
+                    <w:rPr>
+                      <w:rFonts w:ascii="Cambria Math" w:hAnsi="Cambria Math"/>
+                      <w:lang w:eastAsia="hu-HU"/>
+                    </w:rPr>
+                  </m:ctrlPr>
+                </m:mPr>
+                <m:mr>
+                  <m:e>
+                    <m:func>
+                      <m:funcPr>
+                        <m:ctrlPr>
+                          <w:rPr>
+                            <w:rFonts w:ascii="Cambria Math" w:hAnsi="Cambria Math"/>
+                            <w:lang w:eastAsia="hu-HU"/>
+                          </w:rPr>
+                        </m:ctrlPr>
+                      </m:funcPr>
+                      <m:fName>
+                        <m:r>
+                          <m:rPr>
+                            <m:sty m:val="p"/>
+                          </m:rPr>
+                          <w:rPr>
+                            <w:rFonts w:ascii="Cambria Math" w:hAnsi="Cambria Math"/>
+                            <w:lang w:eastAsia="hu-HU"/>
+                          </w:rPr>
+                          <m:t>cos</m:t>
+                        </m:r>
+                      </m:fName>
+                      <m:e>
+                        <m:f>
+                          <m:fPr>
+                            <m:ctrlPr>
+                              <w:rPr>
+                                <w:rFonts w:ascii="Cambria Math" w:hAnsi="Cambria Math"/>
+                                <w:lang w:eastAsia="hu-HU"/>
+                              </w:rPr>
+                            </m:ctrlPr>
+                          </m:fPr>
+                          <m:num>
+                            <m:r>
+                              <w:rPr>
+                                <w:rFonts w:ascii="Cambria Math" w:hAnsi="Cambria Math"/>
+                                <w:lang w:eastAsia="hu-HU"/>
+                              </w:rPr>
+                              <m:t>γ</m:t>
+                            </m:r>
+                          </m:num>
+                          <m:den>
+                            <m:r>
+                              <w:rPr>
+                                <w:rFonts w:ascii="Cambria Math" w:hAnsi="Cambria Math"/>
+                                <w:lang w:eastAsia="hu-HU"/>
+                              </w:rPr>
+                              <m:t>2</m:t>
+                            </m:r>
+                          </m:den>
+                        </m:f>
+                      </m:e>
+                    </m:func>
+                  </m:e>
+                  <m:e>
+                    <m:r>
+                      <w:rPr>
+                        <w:rFonts w:ascii="Cambria Math" w:hAnsi="Cambria Math"/>
+                        <w:lang w:eastAsia="hu-HU"/>
+                      </w:rPr>
+                      <m:t>-i</m:t>
+                    </m:r>
+                    <m:func>
+                      <m:funcPr>
+                        <m:ctrlPr>
+                          <w:rPr>
+                            <w:rFonts w:ascii="Cambria Math" w:hAnsi="Cambria Math"/>
+                            <w:lang w:eastAsia="hu-HU"/>
+                          </w:rPr>
+                        </m:ctrlPr>
+                      </m:funcPr>
+                      <m:fName>
+                        <m:r>
+                          <m:rPr>
+                            <m:sty m:val="p"/>
+                          </m:rPr>
+                          <w:rPr>
+                            <w:rFonts w:ascii="Cambria Math" w:hAnsi="Cambria Math"/>
+                            <w:lang w:eastAsia="hu-HU"/>
+                          </w:rPr>
+                          <m:t>sin</m:t>
+                        </m:r>
+                      </m:fName>
+                      <m:e>
+                        <m:f>
+                          <m:fPr>
+                            <m:ctrlPr>
+                              <w:rPr>
+                                <w:rFonts w:ascii="Cambria Math" w:hAnsi="Cambria Math"/>
+                                <w:lang w:eastAsia="hu-HU"/>
+                              </w:rPr>
+                            </m:ctrlPr>
+                          </m:fPr>
+                          <m:num>
+                            <m:r>
+                              <w:rPr>
+                                <w:rFonts w:ascii="Cambria Math" w:hAnsi="Cambria Math"/>
+                                <w:lang w:eastAsia="hu-HU"/>
+                              </w:rPr>
+                              <m:t>γ</m:t>
+                            </m:r>
+                          </m:num>
+                          <m:den>
+                            <m:r>
+                              <w:rPr>
+                                <w:rFonts w:ascii="Cambria Math" w:hAnsi="Cambria Math"/>
+                                <w:lang w:eastAsia="hu-HU"/>
+                              </w:rPr>
+                              <m:t>2</m:t>
+                            </m:r>
+                          </m:den>
+                        </m:f>
+                      </m:e>
+                    </m:func>
+                  </m:e>
+                </m:mr>
+                <m:mr>
+                  <m:e>
+                    <m:r>
+                      <w:rPr>
+                        <w:rFonts w:ascii="Cambria Math" w:hAnsi="Cambria Math"/>
+                        <w:lang w:eastAsia="hu-HU"/>
+                      </w:rPr>
+                      <m:t>-i</m:t>
+                    </m:r>
+                    <m:func>
+                      <m:funcPr>
+                        <m:ctrlPr>
+                          <w:rPr>
+                            <w:rFonts w:ascii="Cambria Math" w:hAnsi="Cambria Math"/>
+                            <w:lang w:eastAsia="hu-HU"/>
+                          </w:rPr>
+                        </m:ctrlPr>
+                      </m:funcPr>
+                      <m:fName>
+                        <m:r>
+                          <m:rPr>
+                            <m:sty m:val="p"/>
+                          </m:rPr>
+                          <w:rPr>
+                            <w:rFonts w:ascii="Cambria Math" w:hAnsi="Cambria Math"/>
+                            <w:lang w:eastAsia="hu-HU"/>
+                          </w:rPr>
+                          <m:t>sin</m:t>
+                        </m:r>
+                      </m:fName>
+                      <m:e>
+                        <m:f>
+                          <m:fPr>
+                            <m:ctrlPr>
+                              <w:rPr>
+                                <w:rFonts w:ascii="Cambria Math" w:hAnsi="Cambria Math"/>
+                                <w:lang w:eastAsia="hu-HU"/>
+                              </w:rPr>
+                            </m:ctrlPr>
+                          </m:fPr>
+                          <m:num>
+                            <m:r>
+                              <w:rPr>
+                                <w:rFonts w:ascii="Cambria Math" w:hAnsi="Cambria Math"/>
+                                <w:lang w:eastAsia="hu-HU"/>
+                              </w:rPr>
+                              <m:t>γ</m:t>
+                            </m:r>
+                          </m:num>
+                          <m:den>
+                            <m:r>
+                              <w:rPr>
+                                <w:rFonts w:ascii="Cambria Math" w:hAnsi="Cambria Math"/>
+                                <w:lang w:eastAsia="hu-HU"/>
+                              </w:rPr>
+                              <m:t>2</m:t>
+                            </m:r>
+                          </m:den>
+                        </m:f>
+                      </m:e>
+                    </m:func>
+                  </m:e>
+                  <m:e>
+                    <m:func>
+                      <m:funcPr>
+                        <m:ctrlPr>
+                          <w:rPr>
+                            <w:rFonts w:ascii="Cambria Math" w:hAnsi="Cambria Math"/>
+                            <w:lang w:eastAsia="hu-HU"/>
+                          </w:rPr>
+                        </m:ctrlPr>
+                      </m:funcPr>
+                      <m:fName>
+                        <m:r>
+                          <m:rPr>
+                            <m:sty m:val="p"/>
+                          </m:rPr>
+                          <w:rPr>
+                            <w:rFonts w:ascii="Cambria Math" w:hAnsi="Cambria Math"/>
+                            <w:lang w:eastAsia="hu-HU"/>
+                          </w:rPr>
+                          <m:t>cos</m:t>
+                        </m:r>
+                      </m:fName>
+                      <m:e>
+                        <m:f>
+                          <m:fPr>
+                            <m:ctrlPr>
+                              <w:rPr>
+                                <w:rFonts w:ascii="Cambria Math" w:hAnsi="Cambria Math"/>
+                                <w:lang w:eastAsia="hu-HU"/>
+                              </w:rPr>
+                            </m:ctrlPr>
+                          </m:fPr>
+                          <m:num>
+                            <m:r>
+                              <w:rPr>
+                                <w:rFonts w:ascii="Cambria Math" w:hAnsi="Cambria Math"/>
+                                <w:lang w:eastAsia="hu-HU"/>
+                              </w:rPr>
+                              <m:t>γ</m:t>
+                            </m:r>
+                          </m:num>
+                          <m:den>
+                            <m:r>
+                              <w:rPr>
+                                <w:rFonts w:ascii="Cambria Math" w:hAnsi="Cambria Math"/>
+                                <w:lang w:eastAsia="hu-HU"/>
+                              </w:rPr>
+                              <m:t>2</m:t>
+                            </m:r>
+                          </m:den>
+                        </m:f>
+                      </m:e>
+                    </m:func>
+                  </m:e>
+                </m:mr>
+              </m:m>
+            </m:e>
+          </m:d>
+          <m:r>
+            <w:rPr>
+              <w:rFonts w:ascii="Cambria Math" w:hAnsi="Cambria Math"/>
+              <w:lang w:eastAsia="hu-HU"/>
+            </w:rPr>
+            <m:t>,</m:t>
+          </m:r>
+          <m:r>
+            <w:rPr>
+              <w:rFonts w:ascii="Cambria Math" w:hAnsi="Cambria Math"/>
+              <w:i/>
+              <w:lang w:eastAsia="hu-HU"/>
+            </w:rPr>
+            <m:t> </m:t>
+          </m:r>
+          <m:sSub>
+            <m:sSubPr>
+              <m:ctrlPr>
+                <w:rPr>
+                  <w:rFonts w:ascii="Cambria Math" w:hAnsi="Cambria Math"/>
+                  <w:lang w:eastAsia="hu-HU"/>
+                </w:rPr>
+              </m:ctrlPr>
+            </m:sSubPr>
+            <m:e>
+              <m:r>
+                <w:rPr>
+                  <w:rFonts w:ascii="Cambria Math" w:hAnsi="Cambria Math"/>
+                  <w:lang w:eastAsia="hu-HU"/>
+                </w:rPr>
+                <m:t>R</m:t>
+              </m:r>
+            </m:e>
+            <m:sub>
+              <m:r>
+                <w:rPr>
+                  <w:rFonts w:ascii="Cambria Math" w:hAnsi="Cambria Math"/>
+                  <w:lang w:eastAsia="hu-HU"/>
+                </w:rPr>
+                <m:t>y</m:t>
+              </m:r>
+            </m:sub>
+          </m:sSub>
+          <m:d>
+            <m:dPr>
+              <m:ctrlPr>
+                <w:rPr>
+                  <w:rFonts w:ascii="Cambria Math" w:hAnsi="Cambria Math"/>
+                  <w:lang w:eastAsia="hu-HU"/>
+                </w:rPr>
+              </m:ctrlPr>
+            </m:dPr>
+            <m:e>
+              <m:r>
+                <w:rPr>
+                  <w:rFonts w:ascii="Cambria Math" w:hAnsi="Cambria Math"/>
+                  <w:lang w:eastAsia="hu-HU"/>
+                </w:rPr>
+                <m:t>γ</m:t>
+              </m:r>
+            </m:e>
+          </m:d>
+          <m:r>
+            <w:rPr>
+              <w:rFonts w:ascii="Cambria Math" w:hAnsi="Cambria Math"/>
+              <w:lang w:eastAsia="hu-HU"/>
+            </w:rPr>
+            <m:t>=</m:t>
+          </m:r>
+          <m:d>
+            <m:dPr>
+              <m:ctrlPr>
+                <w:rPr>
+                  <w:rFonts w:ascii="Cambria Math" w:hAnsi="Cambria Math"/>
+                  <w:lang w:eastAsia="hu-HU"/>
+                </w:rPr>
+              </m:ctrlPr>
+            </m:dPr>
+            <m:e>
+              <m:m>
+                <m:mPr>
+                  <m:mcs>
+                    <m:mc>
+                      <m:mcPr>
+                        <m:count m:val="2"/>
+                        <m:mcJc m:val="center"/>
+                      </m:mcPr>
+                    </m:mc>
+                  </m:mcs>
+                  <m:ctrlPr>
+                    <w:rPr>
+                      <w:rFonts w:ascii="Cambria Math" w:hAnsi="Cambria Math"/>
+                      <w:lang w:eastAsia="hu-HU"/>
+                    </w:rPr>
+                  </m:ctrlPr>
+                </m:mPr>
+                <m:mr>
+                  <m:e>
+                    <m:func>
+                      <m:funcPr>
+                        <m:ctrlPr>
+                          <w:rPr>
+                            <w:rFonts w:ascii="Cambria Math" w:hAnsi="Cambria Math"/>
+                            <w:lang w:eastAsia="hu-HU"/>
+                          </w:rPr>
+                        </m:ctrlPr>
+                      </m:funcPr>
+                      <m:fName>
+                        <m:r>
+                          <m:rPr>
+                            <m:sty m:val="p"/>
+                          </m:rPr>
+                          <w:rPr>
+                            <w:rFonts w:ascii="Cambria Math" w:hAnsi="Cambria Math"/>
+                            <w:lang w:eastAsia="hu-HU"/>
+                          </w:rPr>
+                          <m:t>cos</m:t>
+                        </m:r>
+                      </m:fName>
+                      <m:e>
+                        <m:f>
+                          <m:fPr>
+                            <m:ctrlPr>
+                              <w:rPr>
+                                <w:rFonts w:ascii="Cambria Math" w:hAnsi="Cambria Math"/>
+                                <w:lang w:eastAsia="hu-HU"/>
+                              </w:rPr>
+                            </m:ctrlPr>
+                          </m:fPr>
+                          <m:num>
+                            <m:r>
+                              <w:rPr>
+                                <w:rFonts w:ascii="Cambria Math" w:hAnsi="Cambria Math"/>
+                                <w:lang w:eastAsia="hu-HU"/>
+                              </w:rPr>
+                              <m:t>γ</m:t>
+                            </m:r>
+                          </m:num>
+                          <m:den>
+                            <m:r>
+                              <w:rPr>
+                                <w:rFonts w:ascii="Cambria Math" w:hAnsi="Cambria Math"/>
+                                <w:lang w:eastAsia="hu-HU"/>
+                              </w:rPr>
+                              <m:t>2</m:t>
+                            </m:r>
+                          </m:den>
+                        </m:f>
+                      </m:e>
+                    </m:func>
+                  </m:e>
+                  <m:e>
+                    <m:r>
+                      <w:rPr>
+                        <w:rFonts w:ascii="Cambria Math" w:hAnsi="Cambria Math"/>
+                        <w:lang w:eastAsia="hu-HU"/>
+                      </w:rPr>
+                      <m:t>-</m:t>
+                    </m:r>
+                    <m:func>
+                      <m:funcPr>
+                        <m:ctrlPr>
+                          <w:rPr>
+                            <w:rFonts w:ascii="Cambria Math" w:hAnsi="Cambria Math"/>
+                            <w:lang w:eastAsia="hu-HU"/>
+                          </w:rPr>
+                        </m:ctrlPr>
+                      </m:funcPr>
+                      <m:fName>
+                        <m:r>
+                          <m:rPr>
+                            <m:sty m:val="p"/>
+                          </m:rPr>
+                          <w:rPr>
+                            <w:rFonts w:ascii="Cambria Math" w:hAnsi="Cambria Math"/>
+                            <w:lang w:eastAsia="hu-HU"/>
+                          </w:rPr>
+                          <m:t>sin</m:t>
+                        </m:r>
+                      </m:fName>
+                      <m:e>
+                        <m:f>
+                          <m:fPr>
+                            <m:ctrlPr>
+                              <w:rPr>
+                                <w:rFonts w:ascii="Cambria Math" w:hAnsi="Cambria Math"/>
+                                <w:lang w:eastAsia="hu-HU"/>
+                              </w:rPr>
+                            </m:ctrlPr>
+                          </m:fPr>
+                          <m:num>
+                            <m:r>
+                              <w:rPr>
+                                <w:rFonts w:ascii="Cambria Math" w:hAnsi="Cambria Math"/>
+                                <w:lang w:eastAsia="hu-HU"/>
+                              </w:rPr>
+                              <m:t>γ</m:t>
+                            </m:r>
+                          </m:num>
+                          <m:den>
+                            <m:r>
+                              <w:rPr>
+                                <w:rFonts w:ascii="Cambria Math" w:hAnsi="Cambria Math"/>
+                                <w:lang w:eastAsia="hu-HU"/>
+                              </w:rPr>
+                              <m:t>2</m:t>
+                            </m:r>
+                          </m:den>
+                        </m:f>
+                      </m:e>
+                    </m:func>
+                  </m:e>
+                </m:mr>
+                <m:mr>
+                  <m:e>
+                    <m:func>
+                      <m:funcPr>
+                        <m:ctrlPr>
+                          <w:rPr>
+                            <w:rFonts w:ascii="Cambria Math" w:hAnsi="Cambria Math"/>
+                            <w:lang w:eastAsia="hu-HU"/>
+                          </w:rPr>
+                        </m:ctrlPr>
+                      </m:funcPr>
+                      <m:fName>
+                        <m:r>
+                          <m:rPr>
+                            <m:sty m:val="p"/>
+                          </m:rPr>
+                          <w:rPr>
+                            <w:rFonts w:ascii="Cambria Math" w:hAnsi="Cambria Math"/>
+                            <w:lang w:eastAsia="hu-HU"/>
+                          </w:rPr>
+                          <m:t>sin</m:t>
+                        </m:r>
+                      </m:fName>
+                      <m:e>
+                        <m:f>
+                          <m:fPr>
+                            <m:ctrlPr>
+                              <w:rPr>
+                                <w:rFonts w:ascii="Cambria Math" w:hAnsi="Cambria Math"/>
+                                <w:lang w:eastAsia="hu-HU"/>
+                              </w:rPr>
+                            </m:ctrlPr>
+                          </m:fPr>
+                          <m:num>
+                            <m:r>
+                              <w:rPr>
+                                <w:rFonts w:ascii="Cambria Math" w:hAnsi="Cambria Math"/>
+                                <w:lang w:eastAsia="hu-HU"/>
+                              </w:rPr>
+                              <m:t>γ</m:t>
+                            </m:r>
+                          </m:num>
+                          <m:den>
+                            <m:r>
+                              <w:rPr>
+                                <w:rFonts w:ascii="Cambria Math" w:hAnsi="Cambria Math"/>
+                                <w:lang w:eastAsia="hu-HU"/>
+                              </w:rPr>
+                              <m:t>2</m:t>
+                            </m:r>
+                          </m:den>
+                        </m:f>
+                      </m:e>
+                    </m:func>
+                  </m:e>
+                  <m:e>
+                    <m:func>
+                      <m:funcPr>
+                        <m:ctrlPr>
+                          <w:rPr>
+                            <w:rFonts w:ascii="Cambria Math" w:hAnsi="Cambria Math"/>
+                            <w:lang w:eastAsia="hu-HU"/>
+                          </w:rPr>
+                        </m:ctrlPr>
+                      </m:funcPr>
+                      <m:fName>
+                        <m:r>
+                          <m:rPr>
+                            <m:sty m:val="p"/>
+                          </m:rPr>
+                          <w:rPr>
+                            <w:rFonts w:ascii="Cambria Math" w:hAnsi="Cambria Math"/>
+                            <w:lang w:eastAsia="hu-HU"/>
+                          </w:rPr>
+                          <m:t>cos</m:t>
+                        </m:r>
+                      </m:fName>
+                      <m:e>
+                        <m:f>
+                          <m:fPr>
+                            <m:ctrlPr>
+                              <w:rPr>
+                                <w:rFonts w:ascii="Cambria Math" w:hAnsi="Cambria Math"/>
+                                <w:lang w:eastAsia="hu-HU"/>
+                              </w:rPr>
+                            </m:ctrlPr>
+                          </m:fPr>
+                          <m:num>
+                            <m:r>
+                              <w:rPr>
+                                <w:rFonts w:ascii="Cambria Math" w:hAnsi="Cambria Math"/>
+                                <w:lang w:eastAsia="hu-HU"/>
+                              </w:rPr>
+                              <m:t>γ</m:t>
+                            </m:r>
+                          </m:num>
+                          <m:den>
+                            <m:r>
+                              <w:rPr>
+                                <w:rFonts w:ascii="Cambria Math" w:hAnsi="Cambria Math"/>
+                                <w:lang w:eastAsia="hu-HU"/>
+                              </w:rPr>
+                              <m:t>2</m:t>
+                            </m:r>
+                          </m:den>
+                        </m:f>
+                      </m:e>
+                    </m:func>
+                  </m:e>
+                </m:mr>
+              </m:m>
+            </m:e>
+          </m:d>
+          <m:r>
+            <w:rPr>
+              <w:rFonts w:ascii="Cambria Math" w:hAnsi="Cambria Math"/>
+              <w:lang w:eastAsia="hu-HU"/>
+            </w:rPr>
+            <m:t>,</m:t>
+          </m:r>
+          <m:r>
+            <w:rPr>
+              <w:rFonts w:ascii="Cambria Math" w:hAnsi="Cambria Math"/>
+              <w:i/>
+              <w:lang w:eastAsia="hu-HU"/>
+            </w:rPr>
+            <m:t> </m:t>
+          </m:r>
+          <m:sSub>
+            <m:sSubPr>
+              <m:ctrlPr>
+                <w:rPr>
+                  <w:rFonts w:ascii="Cambria Math" w:hAnsi="Cambria Math"/>
+                  <w:lang w:eastAsia="hu-HU"/>
+                </w:rPr>
+              </m:ctrlPr>
+            </m:sSubPr>
+            <m:e>
+              <m:r>
+                <w:rPr>
+                  <w:rFonts w:ascii="Cambria Math" w:hAnsi="Cambria Math"/>
+                  <w:lang w:eastAsia="hu-HU"/>
+                </w:rPr>
+                <m:t>R</m:t>
+              </m:r>
+            </m:e>
+            <m:sub>
+              <m:r>
+                <w:rPr>
+                  <w:rFonts w:ascii="Cambria Math" w:hAnsi="Cambria Math"/>
+                  <w:lang w:eastAsia="hu-HU"/>
+                </w:rPr>
+                <m:t>z</m:t>
+              </m:r>
+            </m:sub>
+          </m:sSub>
+          <m:d>
+            <m:dPr>
+              <m:ctrlPr>
+                <w:rPr>
+                  <w:rFonts w:ascii="Cambria Math" w:hAnsi="Cambria Math"/>
+                  <w:lang w:eastAsia="hu-HU"/>
+                </w:rPr>
+              </m:ctrlPr>
+            </m:dPr>
+            <m:e>
+              <m:r>
+                <w:rPr>
+                  <w:rFonts w:ascii="Cambria Math" w:hAnsi="Cambria Math"/>
+                  <w:lang w:eastAsia="hu-HU"/>
+                </w:rPr>
+                <m:t>γ</m:t>
+              </m:r>
+            </m:e>
+          </m:d>
+          <m:r>
+            <w:rPr>
+              <w:rFonts w:ascii="Cambria Math" w:hAnsi="Cambria Math"/>
+              <w:lang w:eastAsia="hu-HU"/>
+            </w:rPr>
+            <m:t>=</m:t>
+          </m:r>
+          <m:d>
+            <m:dPr>
+              <m:ctrlPr>
+                <w:rPr>
+                  <w:rFonts w:ascii="Cambria Math" w:hAnsi="Cambria Math"/>
+                  <w:lang w:eastAsia="hu-HU"/>
+                </w:rPr>
+              </m:ctrlPr>
+            </m:dPr>
+            <m:e>
+              <m:m>
+                <m:mPr>
+                  <m:mcs>
+                    <m:mc>
+                      <m:mcPr>
+                        <m:count m:val="2"/>
+                        <m:mcJc m:val="center"/>
+                      </m:mcPr>
+                    </m:mc>
+                  </m:mcs>
+                  <m:ctrlPr>
+                    <w:rPr>
+                      <w:rFonts w:ascii="Cambria Math" w:hAnsi="Cambria Math"/>
+                      <w:lang w:eastAsia="hu-HU"/>
+                    </w:rPr>
+                  </m:ctrlPr>
+                </m:mPr>
+                <m:mr>
+                  <m:e>
+                    <m:sSup>
+                      <m:sSupPr>
+                        <m:ctrlPr>
+                          <w:rPr>
+                            <w:rFonts w:ascii="Cambria Math" w:hAnsi="Cambria Math"/>
+                            <w:lang w:eastAsia="hu-HU"/>
+                          </w:rPr>
+                        </m:ctrlPr>
+                      </m:sSupPr>
+                      <m:e>
+                        <m:r>
+                          <w:rPr>
+                            <w:rFonts w:ascii="Cambria Math" w:hAnsi="Cambria Math"/>
+                            <w:lang w:eastAsia="hu-HU"/>
+                          </w:rPr>
+                          <m:t>e</m:t>
+                        </m:r>
+                      </m:e>
+                      <m:sup>
+                        <m:r>
+                          <w:rPr>
+                            <w:rFonts w:ascii="Cambria Math" w:hAnsi="Cambria Math"/>
+                            <w:lang w:eastAsia="hu-HU"/>
+                          </w:rPr>
+                          <m:t>-iγ/2</m:t>
+                        </m:r>
+                      </m:sup>
+                    </m:sSup>
+                  </m:e>
+                  <m:e>
+                    <m:r>
+                      <w:rPr>
+                        <w:rFonts w:ascii="Cambria Math" w:hAnsi="Cambria Math"/>
+                        <w:lang w:eastAsia="hu-HU"/>
+                      </w:rPr>
+                      <m:t>0</m:t>
+                    </m:r>
+                  </m:e>
+                </m:mr>
+                <m:mr>
+                  <m:e>
+                    <m:r>
+                      <w:rPr>
+                        <w:rFonts w:ascii="Cambria Math" w:hAnsi="Cambria Math"/>
+                        <w:lang w:eastAsia="hu-HU"/>
+                      </w:rPr>
+                      <m:t>0</m:t>
+                    </m:r>
+                  </m:e>
+                  <m:e>
+                    <m:sSup>
+                      <m:sSupPr>
+                        <m:ctrlPr>
+                          <w:rPr>
+                            <w:rFonts w:ascii="Cambria Math" w:hAnsi="Cambria Math"/>
+                            <w:lang w:eastAsia="hu-HU"/>
+                          </w:rPr>
+                        </m:ctrlPr>
+                      </m:sSupPr>
+                      <m:e>
+                        <m:r>
+                          <w:rPr>
+                            <w:rFonts w:ascii="Cambria Math" w:hAnsi="Cambria Math"/>
+                            <w:lang w:eastAsia="hu-HU"/>
+                          </w:rPr>
+                          <m:t>e</m:t>
+                        </m:r>
+                      </m:e>
+                      <m:sup>
+                        <m:r>
+                          <w:rPr>
+                            <w:rFonts w:ascii="Cambria Math" w:hAnsi="Cambria Math"/>
+                            <w:lang w:eastAsia="hu-HU"/>
+                          </w:rPr>
+                          <m:t>iγ/2</m:t>
+                        </m:r>
+                      </m:sup>
+                    </m:sSup>
+                  </m:e>
+                </m:mr>
+              </m:m>
+            </m:e>
+          </m:d>
+        </m:oMath>
+      </m:oMathPara>
+    </w:p>
+    <w:p>
+      <w:pPr>
+        <w:pStyle w:val="Cmsor3"/>
+        <w:spacing w:line="300" w:lineRule="exact"/>
+        <w:rPr>
+          <w:rFonts w:eastAsia="Aptos" w:cs="Times New Roman"/>
+        </w:rPr>
+      </w:pPr>
+      <w:r>
+        <w:rPr>
+          <w:rFonts w:cs="Times New Roman"/>
+        </w:rPr>
+        <w:t>6. Tesztelés és Validáció</w:t>
+      </w:r>
+      <w:bookmarkEnd w:id="6"/>
+    </w:p>
+    <w:p>
+      <w:pPr>
+        <w:spacing w:line="300" w:lineRule="exact"/>
+        <w:ind w:firstLine="0"/>
+        <w:rPr>
+          <w:rFonts w:eastAsia="Aptos"/>
+        </w:rPr>
+      </w:pPr>
+      <w:r>
+        <w:rPr>
+          <w:rFonts w:eastAsia="inter"/>
+        </w:rPr>
+        <w:t>Az alkalmazás helyességét az alábbi tesztekkel igazoltuk</w:t>
+      </w:r>
+      <w:r>
+        <w:rPr>
+          <w:rFonts w:eastAsia="inter"/>
+        </w:rPr>
+        <w:t>:</w:t>
+      </w:r>
+    </w:p>
+    <w:p>
+      <w:pPr>
+        <w:pStyle w:val="Listaszerbekezds"/>
+        <w:numPr>
+          <w:ilvl w:val="0"/>
+          <w:numId w:val="38"/>
+        </w:numPr>
+        <w:spacing w:line="300" w:lineRule="exact"/>
         <w:rPr>
           <w:rFonts w:eastAsia="Cambria"/>
         </w:rPr>
@@ -4698,1278 +5512,322 @@
       <w:r>
         <w:rPr>
           <w:rFonts w:eastAsia="Cambria"/>
-        </w:rPr>
-        <w:t xml:space="preserve">Az alkalmazás lehetővé teszi a Bloch-gömb főtengelyei körüli tetszőleges </w:t>
+          <w:b/>
+        </w:rPr>
+        <w:t>Nevezetes állapotok:</w:t>
+      </w:r>
+      <w:r>
+        <w:rPr>
+          <w:rFonts w:eastAsia="Cambria"/>
+        </w:rPr>
+        <w:t xml:space="preserve"> Ellenőriztük, hogy a gyors beállítások (pl. |+</w:t>
+      </w:r>
+      <w:r>
+        <w:rPr>
+          <w:rFonts w:ascii="Cambria Math" w:eastAsia="Cambria" w:hAnsi="Cambria Math" w:cs="Cambria Math"/>
+        </w:rPr>
+        <w:t>⟩</w:t>
+      </w:r>
+      <w:r>
+        <w:rPr>
+          <w:rFonts w:eastAsia="Cambria"/>
+        </w:rPr>
+        <w:t>) pontosan a megfelelő tengelyekre (X tengely) kerülnek-e.</w:t>
+      </w:r>
+    </w:p>
+    <w:p>
+      <w:pPr>
+        <w:pStyle w:val="Listaszerbekezds"/>
+        <w:numPr>
+          <w:ilvl w:val="0"/>
+          <w:numId w:val="38"/>
+        </w:numPr>
+        <w:spacing w:line="300" w:lineRule="exact"/>
+        <w:rPr>
+          <w:rFonts w:eastAsia="Cambria"/>
+        </w:rPr>
+      </w:pPr>
+      <w:r>
+        <w:rPr>
+          <w:rFonts w:eastAsia="Cambria"/>
+          <w:b/>
+        </w:rPr>
+        <w:t>Kapu operációk:</w:t>
+      </w:r>
+      <w:r>
+        <w:rPr>
+          <w:rFonts w:eastAsia="Cambria"/>
+        </w:rPr>
+        <w:t xml:space="preserve"> Teszteltük a kapuk hatását ismert bemeneteken (pl. </w:t>
+      </w:r>
+      <w:r>
+        <w:rPr>
+          <w:rFonts w:ascii="Cambria Math" w:eastAsia="Cambria" w:hAnsi="Cambria Math" w:cs="Cambria Math"/>
+        </w:rPr>
+        <w:t>𝑋</w:t>
+      </w:r>
+      <w:r>
+        <w:rPr>
+          <w:rFonts w:eastAsia="Cambria"/>
+        </w:rPr>
+        <w:t>|0</w:t>
+      </w:r>
+      <w:r>
+        <w:rPr>
+          <w:rFonts w:ascii="Cambria Math" w:eastAsia="Cambria" w:hAnsi="Cambria Math" w:cs="Cambria Math"/>
+        </w:rPr>
+        <w:t>⟩</w:t>
+      </w:r>
+      <w:r>
+        <w:rPr>
+          <w:rFonts w:eastAsia="Cambria"/>
+        </w:rPr>
+        <w:t>→|1</w:t>
+      </w:r>
+      <w:r>
+        <w:rPr>
+          <w:rFonts w:ascii="Cambria Math" w:eastAsia="Cambria" w:hAnsi="Cambria Math" w:cs="Cambria Math"/>
+        </w:rPr>
+        <w:t>⟩</w:t>
+      </w:r>
+      <w:r>
+        <w:rPr>
+          <w:rFonts w:eastAsia="Cambria"/>
+        </w:rPr>
+        <w:t xml:space="preserve">, </w:t>
+      </w:r>
+      <w:r>
+        <w:rPr>
+          <w:rFonts w:ascii="Cambria Math" w:eastAsia="Cambria" w:hAnsi="Cambria Math" w:cs="Cambria Math"/>
+        </w:rPr>
+        <w:t>𝐻</w:t>
+      </w:r>
+      <w:r>
+        <w:rPr>
+          <w:rFonts w:eastAsia="Cambria"/>
+        </w:rPr>
+        <w:t>|0</w:t>
+      </w:r>
+      <w:r>
+        <w:rPr>
+          <w:rFonts w:ascii="Cambria Math" w:eastAsia="Cambria" w:hAnsi="Cambria Math" w:cs="Cambria Math"/>
+        </w:rPr>
+        <w:t>⟩</w:t>
+      </w:r>
+      <w:r>
+        <w:rPr>
+          <w:rFonts w:eastAsia="Cambria"/>
+        </w:rPr>
+        <w:t>→|+</w:t>
+      </w:r>
+      <w:r>
+        <w:rPr>
+          <w:rFonts w:ascii="Cambria Math" w:eastAsia="Cambria" w:hAnsi="Cambria Math" w:cs="Cambria Math"/>
+        </w:rPr>
+        <w:t>⟩</w:t>
+      </w:r>
+      <w:r>
+        <w:rPr>
+          <w:rFonts w:eastAsia="Cambria"/>
+        </w:rPr>
+        <w:t>).</w:t>
+      </w:r>
+    </w:p>
+    <w:p>
+      <w:pPr>
+        <w:pStyle w:val="Listaszerbekezds"/>
+        <w:numPr>
+          <w:ilvl w:val="0"/>
+          <w:numId w:val="38"/>
+        </w:numPr>
+        <w:spacing w:after="240" w:line="300" w:lineRule="exact"/>
+        <w:ind w:left="714" w:hanging="357"/>
+        <w:rPr>
+          <w:rFonts w:eastAsia="Cambria"/>
+        </w:rPr>
+      </w:pPr>
+      <w:proofErr w:type="spellStart"/>
+      <w:r>
+        <w:rPr>
+          <w:rFonts w:eastAsia="Cambria"/>
+          <w:b/>
+        </w:rPr>
+        <w:t>Unitaritás</w:t>
+      </w:r>
+      <w:proofErr w:type="spellEnd"/>
+      <w:r>
+        <w:rPr>
+          <w:rFonts w:eastAsia="Cambria"/>
+          <w:b/>
+        </w:rPr>
+        <w:t>:</w:t>
+      </w:r>
+      <w:r>
+        <w:rPr>
+          <w:rFonts w:eastAsia="Cambria"/>
+        </w:rPr>
+        <w:t xml:space="preserve"> A szimuláció minden lépésben megőrzi az állapotvektor normáját (a vektor hossza mindig 1 marad).</w:t>
+      </w:r>
+    </w:p>
+    <w:p>
+      <w:pPr>
+        <w:pStyle w:val="NormlWeb"/>
+        <w:spacing w:before="0" w:beforeAutospacing="0" w:after="120" w:afterAutospacing="0" w:line="300" w:lineRule="exact"/>
+      </w:pPr>
+      <w:r>
+        <w:rPr>
+          <w:b/>
+          <w:bCs/>
+        </w:rPr>
+        <w:t>6.1. Automatizált Önteszt Modul</w:t>
+      </w:r>
+    </w:p>
+    <w:p>
+      <w:pPr>
+        <w:pStyle w:val="NormlWeb"/>
+        <w:spacing w:before="0" w:beforeAutospacing="0" w:line="300" w:lineRule="exact"/>
+      </w:pPr>
+      <w:r>
+        <w:t>A manuális teszteken felül az alkalmazásba beépítésre került egy 19 modulból álló automatizált önteszt-csomag, amely a felületen közvetlenül lefuttatható. A tesztek ellenőrzik:</w:t>
+      </w:r>
+    </w:p>
+    <w:p>
+      <w:pPr>
+        <w:pStyle w:val="Listaszerbekezds"/>
+        <w:numPr>
+          <w:ilvl w:val="0"/>
+          <w:numId w:val="37"/>
+        </w:numPr>
+        <w:spacing w:line="300" w:lineRule="exact"/>
+        <w:ind w:left="709"/>
+      </w:pPr>
+      <w:r>
+        <w:t xml:space="preserve">A Pauli-, </w:t>
+      </w:r>
+      <w:proofErr w:type="spellStart"/>
+      <w:r>
+        <w:t>Hadamard</w:t>
+      </w:r>
+      <w:proofErr w:type="spellEnd"/>
+      <w:r>
+        <w:t>-, Fázis- és forgatási kapuk mátrixszorzásainak matematikai pontosságát.</w:t>
+      </w:r>
+    </w:p>
+    <w:p>
+      <w:pPr>
+        <w:pStyle w:val="Listaszerbekezds"/>
+        <w:numPr>
+          <w:ilvl w:val="0"/>
+          <w:numId w:val="37"/>
+        </w:numPr>
+        <w:spacing w:line="300" w:lineRule="exact"/>
+        <w:ind w:left="709"/>
+      </w:pPr>
+      <w:r>
+        <w:t xml:space="preserve">Az állapotvektor </w:t>
+      </w:r>
+      <w:proofErr w:type="spellStart"/>
+      <w:r>
+        <w:t>normalizáltságának</w:t>
+      </w:r>
+      <w:proofErr w:type="spellEnd"/>
+      <w:r>
+        <w:t xml:space="preserve"> megőrzését (</w:t>
       </w:r>
       <m:oMath>
         <m:r>
           <w:rPr>
-            <w:rFonts w:ascii="Cambria Math" w:eastAsia="Cambria" w:hAnsi="Cambria Math"/>
+            <w:rFonts w:ascii="Cambria Math" w:hAnsi="Cambria Math"/>
           </w:rPr>
-          <m:t>γ</m:t>
+          <m:t>||ψ||=1.0</m:t>
         </m:r>
       </m:oMath>
       <w:r>
-        <w:rPr>
-          <w:rFonts w:eastAsia="Cambria"/>
-        </w:rPr>
-        <w:t xml:space="preserve"> szöggel történő forgatást. Az ezekhez tartozó operátorok az exponenciális leképezéssel származtathatók a Pauli-mátrixokból (</w:t>
+        <w:t>).</w:t>
+      </w:r>
+    </w:p>
+    <w:p>
+      <w:pPr>
+        <w:pStyle w:val="Listaszerbekezds"/>
+        <w:numPr>
+          <w:ilvl w:val="0"/>
+          <w:numId w:val="37"/>
+        </w:numPr>
+        <w:spacing w:line="300" w:lineRule="exact"/>
+        <w:ind w:left="709"/>
+      </w:pPr>
+      <w:r>
+        <w:t>A Bloch-koordináták (</w:t>
       </w:r>
       <m:oMath>
-        <m:sSub>
-          <m:sSubPr>
+        <m:r>
+          <w:rPr>
+            <w:rFonts w:ascii="Cambria Math" w:hAnsi="Cambria Math"/>
+          </w:rPr>
+          <m:t>x,y,z</m:t>
+        </m:r>
+      </m:oMath>
+      <w:r>
+        <w:t>) helyes konverzióját.</w:t>
+      </w:r>
+    </w:p>
+    <w:p>
+      <w:pPr>
+        <w:pStyle w:val="Listaszerbekezds"/>
+        <w:numPr>
+          <w:ilvl w:val="0"/>
+          <w:numId w:val="37"/>
+        </w:numPr>
+        <w:spacing w:line="300" w:lineRule="exact"/>
+        <w:ind w:left="709"/>
+      </w:pPr>
+      <w:r>
+        <w:t>A visszavonási (</w:t>
+      </w:r>
+      <m:oMath>
+        <m:sSup>
+          <m:sSupPr>
             <m:ctrlPr>
               <w:rPr>
-                <w:rFonts w:ascii="Cambria Math" w:eastAsia="Cambria" w:hAnsi="Cambria Math"/>
+                <w:rFonts w:ascii="Cambria Math" w:hAnsi="Cambria Math"/>
               </w:rPr>
             </m:ctrlPr>
-          </m:sSubPr>
+          </m:sSupPr>
           <m:e>
             <m:r>
               <w:rPr>
-                <w:rFonts w:ascii="Cambria Math" w:eastAsia="Cambria" w:hAnsi="Cambria Math"/>
+                <w:rFonts w:ascii="Cambria Math" w:hAnsi="Cambria Math"/>
               </w:rPr>
-              <m:t>R</m:t>
+              <m:t>U</m:t>
             </m:r>
           </m:e>
-          <m:sub>
-            <m:acc>
-              <m:accPr>
-                <m:ctrlPr>
-                  <w:rPr>
-                    <w:rFonts w:ascii="Cambria Math" w:eastAsia="Cambria" w:hAnsi="Cambria Math"/>
-                  </w:rPr>
-                </m:ctrlPr>
-              </m:accPr>
-              <m:e>
-                <m:r>
-                  <w:rPr>
-                    <w:rFonts w:ascii="Cambria Math" w:eastAsia="Cambria" w:hAnsi="Cambria Math"/>
-                  </w:rPr>
-                  <m:t>n</m:t>
-                </m:r>
-              </m:e>
-            </m:acc>
-          </m:sub>
-        </m:sSub>
-        <m:d>
-          <m:dPr>
-            <m:ctrlPr>
-              <w:rPr>
-                <w:rFonts w:ascii="Cambria Math" w:eastAsia="Cambria" w:hAnsi="Cambria Math"/>
-              </w:rPr>
-            </m:ctrlPr>
-          </m:dPr>
-          <m:e>
+          <m:sup>
             <m:r>
               <w:rPr>
-                <w:rFonts w:ascii="Cambria Math" w:eastAsia="Cambria" w:hAnsi="Cambria Math"/>
+                <w:rFonts w:ascii="Cambria Math" w:hAnsi="Cambria Math"/>
               </w:rPr>
-              <m:t>γ</m:t>
+              <m:t>†</m:t>
             </m:r>
-          </m:e>
-        </m:d>
-        <m:r>
-          <m:rPr>
-            <m:sty m:val="p"/>
-          </m:rPr>
-          <w:rPr>
-            <w:rFonts w:ascii="Cambria Math" w:eastAsia="Cambria" w:hAnsi="Cambria Math"/>
-          </w:rPr>
-          <m:t>=exp</m:t>
-        </m:r>
-        <m:d>
-          <m:dPr>
-            <m:ctrlPr>
-              <w:rPr>
-                <w:rFonts w:ascii="Cambria Math" w:eastAsia="Cambria" w:hAnsi="Cambria Math"/>
-              </w:rPr>
-            </m:ctrlPr>
-          </m:dPr>
-          <m:e>
-            <m:r>
-              <m:rPr>
-                <m:sty m:val="p"/>
-              </m:rPr>
-              <w:rPr>
-                <w:rFonts w:ascii="Cambria Math" w:eastAsia="Cambria" w:hAnsi="Cambria Math"/>
-              </w:rPr>
-              <m:t>-</m:t>
-            </m:r>
-            <m:r>
-              <w:rPr>
-                <w:rFonts w:ascii="Cambria Math" w:eastAsia="Cambria" w:hAnsi="Cambria Math"/>
-              </w:rPr>
-              <m:t>i</m:t>
-            </m:r>
-            <m:f>
-              <m:fPr>
-                <m:ctrlPr>
-                  <w:rPr>
-                    <w:rFonts w:ascii="Cambria Math" w:eastAsia="Cambria" w:hAnsi="Cambria Math"/>
-                  </w:rPr>
-                </m:ctrlPr>
-              </m:fPr>
-              <m:num>
-                <m:r>
-                  <w:rPr>
-                    <w:rFonts w:ascii="Cambria Math" w:eastAsia="Cambria" w:hAnsi="Cambria Math"/>
-                  </w:rPr>
-                  <m:t>γ</m:t>
-                </m:r>
-              </m:num>
-              <m:den>
-                <m:r>
-                  <w:rPr>
-                    <w:rFonts w:ascii="Cambria Math" w:eastAsia="Cambria" w:hAnsi="Cambria Math"/>
-                  </w:rPr>
-                  <m:t>2</m:t>
-                </m:r>
-              </m:den>
-            </m:f>
-            <m:acc>
-              <m:accPr>
-                <m:ctrlPr>
-                  <w:rPr>
-                    <w:rFonts w:ascii="Cambria Math" w:eastAsia="Cambria" w:hAnsi="Cambria Math"/>
-                  </w:rPr>
-                </m:ctrlPr>
-              </m:accPr>
-              <m:e>
-                <m:r>
-                  <w:rPr>
-                    <w:rFonts w:ascii="Cambria Math" w:eastAsia="Cambria" w:hAnsi="Cambria Math"/>
-                  </w:rPr>
-                  <m:t>n</m:t>
-                </m:r>
-              </m:e>
-            </m:acc>
-            <m:r>
-              <m:rPr>
-                <m:sty m:val="p"/>
-              </m:rPr>
-              <w:rPr>
-                <w:rFonts w:ascii="Cambria Math" w:eastAsia="Cambria" w:hAnsi="Cambria Math"/>
-              </w:rPr>
-              <m:t>⋅</m:t>
-            </m:r>
-            <m:acc>
-              <m:accPr>
-                <m:chr m:val="⃗"/>
-                <m:ctrlPr>
-                  <w:rPr>
-                    <w:rFonts w:ascii="Cambria Math" w:eastAsia="Cambria" w:hAnsi="Cambria Math"/>
-                  </w:rPr>
-                </m:ctrlPr>
-              </m:accPr>
-              <m:e>
-                <m:r>
-                  <w:rPr>
-                    <w:rFonts w:ascii="Cambria Math" w:eastAsia="Cambria" w:hAnsi="Cambria Math"/>
-                  </w:rPr>
-                  <m:t>σ</m:t>
-                </m:r>
-              </m:e>
-            </m:acc>
-          </m:e>
-        </m:d>
+          </m:sup>
+        </m:sSup>
       </m:oMath>
       <w:r>
-        <w:rPr>
-          <w:rFonts w:eastAsia="Cambria"/>
-        </w:rPr>
-        <w:t>):</w:t>
+        <w:t>) műveletek konzisztenciáját.</w:t>
       </w:r>
     </w:p>
     <w:p>
       <w:pPr>
-        <w:spacing w:before="180" w:after="180" w:line="240" w:lineRule="auto"/>
-        <w:ind w:left="227" w:firstLine="0"/>
-        <w:jc w:val="left"/>
-        <w:rPr>
-          <w:rFonts w:eastAsia="Cambria"/>
-          <w:sz w:val="22"/>
-          <w:szCs w:val="22"/>
-        </w:rPr>
-      </w:pPr>
-      <w:r>
-        <w:rPr>
-          <w:rFonts w:eastAsia="Cambria"/>
-          <w:b/>
-          <w:bCs/>
-          <w:sz w:val="22"/>
-          <w:szCs w:val="22"/>
-        </w:rPr>
-        <w:t>X-tengely körüli forgatás:</w:t>
-      </w:r>
-      <w:r>
-        <w:rPr>
-          <w:rFonts w:eastAsia="Cambria"/>
-          <w:sz w:val="22"/>
-          <w:szCs w:val="22"/>
-        </w:rPr>
-        <w:t xml:space="preserve"> </w:t>
-      </w:r>
-      <w:proofErr w:type="spellStart"/>
-      <w:r>
-        <w:rPr>
-          <w:rFonts w:eastAsia="Cambria"/>
-          <w:sz w:val="22"/>
-          <w:szCs w:val="22"/>
-        </w:rPr>
-        <w:t>R_</w:t>
-      </w:r>
-      <w:proofErr w:type="gramStart"/>
-      <w:r>
-        <w:rPr>
-          <w:rFonts w:eastAsia="Cambria"/>
-          <w:sz w:val="22"/>
-          <w:szCs w:val="22"/>
-        </w:rPr>
-        <w:t>x</w:t>
-      </w:r>
-      <w:proofErr w:type="spellEnd"/>
-      <w:r>
-        <w:rPr>
-          <w:rFonts w:eastAsia="Cambria"/>
-          <w:sz w:val="22"/>
-          <w:szCs w:val="22"/>
-        </w:rPr>
-        <w:t>(</w:t>
-      </w:r>
-      <w:proofErr w:type="gramEnd"/>
-      <w:r>
-        <w:rPr>
-          <w:rFonts w:eastAsia="Cambria"/>
-          <w:sz w:val="22"/>
-          <w:szCs w:val="22"/>
-        </w:rPr>
-        <w:t>) =</w:t>
-      </w:r>
-      <m:oMath>
-        <m:d>
-          <m:dPr>
-            <m:ctrlPr>
-              <w:rPr>
-                <w:rFonts w:ascii="Cambria Math" w:eastAsia="Cambria" w:hAnsi="Cambria Math"/>
-                <w:sz w:val="22"/>
-                <w:szCs w:val="22"/>
-              </w:rPr>
-            </m:ctrlPr>
-          </m:dPr>
-          <m:e>
-            <m:m>
-              <m:mPr>
-                <m:plcHide m:val="1"/>
-                <m:mcs>
-                  <m:mc>
-                    <m:mcPr>
-                      <m:count m:val="2"/>
-                      <m:mcJc m:val="center"/>
-                    </m:mcPr>
-                  </m:mc>
-                </m:mcs>
-                <m:ctrlPr>
-                  <w:rPr>
-                    <w:rFonts w:ascii="Cambria Math" w:eastAsia="Cambria" w:hAnsi="Cambria Math"/>
-                    <w:sz w:val="22"/>
-                    <w:szCs w:val="22"/>
-                  </w:rPr>
-                </m:ctrlPr>
-              </m:mPr>
-              <m:mr>
-                <m:e>
-                  <m:r>
-                    <m:rPr>
-                      <m:sty m:val="p"/>
-                    </m:rPr>
-                    <w:rPr>
-                      <w:rFonts w:ascii="Cambria Math" w:eastAsia="Cambria" w:hAnsi="Cambria Math"/>
-                      <w:sz w:val="22"/>
-                      <w:szCs w:val="22"/>
-                    </w:rPr>
-                    <m:t>cos</m:t>
-                  </m:r>
-                  <m:f>
-                    <m:fPr>
-                      <m:ctrlPr>
-                        <w:rPr>
-                          <w:rFonts w:ascii="Cambria Math" w:eastAsia="Cambria" w:hAnsi="Cambria Math"/>
-                          <w:sz w:val="22"/>
-                          <w:szCs w:val="22"/>
-                        </w:rPr>
-                      </m:ctrlPr>
-                    </m:fPr>
-                    <m:num>
-                      <m:r>
-                        <w:rPr>
-                          <w:rFonts w:ascii="Cambria Math" w:eastAsia="Cambria" w:hAnsi="Cambria Math"/>
-                          <w:sz w:val="22"/>
-                          <w:szCs w:val="22"/>
-                        </w:rPr>
-                        <m:t>γ</m:t>
-                      </m:r>
-                    </m:num>
-                    <m:den>
-                      <m:r>
-                        <w:rPr>
-                          <w:rFonts w:ascii="Cambria Math" w:eastAsia="Cambria" w:hAnsi="Cambria Math"/>
-                          <w:sz w:val="22"/>
-                          <w:szCs w:val="22"/>
-                        </w:rPr>
-                        <m:t>2</m:t>
-                      </m:r>
-                    </m:den>
-                  </m:f>
-                </m:e>
-                <m:e>
-                  <m:r>
-                    <m:rPr>
-                      <m:sty m:val="p"/>
-                    </m:rPr>
-                    <w:rPr>
-                      <w:rFonts w:ascii="Cambria Math" w:eastAsia="Cambria" w:hAnsi="Cambria Math"/>
-                      <w:sz w:val="22"/>
-                      <w:szCs w:val="22"/>
-                    </w:rPr>
-                    <m:t>-</m:t>
-                  </m:r>
-                  <m:r>
-                    <w:rPr>
-                      <w:rFonts w:ascii="Cambria Math" w:eastAsia="Cambria" w:hAnsi="Cambria Math"/>
-                      <w:sz w:val="22"/>
-                      <w:szCs w:val="22"/>
-                    </w:rPr>
-                    <m:t>i</m:t>
-                  </m:r>
-                  <m:r>
-                    <m:rPr>
-                      <m:sty m:val="p"/>
-                    </m:rPr>
-                    <w:rPr>
-                      <w:rFonts w:ascii="Cambria Math" w:eastAsia="Cambria" w:hAnsi="Cambria Math"/>
-                      <w:sz w:val="22"/>
-                      <w:szCs w:val="22"/>
-                    </w:rPr>
-                    <m:t>sin</m:t>
-                  </m:r>
-                  <m:f>
-                    <m:fPr>
-                      <m:ctrlPr>
-                        <w:rPr>
-                          <w:rFonts w:ascii="Cambria Math" w:eastAsia="Cambria" w:hAnsi="Cambria Math"/>
-                          <w:sz w:val="22"/>
-                          <w:szCs w:val="22"/>
-                        </w:rPr>
-                      </m:ctrlPr>
-                    </m:fPr>
-                    <m:num>
-                      <m:r>
-                        <w:rPr>
-                          <w:rFonts w:ascii="Cambria Math" w:eastAsia="Cambria" w:hAnsi="Cambria Math"/>
-                          <w:sz w:val="22"/>
-                          <w:szCs w:val="22"/>
-                        </w:rPr>
-                        <m:t>γ</m:t>
-                      </m:r>
-                    </m:num>
-                    <m:den>
-                      <m:r>
-                        <w:rPr>
-                          <w:rFonts w:ascii="Cambria Math" w:eastAsia="Cambria" w:hAnsi="Cambria Math"/>
-                          <w:sz w:val="22"/>
-                          <w:szCs w:val="22"/>
-                        </w:rPr>
-                        <m:t>2</m:t>
-                      </m:r>
-                    </m:den>
-                  </m:f>
-                </m:e>
-              </m:mr>
-              <m:mr>
-                <m:e>
-                  <m:r>
-                    <m:rPr>
-                      <m:sty m:val="p"/>
-                    </m:rPr>
-                    <w:rPr>
-                      <w:rFonts w:ascii="Cambria Math" w:eastAsia="Cambria" w:hAnsi="Cambria Math"/>
-                      <w:sz w:val="22"/>
-                      <w:szCs w:val="22"/>
-                    </w:rPr>
-                    <m:t>-</m:t>
-                  </m:r>
-                  <m:r>
-                    <w:rPr>
-                      <w:rFonts w:ascii="Cambria Math" w:eastAsia="Cambria" w:hAnsi="Cambria Math"/>
-                      <w:sz w:val="22"/>
-                      <w:szCs w:val="22"/>
-                    </w:rPr>
-                    <m:t>i</m:t>
-                  </m:r>
-                  <m:r>
-                    <m:rPr>
-                      <m:sty m:val="p"/>
-                    </m:rPr>
-                    <w:rPr>
-                      <w:rFonts w:ascii="Cambria Math" w:eastAsia="Cambria" w:hAnsi="Cambria Math"/>
-                      <w:sz w:val="22"/>
-                      <w:szCs w:val="22"/>
-                    </w:rPr>
-                    <m:t>sin</m:t>
-                  </m:r>
-                  <m:f>
-                    <m:fPr>
-                      <m:ctrlPr>
-                        <w:rPr>
-                          <w:rFonts w:ascii="Cambria Math" w:eastAsia="Cambria" w:hAnsi="Cambria Math"/>
-                          <w:sz w:val="22"/>
-                          <w:szCs w:val="22"/>
-                        </w:rPr>
-                      </m:ctrlPr>
-                    </m:fPr>
-                    <m:num>
-                      <m:r>
-                        <w:rPr>
-                          <w:rFonts w:ascii="Cambria Math" w:eastAsia="Cambria" w:hAnsi="Cambria Math"/>
-                          <w:sz w:val="22"/>
-                          <w:szCs w:val="22"/>
-                        </w:rPr>
-                        <m:t>γ</m:t>
-                      </m:r>
-                    </m:num>
-                    <m:den>
-                      <m:r>
-                        <w:rPr>
-                          <w:rFonts w:ascii="Cambria Math" w:eastAsia="Cambria" w:hAnsi="Cambria Math"/>
-                          <w:sz w:val="22"/>
-                          <w:szCs w:val="22"/>
-                        </w:rPr>
-                        <m:t>2</m:t>
-                      </m:r>
-                    </m:den>
-                  </m:f>
-                </m:e>
-                <m:e>
-                  <m:r>
-                    <m:rPr>
-                      <m:sty m:val="p"/>
-                    </m:rPr>
-                    <w:rPr>
-                      <w:rFonts w:ascii="Cambria Math" w:eastAsia="Cambria" w:hAnsi="Cambria Math"/>
-                      <w:sz w:val="22"/>
-                      <w:szCs w:val="22"/>
-                    </w:rPr>
-                    <m:t>cos</m:t>
-                  </m:r>
-                  <m:f>
-                    <m:fPr>
-                      <m:ctrlPr>
-                        <w:rPr>
-                          <w:rFonts w:ascii="Cambria Math" w:eastAsia="Cambria" w:hAnsi="Cambria Math"/>
-                          <w:sz w:val="22"/>
-                          <w:szCs w:val="22"/>
-                        </w:rPr>
-                      </m:ctrlPr>
-                    </m:fPr>
-                    <m:num>
-                      <m:r>
-                        <w:rPr>
-                          <w:rFonts w:ascii="Cambria Math" w:eastAsia="Cambria" w:hAnsi="Cambria Math"/>
-                          <w:sz w:val="22"/>
-                          <w:szCs w:val="22"/>
-                        </w:rPr>
-                        <m:t>γ</m:t>
-                      </m:r>
-                    </m:num>
-                    <m:den>
-                      <m:r>
-                        <w:rPr>
-                          <w:rFonts w:ascii="Cambria Math" w:eastAsia="Cambria" w:hAnsi="Cambria Math"/>
-                          <w:sz w:val="22"/>
-                          <w:szCs w:val="22"/>
-                        </w:rPr>
-                        <m:t>2</m:t>
-                      </m:r>
-                    </m:den>
-                  </m:f>
-                </m:e>
-              </m:mr>
-            </m:m>
-          </m:e>
-        </m:d>
-      </m:oMath>
-    </w:p>
-    <w:p>
-      <w:pPr>
-        <w:spacing w:before="180" w:after="180" w:line="240" w:lineRule="auto"/>
-        <w:ind w:left="227" w:firstLine="0"/>
-        <w:jc w:val="left"/>
-        <w:rPr>
-          <w:rFonts w:eastAsia="Cambria"/>
-          <w:sz w:val="22"/>
-          <w:szCs w:val="22"/>
-        </w:rPr>
-      </w:pPr>
-      <w:r>
-        <w:rPr>
-          <w:rFonts w:eastAsia="Cambria"/>
-          <w:b/>
-          <w:bCs/>
-          <w:sz w:val="22"/>
-          <w:szCs w:val="22"/>
-        </w:rPr>
-        <w:t>Y-tengely körüli forgatás:</w:t>
-      </w:r>
-      <w:r>
-        <w:rPr>
-          <w:rFonts w:eastAsia="Cambria"/>
-          <w:sz w:val="22"/>
-          <w:szCs w:val="22"/>
-        </w:rPr>
-        <w:t xml:space="preserve"> </w:t>
-      </w:r>
-      <w:proofErr w:type="spellStart"/>
-      <w:r>
-        <w:rPr>
-          <w:rFonts w:eastAsia="Cambria"/>
-          <w:sz w:val="22"/>
-          <w:szCs w:val="22"/>
-        </w:rPr>
-        <w:t>R_</w:t>
-      </w:r>
-      <w:proofErr w:type="gramStart"/>
-      <w:r>
-        <w:rPr>
-          <w:rFonts w:eastAsia="Cambria"/>
-          <w:sz w:val="22"/>
-          <w:szCs w:val="22"/>
-        </w:rPr>
-        <w:t>y</w:t>
-      </w:r>
-      <w:proofErr w:type="spellEnd"/>
-      <w:r>
-        <w:rPr>
-          <w:rFonts w:eastAsia="Cambria"/>
-          <w:sz w:val="22"/>
-          <w:szCs w:val="22"/>
-        </w:rPr>
-        <w:t>(</w:t>
-      </w:r>
-      <w:proofErr w:type="gramEnd"/>
-      <w:r>
-        <w:rPr>
-          <w:rFonts w:eastAsia="Cambria"/>
-          <w:sz w:val="22"/>
-          <w:szCs w:val="22"/>
-        </w:rPr>
-        <w:t>) =</w:t>
-      </w:r>
-      <w:r>
-        <w:rPr>
-          <w:rFonts w:eastAsia="Cambria"/>
-          <w:sz w:val="22"/>
-          <w:szCs w:val="22"/>
-        </w:rPr>
-        <w:t xml:space="preserve"> </w:t>
-      </w:r>
-      <m:oMath>
-        <m:d>
-          <m:dPr>
-            <m:ctrlPr>
-              <w:rPr>
-                <w:rFonts w:ascii="Cambria Math" w:eastAsia="Cambria" w:hAnsi="Cambria Math"/>
-                <w:sz w:val="22"/>
-                <w:szCs w:val="22"/>
-              </w:rPr>
-            </m:ctrlPr>
-          </m:dPr>
-          <m:e>
-            <m:m>
-              <m:mPr>
-                <m:plcHide m:val="1"/>
-                <m:mcs>
-                  <m:mc>
-                    <m:mcPr>
-                      <m:count m:val="2"/>
-                      <m:mcJc m:val="center"/>
-                    </m:mcPr>
-                  </m:mc>
-                </m:mcs>
-                <m:ctrlPr>
-                  <w:rPr>
-                    <w:rFonts w:ascii="Cambria Math" w:eastAsia="Cambria" w:hAnsi="Cambria Math"/>
-                    <w:sz w:val="22"/>
-                    <w:szCs w:val="22"/>
-                  </w:rPr>
-                </m:ctrlPr>
-              </m:mPr>
-              <m:mr>
-                <m:e>
-                  <m:r>
-                    <m:rPr>
-                      <m:sty m:val="p"/>
-                    </m:rPr>
-                    <w:rPr>
-                      <w:rFonts w:ascii="Cambria Math" w:eastAsia="Cambria" w:hAnsi="Cambria Math"/>
-                      <w:sz w:val="22"/>
-                      <w:szCs w:val="22"/>
-                    </w:rPr>
-                    <m:t>cos</m:t>
-                  </m:r>
-                  <m:f>
-                    <m:fPr>
-                      <m:ctrlPr>
-                        <w:rPr>
-                          <w:rFonts w:ascii="Cambria Math" w:eastAsia="Cambria" w:hAnsi="Cambria Math"/>
-                          <w:sz w:val="22"/>
-                          <w:szCs w:val="22"/>
-                        </w:rPr>
-                      </m:ctrlPr>
-                    </m:fPr>
-                    <m:num>
-                      <m:r>
-                        <w:rPr>
-                          <w:rFonts w:ascii="Cambria Math" w:eastAsia="Cambria" w:hAnsi="Cambria Math"/>
-                          <w:sz w:val="22"/>
-                          <w:szCs w:val="22"/>
-                        </w:rPr>
-                        <m:t>γ</m:t>
-                      </m:r>
-                    </m:num>
-                    <m:den>
-                      <m:r>
-                        <w:rPr>
-                          <w:rFonts w:ascii="Cambria Math" w:eastAsia="Cambria" w:hAnsi="Cambria Math"/>
-                          <w:sz w:val="22"/>
-                          <w:szCs w:val="22"/>
-                        </w:rPr>
-                        <m:t>2</m:t>
-                      </m:r>
-                    </m:den>
-                  </m:f>
-                </m:e>
-                <m:e>
-                  <m:r>
-                    <m:rPr>
-                      <m:sty m:val="p"/>
-                    </m:rPr>
-                    <w:rPr>
-                      <w:rFonts w:ascii="Cambria Math" w:eastAsia="Cambria" w:hAnsi="Cambria Math"/>
-                      <w:sz w:val="22"/>
-                      <w:szCs w:val="22"/>
-                    </w:rPr>
-                    <m:t>-sin</m:t>
-                  </m:r>
-                  <m:f>
-                    <m:fPr>
-                      <m:ctrlPr>
-                        <w:rPr>
-                          <w:rFonts w:ascii="Cambria Math" w:eastAsia="Cambria" w:hAnsi="Cambria Math"/>
-                          <w:sz w:val="22"/>
-                          <w:szCs w:val="22"/>
-                        </w:rPr>
-                      </m:ctrlPr>
-                    </m:fPr>
-                    <m:num>
-                      <m:r>
-                        <w:rPr>
-                          <w:rFonts w:ascii="Cambria Math" w:eastAsia="Cambria" w:hAnsi="Cambria Math"/>
-                          <w:sz w:val="22"/>
-                          <w:szCs w:val="22"/>
-                        </w:rPr>
-                        <m:t>γ</m:t>
-                      </m:r>
-                    </m:num>
-                    <m:den>
-                      <m:r>
-                        <w:rPr>
-                          <w:rFonts w:ascii="Cambria Math" w:eastAsia="Cambria" w:hAnsi="Cambria Math"/>
-                          <w:sz w:val="22"/>
-                          <w:szCs w:val="22"/>
-                        </w:rPr>
-                        <m:t>2</m:t>
-                      </m:r>
-                    </m:den>
-                  </m:f>
-                </m:e>
-              </m:mr>
-              <m:mr>
-                <m:e>
-                  <m:r>
-                    <m:rPr>
-                      <m:sty m:val="p"/>
-                    </m:rPr>
-                    <w:rPr>
-                      <w:rFonts w:ascii="Cambria Math" w:eastAsia="Cambria" w:hAnsi="Cambria Math"/>
-                      <w:sz w:val="22"/>
-                      <w:szCs w:val="22"/>
-                    </w:rPr>
-                    <m:t>sin</m:t>
-                  </m:r>
-                  <m:f>
-                    <m:fPr>
-                      <m:ctrlPr>
-                        <w:rPr>
-                          <w:rFonts w:ascii="Cambria Math" w:eastAsia="Cambria" w:hAnsi="Cambria Math"/>
-                          <w:sz w:val="22"/>
-                          <w:szCs w:val="22"/>
-                        </w:rPr>
-                      </m:ctrlPr>
-                    </m:fPr>
-                    <m:num>
-                      <m:r>
-                        <w:rPr>
-                          <w:rFonts w:ascii="Cambria Math" w:eastAsia="Cambria" w:hAnsi="Cambria Math"/>
-                          <w:sz w:val="22"/>
-                          <w:szCs w:val="22"/>
-                        </w:rPr>
-                        <m:t>γ</m:t>
-                      </m:r>
-                    </m:num>
-                    <m:den>
-                      <m:r>
-                        <w:rPr>
-                          <w:rFonts w:ascii="Cambria Math" w:eastAsia="Cambria" w:hAnsi="Cambria Math"/>
-                          <w:sz w:val="22"/>
-                          <w:szCs w:val="22"/>
-                        </w:rPr>
-                        <m:t>2</m:t>
-                      </m:r>
-                    </m:den>
-                  </m:f>
-                </m:e>
-                <m:e>
-                  <m:r>
-                    <m:rPr>
-                      <m:sty m:val="p"/>
-                    </m:rPr>
-                    <w:rPr>
-                      <w:rFonts w:ascii="Cambria Math" w:eastAsia="Cambria" w:hAnsi="Cambria Math"/>
-                      <w:sz w:val="22"/>
-                      <w:szCs w:val="22"/>
-                    </w:rPr>
-                    <m:t>cos</m:t>
-                  </m:r>
-                  <m:f>
-                    <m:fPr>
-                      <m:ctrlPr>
-                        <w:rPr>
-                          <w:rFonts w:ascii="Cambria Math" w:eastAsia="Cambria" w:hAnsi="Cambria Math"/>
-                          <w:sz w:val="22"/>
-                          <w:szCs w:val="22"/>
-                        </w:rPr>
-                      </m:ctrlPr>
-                    </m:fPr>
-                    <m:num>
-                      <m:r>
-                        <w:rPr>
-                          <w:rFonts w:ascii="Cambria Math" w:eastAsia="Cambria" w:hAnsi="Cambria Math"/>
-                          <w:sz w:val="22"/>
-                          <w:szCs w:val="22"/>
-                        </w:rPr>
-                        <m:t>γ</m:t>
-                      </m:r>
-                    </m:num>
-                    <m:den>
-                      <m:r>
-                        <w:rPr>
-                          <w:rFonts w:ascii="Cambria Math" w:eastAsia="Cambria" w:hAnsi="Cambria Math"/>
-                          <w:sz w:val="22"/>
-                          <w:szCs w:val="22"/>
-                        </w:rPr>
-                        <m:t>2</m:t>
-                      </m:r>
-                    </m:den>
-                  </m:f>
-                </m:e>
-              </m:mr>
-            </m:m>
-          </m:e>
-        </m:d>
-      </m:oMath>
-    </w:p>
-    <w:p>
-      <w:pPr>
-        <w:spacing w:before="180" w:after="180" w:line="240" w:lineRule="auto"/>
-        <w:ind w:left="227" w:firstLine="0"/>
-        <w:jc w:val="left"/>
-        <w:rPr>
-          <w:rFonts w:eastAsia="Cambria"/>
-          <w:sz w:val="22"/>
-          <w:szCs w:val="22"/>
-        </w:rPr>
-      </w:pPr>
-      <w:r>
-        <w:rPr>
-          <w:rFonts w:eastAsia="Cambria"/>
-          <w:b/>
-          <w:bCs/>
-          <w:sz w:val="22"/>
-          <w:szCs w:val="22"/>
-        </w:rPr>
-        <w:t xml:space="preserve">Z-tengely körüli </w:t>
-      </w:r>
-      <w:proofErr w:type="gramStart"/>
-      <w:r>
-        <w:rPr>
-          <w:rFonts w:eastAsia="Cambria"/>
-          <w:b/>
-          <w:bCs/>
-          <w:sz w:val="22"/>
-          <w:szCs w:val="22"/>
-        </w:rPr>
-        <w:t>forgatás:</w:t>
-      </w:r>
-      <w:r>
-        <w:rPr>
-          <w:rFonts w:eastAsia="Cambria"/>
-          <w:sz w:val="22"/>
-          <w:szCs w:val="22"/>
-        </w:rPr>
-        <w:t xml:space="preserve">  </w:t>
-      </w:r>
-      <w:proofErr w:type="spellStart"/>
-      <w:r>
-        <w:rPr>
-          <w:rFonts w:eastAsia="Cambria"/>
-          <w:sz w:val="22"/>
-          <w:szCs w:val="22"/>
-        </w:rPr>
-        <w:t>R</w:t>
-      </w:r>
-      <w:proofErr w:type="gramEnd"/>
-      <w:r>
-        <w:rPr>
-          <w:rFonts w:eastAsia="Cambria"/>
-          <w:sz w:val="22"/>
-          <w:szCs w:val="22"/>
-        </w:rPr>
-        <w:t>_</w:t>
-      </w:r>
-      <w:proofErr w:type="gramStart"/>
-      <w:r>
-        <w:rPr>
-          <w:rFonts w:eastAsia="Cambria"/>
-          <w:sz w:val="22"/>
-          <w:szCs w:val="22"/>
-        </w:rPr>
-        <w:t>z</w:t>
-      </w:r>
-      <w:proofErr w:type="spellEnd"/>
-      <w:r>
-        <w:rPr>
-          <w:rFonts w:eastAsia="Cambria"/>
-          <w:sz w:val="22"/>
-          <w:szCs w:val="22"/>
-        </w:rPr>
-        <w:t>(</w:t>
-      </w:r>
-      <w:proofErr w:type="gramEnd"/>
-      <w:r>
-        <w:rPr>
-          <w:rFonts w:eastAsia="Cambria"/>
-          <w:sz w:val="22"/>
-          <w:szCs w:val="22"/>
-        </w:rPr>
-        <w:t>) =</w:t>
-      </w:r>
-      <w:r>
-        <w:rPr>
-          <w:rFonts w:eastAsia="Cambria"/>
-          <w:sz w:val="22"/>
-          <w:szCs w:val="22"/>
-        </w:rPr>
-        <w:t xml:space="preserve"> </w:t>
-      </w:r>
-      <m:oMath>
-        <m:d>
-          <m:dPr>
-            <m:ctrlPr>
-              <w:rPr>
-                <w:rFonts w:ascii="Cambria Math" w:eastAsia="Cambria" w:hAnsi="Cambria Math"/>
-                <w:sz w:val="22"/>
-                <w:szCs w:val="22"/>
-              </w:rPr>
-            </m:ctrlPr>
-          </m:dPr>
-          <m:e>
-            <m:m>
-              <m:mPr>
-                <m:plcHide m:val="1"/>
-                <m:mcs>
-                  <m:mc>
-                    <m:mcPr>
-                      <m:count m:val="2"/>
-                      <m:mcJc m:val="center"/>
-                    </m:mcPr>
-                  </m:mc>
-                </m:mcs>
-                <m:ctrlPr>
-                  <w:rPr>
-                    <w:rFonts w:ascii="Cambria Math" w:eastAsia="Cambria" w:hAnsi="Cambria Math"/>
-                    <w:sz w:val="22"/>
-                    <w:szCs w:val="22"/>
-                  </w:rPr>
-                </m:ctrlPr>
-              </m:mPr>
-              <m:mr>
-                <m:e>
-                  <m:sSup>
-                    <m:sSupPr>
-                      <m:ctrlPr>
-                        <w:rPr>
-                          <w:rFonts w:ascii="Cambria Math" w:eastAsia="Cambria" w:hAnsi="Cambria Math"/>
-                          <w:sz w:val="22"/>
-                          <w:szCs w:val="22"/>
-                        </w:rPr>
-                      </m:ctrlPr>
-                    </m:sSupPr>
-                    <m:e>
-                      <m:r>
-                        <w:rPr>
-                          <w:rFonts w:ascii="Cambria Math" w:eastAsia="Cambria" w:hAnsi="Cambria Math"/>
-                          <w:sz w:val="22"/>
-                          <w:szCs w:val="22"/>
-                        </w:rPr>
-                        <m:t>e</m:t>
-                      </m:r>
-                    </m:e>
-                    <m:sup>
-                      <m:r>
-                        <m:rPr>
-                          <m:sty m:val="p"/>
-                        </m:rPr>
-                        <w:rPr>
-                          <w:rFonts w:ascii="Cambria Math" w:eastAsia="Cambria" w:hAnsi="Cambria Math"/>
-                          <w:sz w:val="22"/>
-                          <w:szCs w:val="22"/>
-                        </w:rPr>
-                        <m:t>-</m:t>
-                      </m:r>
-                      <m:r>
-                        <w:rPr>
-                          <w:rFonts w:ascii="Cambria Math" w:eastAsia="Cambria" w:hAnsi="Cambria Math"/>
-                          <w:sz w:val="22"/>
-                          <w:szCs w:val="22"/>
-                        </w:rPr>
-                        <m:t>iγ</m:t>
-                      </m:r>
-                      <m:r>
-                        <m:rPr>
-                          <m:sty m:val="p"/>
-                        </m:rPr>
-                        <w:rPr>
-                          <w:rFonts w:ascii="Cambria Math" w:eastAsia="Cambria" w:hAnsi="Cambria Math"/>
-                          <w:sz w:val="22"/>
-                          <w:szCs w:val="22"/>
-                        </w:rPr>
-                        <m:t>/</m:t>
-                      </m:r>
-                      <m:r>
-                        <w:rPr>
-                          <w:rFonts w:ascii="Cambria Math" w:eastAsia="Cambria" w:hAnsi="Cambria Math"/>
-                          <w:sz w:val="22"/>
-                          <w:szCs w:val="22"/>
-                        </w:rPr>
-                        <m:t>2</m:t>
-                      </m:r>
-                    </m:sup>
-                  </m:sSup>
-                </m:e>
-                <m:e>
-                  <m:r>
-                    <w:rPr>
-                      <w:rFonts w:ascii="Cambria Math" w:eastAsia="Cambria" w:hAnsi="Cambria Math"/>
-                      <w:sz w:val="22"/>
-                      <w:szCs w:val="22"/>
-                    </w:rPr>
-                    <m:t>0</m:t>
-                  </m:r>
-                </m:e>
-              </m:mr>
-              <m:mr>
-                <m:e>
-                  <m:r>
-                    <w:rPr>
-                      <w:rFonts w:ascii="Cambria Math" w:eastAsia="Cambria" w:hAnsi="Cambria Math"/>
-                      <w:sz w:val="22"/>
-                      <w:szCs w:val="22"/>
-                    </w:rPr>
-                    <m:t>0</m:t>
-                  </m:r>
-                </m:e>
-                <m:e>
-                  <m:sSup>
-                    <m:sSupPr>
-                      <m:ctrlPr>
-                        <w:rPr>
-                          <w:rFonts w:ascii="Cambria Math" w:eastAsia="Cambria" w:hAnsi="Cambria Math"/>
-                          <w:sz w:val="22"/>
-                          <w:szCs w:val="22"/>
-                        </w:rPr>
-                      </m:ctrlPr>
-                    </m:sSupPr>
-                    <m:e>
-                      <m:r>
-                        <w:rPr>
-                          <w:rFonts w:ascii="Cambria Math" w:eastAsia="Cambria" w:hAnsi="Cambria Math"/>
-                          <w:sz w:val="22"/>
-                          <w:szCs w:val="22"/>
-                        </w:rPr>
-                        <m:t>e</m:t>
-                      </m:r>
-                    </m:e>
-                    <m:sup>
-                      <m:r>
-                        <w:rPr>
-                          <w:rFonts w:ascii="Cambria Math" w:eastAsia="Cambria" w:hAnsi="Cambria Math"/>
-                          <w:sz w:val="22"/>
-                          <w:szCs w:val="22"/>
-                        </w:rPr>
-                        <m:t>iγ</m:t>
-                      </m:r>
-                      <m:r>
-                        <m:rPr>
-                          <m:sty m:val="p"/>
-                        </m:rPr>
-                        <w:rPr>
-                          <w:rFonts w:ascii="Cambria Math" w:eastAsia="Cambria" w:hAnsi="Cambria Math"/>
-                          <w:sz w:val="22"/>
-                          <w:szCs w:val="22"/>
-                        </w:rPr>
-                        <m:t>/</m:t>
-                      </m:r>
-                      <m:r>
-                        <w:rPr>
-                          <w:rFonts w:ascii="Cambria Math" w:eastAsia="Cambria" w:hAnsi="Cambria Math"/>
-                          <w:sz w:val="22"/>
-                          <w:szCs w:val="22"/>
-                        </w:rPr>
-                        <m:t>2</m:t>
-                      </m:r>
-                    </m:sup>
-                  </m:sSup>
-                </m:e>
-              </m:mr>
-            </m:m>
-          </m:e>
-        </m:d>
-      </m:oMath>
-      <w:bookmarkEnd w:id="9"/>
-      <w:bookmarkEnd w:id="12"/>
-    </w:p>
-    <w:p>
-      <w:pPr>
         <w:pStyle w:val="Cmsor3"/>
+        <w:spacing w:line="300" w:lineRule="exact"/>
         <w:rPr>
           <w:rFonts w:eastAsia="Aptos"/>
         </w:rPr>
       </w:pPr>
-      <w:r>
-        <w:t>6. Tesztelés és Validáció</w:t>
-      </w:r>
-      <w:bookmarkEnd w:id="6"/>
-    </w:p>
-    <w:p>
-      <w:pPr>
-        <w:ind w:firstLine="0"/>
-        <w:rPr>
-          <w:rFonts w:eastAsia="Aptos"/>
-        </w:rPr>
-      </w:pPr>
-      <w:r>
-        <w:rPr>
-          <w:rFonts w:eastAsia="inter"/>
-        </w:rPr>
-        <w:t>Az alkalmazás helyességét az alábbi tesztekkel igazoltuk:</w:t>
-      </w:r>
-    </w:p>
-    <w:p>
-      <w:pPr>
-        <w:numPr>
-          <w:ilvl w:val="0"/>
-          <w:numId w:val="27"/>
-        </w:numPr>
-        <w:spacing w:before="105" w:after="105" w:line="240" w:lineRule="atLeast"/>
-        <w:jc w:val="left"/>
-        <w:rPr>
-          <w:rFonts w:eastAsia="Cambria"/>
-        </w:rPr>
-      </w:pPr>
-      <w:r>
-        <w:rPr>
-          <w:rFonts w:eastAsia="Cambria"/>
-          <w:b/>
-        </w:rPr>
-        <w:t>Nevezetes állapotok:</w:t>
-      </w:r>
-      <w:r>
-        <w:rPr>
-          <w:rFonts w:eastAsia="Cambria"/>
-        </w:rPr>
-        <w:t xml:space="preserve"> Ellenőriztük, hogy a gyors beállítások (pl. |+</w:t>
-      </w:r>
-      <w:r>
-        <w:rPr>
-          <w:rFonts w:ascii="Cambria Math" w:eastAsia="Cambria" w:hAnsi="Cambria Math" w:cs="Cambria Math"/>
-        </w:rPr>
-        <w:t>⟩</w:t>
-      </w:r>
-      <w:r>
-        <w:rPr>
-          <w:rFonts w:eastAsia="Cambria"/>
-        </w:rPr>
-        <w:t>) pontosan a megfelelő tengelyekre (X tengely) kerülnek-e.</w:t>
-      </w:r>
-    </w:p>
-    <w:p>
-      <w:pPr>
-        <w:numPr>
-          <w:ilvl w:val="0"/>
-          <w:numId w:val="27"/>
-        </w:numPr>
-        <w:spacing w:before="105" w:after="105" w:line="240" w:lineRule="atLeast"/>
-        <w:jc w:val="left"/>
-        <w:rPr>
-          <w:rFonts w:eastAsia="Cambria"/>
-        </w:rPr>
-      </w:pPr>
-      <w:r>
-        <w:rPr>
-          <w:rFonts w:eastAsia="Cambria"/>
-          <w:b/>
-        </w:rPr>
-        <w:t>Kapu operációk:</w:t>
-      </w:r>
-      <w:r>
-        <w:rPr>
-          <w:rFonts w:eastAsia="Cambria"/>
-        </w:rPr>
-        <w:t xml:space="preserve"> Teszteltük a kapuk hatását ismert bemeneteken (pl. </w:t>
-      </w:r>
-      <w:r>
-        <w:rPr>
-          <w:rFonts w:ascii="Cambria Math" w:eastAsia="Cambria" w:hAnsi="Cambria Math" w:cs="Cambria Math"/>
-        </w:rPr>
-        <w:t>𝑋</w:t>
-      </w:r>
-      <w:r>
-        <w:rPr>
-          <w:rFonts w:eastAsia="Cambria"/>
-        </w:rPr>
-        <w:t>|0</w:t>
-      </w:r>
-      <w:r>
-        <w:rPr>
-          <w:rFonts w:ascii="Cambria Math" w:eastAsia="Cambria" w:hAnsi="Cambria Math" w:cs="Cambria Math"/>
-        </w:rPr>
-        <w:t>⟩</w:t>
-      </w:r>
-      <w:r>
-        <w:rPr>
-          <w:rFonts w:eastAsia="Cambria"/>
-        </w:rPr>
-        <w:t>→|1</w:t>
-      </w:r>
-      <w:r>
-        <w:rPr>
-          <w:rFonts w:ascii="Cambria Math" w:eastAsia="Cambria" w:hAnsi="Cambria Math" w:cs="Cambria Math"/>
-        </w:rPr>
-        <w:t>⟩</w:t>
-      </w:r>
-      <w:r>
-        <w:rPr>
-          <w:rFonts w:eastAsia="Cambria"/>
-        </w:rPr>
-        <w:t xml:space="preserve">, </w:t>
-      </w:r>
-      <w:r>
-        <w:rPr>
-          <w:rFonts w:ascii="Cambria Math" w:eastAsia="Cambria" w:hAnsi="Cambria Math" w:cs="Cambria Math"/>
-        </w:rPr>
-        <w:t>𝐻</w:t>
-      </w:r>
-      <w:r>
-        <w:rPr>
-          <w:rFonts w:eastAsia="Cambria"/>
-        </w:rPr>
-        <w:t>|0</w:t>
-      </w:r>
-      <w:r>
-        <w:rPr>
-          <w:rFonts w:ascii="Cambria Math" w:eastAsia="Cambria" w:hAnsi="Cambria Math" w:cs="Cambria Math"/>
-        </w:rPr>
-        <w:t>⟩</w:t>
-      </w:r>
-      <w:r>
-        <w:rPr>
-          <w:rFonts w:eastAsia="Cambria"/>
-        </w:rPr>
-        <w:t>→|+</w:t>
-      </w:r>
-      <w:r>
-        <w:rPr>
-          <w:rFonts w:ascii="Cambria Math" w:eastAsia="Cambria" w:hAnsi="Cambria Math" w:cs="Cambria Math"/>
-        </w:rPr>
-        <w:t>⟩</w:t>
-      </w:r>
-      <w:r>
-        <w:rPr>
-          <w:rFonts w:eastAsia="Cambria"/>
-        </w:rPr>
-        <w:t>).</w:t>
-      </w:r>
-    </w:p>
-    <w:p>
-      <w:pPr>
-        <w:numPr>
-          <w:ilvl w:val="0"/>
-          <w:numId w:val="27"/>
-        </w:numPr>
-        <w:spacing w:before="105" w:after="240" w:line="240" w:lineRule="atLeast"/>
-        <w:ind w:left="538" w:hanging="357"/>
-        <w:jc w:val="left"/>
-        <w:rPr>
-          <w:rFonts w:eastAsia="Cambria"/>
-        </w:rPr>
-      </w:pPr>
-      <w:proofErr w:type="spellStart"/>
-      <w:r>
-        <w:rPr>
-          <w:rFonts w:eastAsia="Cambria"/>
-          <w:b/>
-        </w:rPr>
-        <w:t>Unitaritás</w:t>
-      </w:r>
-      <w:proofErr w:type="spellEnd"/>
-      <w:r>
-        <w:rPr>
-          <w:rFonts w:eastAsia="Cambria"/>
-          <w:b/>
-        </w:rPr>
-        <w:t>:</w:t>
-      </w:r>
-      <w:r>
-        <w:rPr>
-          <w:rFonts w:eastAsia="Cambria"/>
-        </w:rPr>
-        <w:t xml:space="preserve"> A szimuláció minden lépésben megőrzi az állapotvektor normáját (a vektor hossza mindig 1 marad).</w:t>
-      </w:r>
-    </w:p>
-    <w:p>
-      <w:pPr>
-        <w:pStyle w:val="Cmsor3"/>
-        <w:rPr>
-          <w:rFonts w:eastAsia="Aptos"/>
-        </w:rPr>
-      </w:pPr>
-      <w:bookmarkStart w:id="13" w:name="bm_7_hivatkozások"/>
-      <w:r>
-        <w:lastRenderedPageBreak/>
+      <w:bookmarkStart w:id="7" w:name="bm_7_hivatkozások"/>
+      <w:r>
         <w:t>7. Hivatkozások</w:t>
       </w:r>
-      <w:bookmarkEnd w:id="13"/>
+      <w:bookmarkEnd w:id="7"/>
     </w:p>
     <w:p>
       <w:pPr>
@@ -5977,7 +5835,7 @@
           <w:ilvl w:val="0"/>
           <w:numId w:val="28"/>
         </w:numPr>
-        <w:spacing w:before="105" w:after="105" w:line="240" w:lineRule="atLeast"/>
+        <w:spacing w:before="105" w:after="105" w:line="300" w:lineRule="exact"/>
         <w:jc w:val="left"/>
         <w:rPr>
           <w:rFonts w:eastAsia="Aptos"/>
@@ -6073,7 +5931,7 @@
           <w:ilvl w:val="0"/>
           <w:numId w:val="28"/>
         </w:numPr>
-        <w:spacing w:before="105" w:after="105" w:line="240" w:lineRule="atLeast"/>
+        <w:spacing w:before="105" w:after="105" w:line="300" w:lineRule="exact"/>
         <w:jc w:val="left"/>
         <w:rPr>
           <w:rFonts w:eastAsia="Aptos"/>
@@ -6115,7 +5973,7 @@
           <w:ilvl w:val="0"/>
           <w:numId w:val="28"/>
         </w:numPr>
-        <w:spacing w:before="105" w:after="105" w:line="240" w:lineRule="atLeast"/>
+        <w:spacing w:before="105" w:after="105" w:line="300" w:lineRule="exact"/>
         <w:jc w:val="left"/>
         <w:rPr>
           <w:rFonts w:eastAsia="Aptos"/>
@@ -6170,13 +6028,16 @@
     <w:p>
       <w:pPr>
         <w:pStyle w:val="Cmsor3"/>
-      </w:pPr>
-      <w:r>
+        <w:spacing w:line="300" w:lineRule="exact"/>
+      </w:pPr>
+      <w:r>
+        <w:lastRenderedPageBreak/>
         <w:t>8. Mesterséges Intelligencia Alkalmazása</w:t>
       </w:r>
     </w:p>
     <w:p>
       <w:pPr>
+        <w:spacing w:line="300" w:lineRule="exact"/>
         <w:ind w:firstLine="0"/>
         <w:rPr>
           <w:rFonts w:eastAsia="Aptos"/>
@@ -6186,15 +6047,16 @@
         <w:rPr>
           <w:rFonts w:eastAsia="Aptos"/>
         </w:rPr>
-        <w:t>A projekt fejlesztése során támogató jelleggel mesterséges intelligencia alapú eszközöket alkalmaztunk. Az AI felhasználása kifejezetten az alábbi területekre korlátozódott:</w:t>
+        <w:t xml:space="preserve">A projekt fejlesztése és 2026-os továbbfejlesztése során támogató jelleggel mesterséges intelligencia alapú eszközöket alkalmaztam. Az AI felhasználása az alábbi területekre korlátozódott: </w:t>
       </w:r>
     </w:p>
     <w:p>
       <w:pPr>
         <w:numPr>
           <w:ilvl w:val="0"/>
-          <w:numId w:val="32"/>
+          <w:numId w:val="39"/>
         </w:numPr>
+        <w:spacing w:line="300" w:lineRule="exact"/>
         <w:rPr>
           <w:rFonts w:eastAsia="Aptos"/>
         </w:rPr>
@@ -6205,50 +6067,137 @@
           <w:b/>
           <w:bCs/>
         </w:rPr>
-        <w:t>Dokumentáció:</w:t>
-      </w:r>
-      <w:r>
-        <w:rPr>
-          <w:rFonts w:eastAsia="Aptos"/>
-        </w:rPr>
-        <w:t xml:space="preserve"> </w:t>
-      </w:r>
-      <w:r>
-        <w:rPr>
-          <w:rFonts w:eastAsia="Aptos"/>
-        </w:rPr>
-        <w:t>A jelen műszaki leírás szövegezésének, strukturálásának és formázásának segítése.</w:t>
-      </w:r>
-    </w:p>
-    <w:p>
-      <w:pPr>
-        <w:numPr>
-          <w:ilvl w:val="0"/>
-          <w:numId w:val="32"/>
-        </w:numPr>
-        <w:rPr>
-          <w:rFonts w:eastAsia="Aptos"/>
-        </w:rPr>
-      </w:pPr>
+        <w:t xml:space="preserve">Kódmódosítás és </w:t>
+      </w:r>
+      <w:proofErr w:type="spellStart"/>
       <w:r>
         <w:rPr>
           <w:rFonts w:eastAsia="Aptos"/>
           <w:b/>
           <w:bCs/>
         </w:rPr>
-        <w:t>Kódkommentálás:</w:t>
-      </w:r>
+        <w:t>refaktorálás</w:t>
+      </w:r>
+      <w:proofErr w:type="spellEnd"/>
       <w:r>
         <w:rPr>
           <w:rFonts w:eastAsia="Aptos"/>
-        </w:rPr>
-        <w:t xml:space="preserve"> </w:t>
+          <w:b/>
+          <w:bCs/>
+        </w:rPr>
+        <w:t>:</w:t>
       </w:r>
       <w:r>
         <w:rPr>
           <w:rFonts w:eastAsia="Aptos"/>
         </w:rPr>
-        <w:t>A forráskódban található magyarázó megjegyzések (kommentek) generálása a kódolvasás és az átláthatóság javítása érdekében.</w:t>
+        <w:t xml:space="preserve"> A kódbázis átszervezése, az új funkciók implementálása, valamint a felhasználói felület (UI) modernizálása </w:t>
+      </w:r>
+      <w:proofErr w:type="spellStart"/>
+      <w:r>
+        <w:rPr>
+          <w:rFonts w:eastAsia="Aptos"/>
+          <w:b/>
+          <w:bCs/>
+        </w:rPr>
+        <w:t>Cline</w:t>
+      </w:r>
+      <w:proofErr w:type="spellEnd"/>
+      <w:r>
+        <w:rPr>
+          <w:rFonts w:eastAsia="Aptos"/>
+        </w:rPr>
+        <w:t xml:space="preserve"> (VS </w:t>
+      </w:r>
+      <w:proofErr w:type="spellStart"/>
+      <w:r>
+        <w:rPr>
+          <w:rFonts w:eastAsia="Aptos"/>
+        </w:rPr>
+        <w:t>Code</w:t>
+      </w:r>
+      <w:proofErr w:type="spellEnd"/>
+      <w:r>
+        <w:rPr>
+          <w:rFonts w:eastAsia="Aptos"/>
+        </w:rPr>
+        <w:t xml:space="preserve"> / IDE ágens) segítségével, </w:t>
+      </w:r>
+      <w:proofErr w:type="spellStart"/>
+      <w:r>
+        <w:rPr>
+          <w:rFonts w:eastAsia="Aptos"/>
+          <w:b/>
+          <w:bCs/>
+        </w:rPr>
+        <w:t>DeepSeek</w:t>
+      </w:r>
+      <w:proofErr w:type="spellEnd"/>
+      <w:r>
+        <w:rPr>
+          <w:rFonts w:eastAsia="Aptos"/>
+          <w:b/>
+          <w:bCs/>
+        </w:rPr>
+        <w:t xml:space="preserve"> Flash API</w:t>
+      </w:r>
+      <w:r>
+        <w:rPr>
+          <w:rFonts w:eastAsia="Aptos"/>
+        </w:rPr>
+        <w:t xml:space="preserve"> használatával történt.</w:t>
+      </w:r>
+    </w:p>
+    <w:p>
+      <w:pPr>
+        <w:numPr>
+          <w:ilvl w:val="0"/>
+          <w:numId w:val="39"/>
+        </w:numPr>
+        <w:spacing w:line="300" w:lineRule="exact"/>
+        <w:rPr>
+          <w:rFonts w:eastAsia="Aptos"/>
+        </w:rPr>
+      </w:pPr>
+      <w:r>
+        <w:rPr>
+          <w:rFonts w:eastAsia="Aptos"/>
+          <w:b/>
+          <w:bCs/>
+        </w:rPr>
+        <w:t>Dokumentáció:</w:t>
+      </w:r>
+      <w:r>
+        <w:rPr>
+          <w:rFonts w:eastAsia="Aptos"/>
+        </w:rPr>
+        <w:t xml:space="preserve"> A műszaki leírás szövegezésének, strukturálásának és a 2026-os követelményrendszerhez való illesztésének támogatása. </w:t>
+      </w:r>
+    </w:p>
+    <w:p>
+      <w:pPr>
+        <w:numPr>
+          <w:ilvl w:val="0"/>
+          <w:numId w:val="39"/>
+        </w:numPr>
+        <w:spacing w:line="300" w:lineRule="exact"/>
+        <w:rPr>
+          <w:rFonts w:eastAsia="Aptos"/>
+        </w:rPr>
+      </w:pPr>
+      <w:r>
+        <w:rPr>
+          <w:rFonts w:eastAsia="Aptos"/>
+          <w:b/>
+          <w:bCs/>
+        </w:rPr>
+        <w:t>Kódkommentálás és tesztek:</w:t>
+      </w:r>
+      <w:r>
+        <w:rPr>
+          <w:rFonts w:eastAsia="Aptos"/>
+        </w:rPr>
+        <w:t xml:space="preserve"> A forráskód magyarázó megjegyzéseinek, valamint a 19 modulból álló automatizált önteszt-csomag megírásának és ellenőrzésének segítése. </w:t>
       </w:r>
     </w:p>
     <w:sectPr>
@@ -6586,6 +6535,119 @@
     </w:lvl>
   </w:abstractNum>
   <w:abstractNum w:abstractNumId="2" w15:restartNumberingAfterBreak="0">
+    <w:nsid w:val="02A93060"/>
+    <w:multiLevelType w:val="hybridMultilevel"/>
+    <w:tmpl w:val="1A30FB4A"/>
+    <w:lvl w:ilvl="0" w:tplc="040E0001">
+      <w:start w:val="1"/>
+      <w:numFmt w:val="bullet"/>
+      <w:lvlText w:val=""/>
+      <w:lvlJc w:val="left"/>
+      <w:pPr>
+        <w:ind w:left="720" w:hanging="360"/>
+      </w:pPr>
+      <w:rPr>
+        <w:rFonts w:ascii="Symbol" w:hAnsi="Symbol" w:hint="default"/>
+      </w:rPr>
+    </w:lvl>
+    <w:lvl w:ilvl="1" w:tplc="040E0003" w:tentative="1">
+      <w:start w:val="1"/>
+      <w:numFmt w:val="bullet"/>
+      <w:lvlText w:val="o"/>
+      <w:lvlJc w:val="left"/>
+      <w:pPr>
+        <w:ind w:left="1440" w:hanging="360"/>
+      </w:pPr>
+      <w:rPr>
+        <w:rFonts w:ascii="Courier New" w:hAnsi="Courier New" w:cs="Courier New" w:hint="default"/>
+      </w:rPr>
+    </w:lvl>
+    <w:lvl w:ilvl="2" w:tplc="040E0005" w:tentative="1">
+      <w:start w:val="1"/>
+      <w:numFmt w:val="bullet"/>
+      <w:lvlText w:val=""/>
+      <w:lvlJc w:val="left"/>
+      <w:pPr>
+        <w:ind w:left="2160" w:hanging="360"/>
+      </w:pPr>
+      <w:rPr>
+        <w:rFonts w:ascii="Wingdings" w:hAnsi="Wingdings" w:hint="default"/>
+      </w:rPr>
+    </w:lvl>
+    <w:lvl w:ilvl="3" w:tplc="040E0001" w:tentative="1">
+      <w:start w:val="1"/>
+      <w:numFmt w:val="bullet"/>
+      <w:lvlText w:val=""/>
+      <w:lvlJc w:val="left"/>
+      <w:pPr>
+        <w:ind w:left="2880" w:hanging="360"/>
+      </w:pPr>
+      <w:rPr>
+        <w:rFonts w:ascii="Symbol" w:hAnsi="Symbol" w:hint="default"/>
+      </w:rPr>
+    </w:lvl>
+    <w:lvl w:ilvl="4" w:tplc="040E0003" w:tentative="1">
+      <w:start w:val="1"/>
+      <w:numFmt w:val="bullet"/>
+      <w:lvlText w:val="o"/>
+      <w:lvlJc w:val="left"/>
+      <w:pPr>
+        <w:ind w:left="3600" w:hanging="360"/>
+      </w:pPr>
+      <w:rPr>
+        <w:rFonts w:ascii="Courier New" w:hAnsi="Courier New" w:cs="Courier New" w:hint="default"/>
+      </w:rPr>
+    </w:lvl>
+    <w:lvl w:ilvl="5" w:tplc="040E0005" w:tentative="1">
+      <w:start w:val="1"/>
+      <w:numFmt w:val="bullet"/>
+      <w:lvlText w:val=""/>
+      <w:lvlJc w:val="left"/>
+      <w:pPr>
+        <w:ind w:left="4320" w:hanging="360"/>
+      </w:pPr>
+      <w:rPr>
+        <w:rFonts w:ascii="Wingdings" w:hAnsi="Wingdings" w:hint="default"/>
+      </w:rPr>
+    </w:lvl>
+    <w:lvl w:ilvl="6" w:tplc="040E0001" w:tentative="1">
+      <w:start w:val="1"/>
+      <w:numFmt w:val="bullet"/>
+      <w:lvlText w:val=""/>
+      <w:lvlJc w:val="left"/>
+      <w:pPr>
+        <w:ind w:left="5040" w:hanging="360"/>
+      </w:pPr>
+      <w:rPr>
+        <w:rFonts w:ascii="Symbol" w:hAnsi="Symbol" w:hint="default"/>
+      </w:rPr>
+    </w:lvl>
+    <w:lvl w:ilvl="7" w:tplc="040E0003" w:tentative="1">
+      <w:start w:val="1"/>
+      <w:numFmt w:val="bullet"/>
+      <w:lvlText w:val="o"/>
+      <w:lvlJc w:val="left"/>
+      <w:pPr>
+        <w:ind w:left="5760" w:hanging="360"/>
+      </w:pPr>
+      <w:rPr>
+        <w:rFonts w:ascii="Courier New" w:hAnsi="Courier New" w:cs="Courier New" w:hint="default"/>
+      </w:rPr>
+    </w:lvl>
+    <w:lvl w:ilvl="8" w:tplc="040E0005" w:tentative="1">
+      <w:start w:val="1"/>
+      <w:numFmt w:val="bullet"/>
+      <w:lvlText w:val=""/>
+      <w:lvlJc w:val="left"/>
+      <w:pPr>
+        <w:ind w:left="6480" w:hanging="360"/>
+      </w:pPr>
+      <w:rPr>
+        <w:rFonts w:ascii="Wingdings" w:hAnsi="Wingdings" w:hint="default"/>
+      </w:rPr>
+    </w:lvl>
+  </w:abstractNum>
+  <w:abstractNum w:abstractNumId="3" w15:restartNumberingAfterBreak="0">
     <w:nsid w:val="02C275D4"/>
     <w:multiLevelType w:val="hybridMultilevel"/>
     <w:tmpl w:val="CF081194"/>
@@ -6703,7 +6765,7 @@
       </w:pPr>
     </w:lvl>
   </w:abstractNum>
-  <w:abstractNum w:abstractNumId="3" w15:restartNumberingAfterBreak="0">
+  <w:abstractNum w:abstractNumId="4" w15:restartNumberingAfterBreak="0">
     <w:nsid w:val="05D151AA"/>
     <w:multiLevelType w:val="multilevel"/>
     <w:tmpl w:val="4E6AA188"/>
@@ -6852,7 +6914,305 @@
       </w:rPr>
     </w:lvl>
   </w:abstractNum>
-  <w:abstractNum w:abstractNumId="4" w15:restartNumberingAfterBreak="0">
+  <w:abstractNum w:abstractNumId="5" w15:restartNumberingAfterBreak="0">
+    <w:nsid w:val="0DF22EC5"/>
+    <w:multiLevelType w:val="multilevel"/>
+    <w:tmpl w:val="DE447824"/>
+    <w:lvl w:ilvl="0">
+      <w:start w:val="1"/>
+      <w:numFmt w:val="bullet"/>
+      <w:lvlText w:val=""/>
+      <w:lvlJc w:val="left"/>
+      <w:pPr>
+        <w:tabs>
+          <w:tab w:val="num" w:pos="720"/>
+        </w:tabs>
+        <w:ind w:left="720" w:hanging="360"/>
+      </w:pPr>
+      <w:rPr>
+        <w:rFonts w:ascii="Symbol" w:hAnsi="Symbol" w:hint="default"/>
+        <w:sz w:val="20"/>
+      </w:rPr>
+    </w:lvl>
+    <w:lvl w:ilvl="1" w:tentative="1">
+      <w:start w:val="1"/>
+      <w:numFmt w:val="bullet"/>
+      <w:lvlText w:val="o"/>
+      <w:lvlJc w:val="left"/>
+      <w:pPr>
+        <w:tabs>
+          <w:tab w:val="num" w:pos="1440"/>
+        </w:tabs>
+        <w:ind w:left="1440" w:hanging="360"/>
+      </w:pPr>
+      <w:rPr>
+        <w:rFonts w:ascii="Courier New" w:hAnsi="Courier New" w:hint="default"/>
+        <w:sz w:val="20"/>
+      </w:rPr>
+    </w:lvl>
+    <w:lvl w:ilvl="2" w:tentative="1">
+      <w:start w:val="1"/>
+      <w:numFmt w:val="bullet"/>
+      <w:lvlText w:val=""/>
+      <w:lvlJc w:val="left"/>
+      <w:pPr>
+        <w:tabs>
+          <w:tab w:val="num" w:pos="2160"/>
+        </w:tabs>
+        <w:ind w:left="2160" w:hanging="360"/>
+      </w:pPr>
+      <w:rPr>
+        <w:rFonts w:ascii="Wingdings" w:hAnsi="Wingdings" w:hint="default"/>
+        <w:sz w:val="20"/>
+      </w:rPr>
+    </w:lvl>
+    <w:lvl w:ilvl="3" w:tentative="1">
+      <w:start w:val="1"/>
+      <w:numFmt w:val="bullet"/>
+      <w:lvlText w:val=""/>
+      <w:lvlJc w:val="left"/>
+      <w:pPr>
+        <w:tabs>
+          <w:tab w:val="num" w:pos="2880"/>
+        </w:tabs>
+        <w:ind w:left="2880" w:hanging="360"/>
+      </w:pPr>
+      <w:rPr>
+        <w:rFonts w:ascii="Wingdings" w:hAnsi="Wingdings" w:hint="default"/>
+        <w:sz w:val="20"/>
+      </w:rPr>
+    </w:lvl>
+    <w:lvl w:ilvl="4" w:tentative="1">
+      <w:start w:val="1"/>
+      <w:numFmt w:val="bullet"/>
+      <w:lvlText w:val=""/>
+      <w:lvlJc w:val="left"/>
+      <w:pPr>
+        <w:tabs>
+          <w:tab w:val="num" w:pos="3600"/>
+        </w:tabs>
+        <w:ind w:left="3600" w:hanging="360"/>
+      </w:pPr>
+      <w:rPr>
+        <w:rFonts w:ascii="Wingdings" w:hAnsi="Wingdings" w:hint="default"/>
+        <w:sz w:val="20"/>
+      </w:rPr>
+    </w:lvl>
+    <w:lvl w:ilvl="5" w:tentative="1">
+      <w:start w:val="1"/>
+      <w:numFmt w:val="bullet"/>
+      <w:lvlText w:val=""/>
+      <w:lvlJc w:val="left"/>
+      <w:pPr>
+        <w:tabs>
+          <w:tab w:val="num" w:pos="4320"/>
+        </w:tabs>
+        <w:ind w:left="4320" w:hanging="360"/>
+      </w:pPr>
+      <w:rPr>
+        <w:rFonts w:ascii="Wingdings" w:hAnsi="Wingdings" w:hint="default"/>
+        <w:sz w:val="20"/>
+      </w:rPr>
+    </w:lvl>
+    <w:lvl w:ilvl="6" w:tentative="1">
+      <w:start w:val="1"/>
+      <w:numFmt w:val="bullet"/>
+      <w:lvlText w:val=""/>
+      <w:lvlJc w:val="left"/>
+      <w:pPr>
+        <w:tabs>
+          <w:tab w:val="num" w:pos="5040"/>
+        </w:tabs>
+        <w:ind w:left="5040" w:hanging="360"/>
+      </w:pPr>
+      <w:rPr>
+        <w:rFonts w:ascii="Wingdings" w:hAnsi="Wingdings" w:hint="default"/>
+        <w:sz w:val="20"/>
+      </w:rPr>
+    </w:lvl>
+    <w:lvl w:ilvl="7" w:tentative="1">
+      <w:start w:val="1"/>
+      <w:numFmt w:val="bullet"/>
+      <w:lvlText w:val=""/>
+      <w:lvlJc w:val="left"/>
+      <w:pPr>
+        <w:tabs>
+          <w:tab w:val="num" w:pos="5760"/>
+        </w:tabs>
+        <w:ind w:left="5760" w:hanging="360"/>
+      </w:pPr>
+      <w:rPr>
+        <w:rFonts w:ascii="Wingdings" w:hAnsi="Wingdings" w:hint="default"/>
+        <w:sz w:val="20"/>
+      </w:rPr>
+    </w:lvl>
+    <w:lvl w:ilvl="8" w:tentative="1">
+      <w:start w:val="1"/>
+      <w:numFmt w:val="bullet"/>
+      <w:lvlText w:val=""/>
+      <w:lvlJc w:val="left"/>
+      <w:pPr>
+        <w:tabs>
+          <w:tab w:val="num" w:pos="6480"/>
+        </w:tabs>
+        <w:ind w:left="6480" w:hanging="360"/>
+      </w:pPr>
+      <w:rPr>
+        <w:rFonts w:ascii="Wingdings" w:hAnsi="Wingdings" w:hint="default"/>
+        <w:sz w:val="20"/>
+      </w:rPr>
+    </w:lvl>
+  </w:abstractNum>
+  <w:abstractNum w:abstractNumId="6" w15:restartNumberingAfterBreak="0">
+    <w:nsid w:val="169F027B"/>
+    <w:multiLevelType w:val="multilevel"/>
+    <w:tmpl w:val="898AF3A8"/>
+    <w:lvl w:ilvl="0">
+      <w:start w:val="1"/>
+      <w:numFmt w:val="bullet"/>
+      <w:lvlText w:val=""/>
+      <w:lvlJc w:val="left"/>
+      <w:pPr>
+        <w:tabs>
+          <w:tab w:val="num" w:pos="720"/>
+        </w:tabs>
+        <w:ind w:left="720" w:hanging="360"/>
+      </w:pPr>
+      <w:rPr>
+        <w:rFonts w:ascii="Symbol" w:hAnsi="Symbol" w:hint="default"/>
+        <w:sz w:val="20"/>
+      </w:rPr>
+    </w:lvl>
+    <w:lvl w:ilvl="1" w:tentative="1">
+      <w:start w:val="1"/>
+      <w:numFmt w:val="bullet"/>
+      <w:lvlText w:val="o"/>
+      <w:lvlJc w:val="left"/>
+      <w:pPr>
+        <w:tabs>
+          <w:tab w:val="num" w:pos="1440"/>
+        </w:tabs>
+        <w:ind w:left="1440" w:hanging="360"/>
+      </w:pPr>
+      <w:rPr>
+        <w:rFonts w:ascii="Courier New" w:hAnsi="Courier New" w:hint="default"/>
+        <w:sz w:val="20"/>
+      </w:rPr>
+    </w:lvl>
+    <w:lvl w:ilvl="2" w:tentative="1">
+      <w:start w:val="1"/>
+      <w:numFmt w:val="bullet"/>
+      <w:lvlText w:val=""/>
+      <w:lvlJc w:val="left"/>
+      <w:pPr>
+        <w:tabs>
+          <w:tab w:val="num" w:pos="2160"/>
+        </w:tabs>
+        <w:ind w:left="2160" w:hanging="360"/>
+      </w:pPr>
+      <w:rPr>
+        <w:rFonts w:ascii="Wingdings" w:hAnsi="Wingdings" w:hint="default"/>
+        <w:sz w:val="20"/>
+      </w:rPr>
+    </w:lvl>
+    <w:lvl w:ilvl="3" w:tentative="1">
+      <w:start w:val="1"/>
+      <w:numFmt w:val="bullet"/>
+      <w:lvlText w:val=""/>
+      <w:lvlJc w:val="left"/>
+      <w:pPr>
+        <w:tabs>
+          <w:tab w:val="num" w:pos="2880"/>
+        </w:tabs>
+        <w:ind w:left="2880" w:hanging="360"/>
+      </w:pPr>
+      <w:rPr>
+        <w:rFonts w:ascii="Wingdings" w:hAnsi="Wingdings" w:hint="default"/>
+        <w:sz w:val="20"/>
+      </w:rPr>
+    </w:lvl>
+    <w:lvl w:ilvl="4" w:tentative="1">
+      <w:start w:val="1"/>
+      <w:numFmt w:val="bullet"/>
+      <w:lvlText w:val=""/>
+      <w:lvlJc w:val="left"/>
+      <w:pPr>
+        <w:tabs>
+          <w:tab w:val="num" w:pos="3600"/>
+        </w:tabs>
+        <w:ind w:left="3600" w:hanging="360"/>
+      </w:pPr>
+      <w:rPr>
+        <w:rFonts w:ascii="Wingdings" w:hAnsi="Wingdings" w:hint="default"/>
+        <w:sz w:val="20"/>
+      </w:rPr>
+    </w:lvl>
+    <w:lvl w:ilvl="5" w:tentative="1">
+      <w:start w:val="1"/>
+      <w:numFmt w:val="bullet"/>
+      <w:lvlText w:val=""/>
+      <w:lvlJc w:val="left"/>
+      <w:pPr>
+        <w:tabs>
+          <w:tab w:val="num" w:pos="4320"/>
+        </w:tabs>
+        <w:ind w:left="4320" w:hanging="360"/>
+      </w:pPr>
+      <w:rPr>
+        <w:rFonts w:ascii="Wingdings" w:hAnsi="Wingdings" w:hint="default"/>
+        <w:sz w:val="20"/>
+      </w:rPr>
+    </w:lvl>
+    <w:lvl w:ilvl="6" w:tentative="1">
+      <w:start w:val="1"/>
+      <w:numFmt w:val="bullet"/>
+      <w:lvlText w:val=""/>
+      <w:lvlJc w:val="left"/>
+      <w:pPr>
+        <w:tabs>
+          <w:tab w:val="num" w:pos="5040"/>
+        </w:tabs>
+        <w:ind w:left="5040" w:hanging="360"/>
+      </w:pPr>
+      <w:rPr>
+        <w:rFonts w:ascii="Wingdings" w:hAnsi="Wingdings" w:hint="default"/>
+        <w:sz w:val="20"/>
+      </w:rPr>
+    </w:lvl>
+    <w:lvl w:ilvl="7" w:tentative="1">
+      <w:start w:val="1"/>
+      <w:numFmt w:val="bullet"/>
+      <w:lvlText w:val=""/>
+      <w:lvlJc w:val="left"/>
+      <w:pPr>
+        <w:tabs>
+          <w:tab w:val="num" w:pos="5760"/>
+        </w:tabs>
+        <w:ind w:left="5760" w:hanging="360"/>
+      </w:pPr>
+      <w:rPr>
+        <w:rFonts w:ascii="Wingdings" w:hAnsi="Wingdings" w:hint="default"/>
+        <w:sz w:val="20"/>
+      </w:rPr>
+    </w:lvl>
+    <w:lvl w:ilvl="8" w:tentative="1">
+      <w:start w:val="1"/>
+      <w:numFmt w:val="bullet"/>
+      <w:lvlText w:val=""/>
+      <w:lvlJc w:val="left"/>
+      <w:pPr>
+        <w:tabs>
+          <w:tab w:val="num" w:pos="6480"/>
+        </w:tabs>
+        <w:ind w:left="6480" w:hanging="360"/>
+      </w:pPr>
+      <w:rPr>
+        <w:rFonts w:ascii="Wingdings" w:hAnsi="Wingdings" w:hint="default"/>
+        <w:sz w:val="20"/>
+      </w:rPr>
+    </w:lvl>
+  </w:abstractNum>
+  <w:abstractNum w:abstractNumId="7" w15:restartNumberingAfterBreak="0">
     <w:nsid w:val="1A114041"/>
     <w:multiLevelType w:val="hybridMultilevel"/>
     <w:tmpl w:val="61D8FFC4"/>
@@ -6922,7 +7282,7 @@
       <w:lvlJc w:val="left"/>
     </w:lvl>
   </w:abstractNum>
-  <w:abstractNum w:abstractNumId="5" w15:restartNumberingAfterBreak="0">
+  <w:abstractNum w:abstractNumId="8" w15:restartNumberingAfterBreak="0">
     <w:nsid w:val="1B59494D"/>
     <w:multiLevelType w:val="multilevel"/>
     <w:tmpl w:val="907A15EC"/>
@@ -7066,7 +7426,120 @@
       </w:rPr>
     </w:lvl>
   </w:abstractNum>
-  <w:abstractNum w:abstractNumId="6" w15:restartNumberingAfterBreak="0">
+  <w:abstractNum w:abstractNumId="9" w15:restartNumberingAfterBreak="0">
+    <w:nsid w:val="1E125DDC"/>
+    <w:multiLevelType w:val="hybridMultilevel"/>
+    <w:tmpl w:val="F18C0696"/>
+    <w:lvl w:ilvl="0" w:tplc="040E0001">
+      <w:start w:val="1"/>
+      <w:numFmt w:val="bullet"/>
+      <w:lvlText w:val=""/>
+      <w:lvlJc w:val="left"/>
+      <w:pPr>
+        <w:ind w:left="1440" w:hanging="360"/>
+      </w:pPr>
+      <w:rPr>
+        <w:rFonts w:ascii="Symbol" w:hAnsi="Symbol" w:hint="default"/>
+      </w:rPr>
+    </w:lvl>
+    <w:lvl w:ilvl="1" w:tplc="040E0003" w:tentative="1">
+      <w:start w:val="1"/>
+      <w:numFmt w:val="bullet"/>
+      <w:lvlText w:val="o"/>
+      <w:lvlJc w:val="left"/>
+      <w:pPr>
+        <w:ind w:left="2160" w:hanging="360"/>
+      </w:pPr>
+      <w:rPr>
+        <w:rFonts w:ascii="Courier New" w:hAnsi="Courier New" w:cs="Courier New" w:hint="default"/>
+      </w:rPr>
+    </w:lvl>
+    <w:lvl w:ilvl="2" w:tplc="040E0005" w:tentative="1">
+      <w:start w:val="1"/>
+      <w:numFmt w:val="bullet"/>
+      <w:lvlText w:val=""/>
+      <w:lvlJc w:val="left"/>
+      <w:pPr>
+        <w:ind w:left="2880" w:hanging="360"/>
+      </w:pPr>
+      <w:rPr>
+        <w:rFonts w:ascii="Wingdings" w:hAnsi="Wingdings" w:hint="default"/>
+      </w:rPr>
+    </w:lvl>
+    <w:lvl w:ilvl="3" w:tplc="040E0001" w:tentative="1">
+      <w:start w:val="1"/>
+      <w:numFmt w:val="bullet"/>
+      <w:lvlText w:val=""/>
+      <w:lvlJc w:val="left"/>
+      <w:pPr>
+        <w:ind w:left="3600" w:hanging="360"/>
+      </w:pPr>
+      <w:rPr>
+        <w:rFonts w:ascii="Symbol" w:hAnsi="Symbol" w:hint="default"/>
+      </w:rPr>
+    </w:lvl>
+    <w:lvl w:ilvl="4" w:tplc="040E0003" w:tentative="1">
+      <w:start w:val="1"/>
+      <w:numFmt w:val="bullet"/>
+      <w:lvlText w:val="o"/>
+      <w:lvlJc w:val="left"/>
+      <w:pPr>
+        <w:ind w:left="4320" w:hanging="360"/>
+      </w:pPr>
+      <w:rPr>
+        <w:rFonts w:ascii="Courier New" w:hAnsi="Courier New" w:cs="Courier New" w:hint="default"/>
+      </w:rPr>
+    </w:lvl>
+    <w:lvl w:ilvl="5" w:tplc="040E0005" w:tentative="1">
+      <w:start w:val="1"/>
+      <w:numFmt w:val="bullet"/>
+      <w:lvlText w:val=""/>
+      <w:lvlJc w:val="left"/>
+      <w:pPr>
+        <w:ind w:left="5040" w:hanging="360"/>
+      </w:pPr>
+      <w:rPr>
+        <w:rFonts w:ascii="Wingdings" w:hAnsi="Wingdings" w:hint="default"/>
+      </w:rPr>
+    </w:lvl>
+    <w:lvl w:ilvl="6" w:tplc="040E0001" w:tentative="1">
+      <w:start w:val="1"/>
+      <w:numFmt w:val="bullet"/>
+      <w:lvlText w:val=""/>
+      <w:lvlJc w:val="left"/>
+      <w:pPr>
+        <w:ind w:left="5760" w:hanging="360"/>
+      </w:pPr>
+      <w:rPr>
+        <w:rFonts w:ascii="Symbol" w:hAnsi="Symbol" w:hint="default"/>
+      </w:rPr>
+    </w:lvl>
+    <w:lvl w:ilvl="7" w:tplc="040E0003" w:tentative="1">
+      <w:start w:val="1"/>
+      <w:numFmt w:val="bullet"/>
+      <w:lvlText w:val="o"/>
+      <w:lvlJc w:val="left"/>
+      <w:pPr>
+        <w:ind w:left="6480" w:hanging="360"/>
+      </w:pPr>
+      <w:rPr>
+        <w:rFonts w:ascii="Courier New" w:hAnsi="Courier New" w:cs="Courier New" w:hint="default"/>
+      </w:rPr>
+    </w:lvl>
+    <w:lvl w:ilvl="8" w:tplc="040E0005" w:tentative="1">
+      <w:start w:val="1"/>
+      <w:numFmt w:val="bullet"/>
+      <w:lvlText w:val=""/>
+      <w:lvlJc w:val="left"/>
+      <w:pPr>
+        <w:ind w:left="7200" w:hanging="360"/>
+      </w:pPr>
+      <w:rPr>
+        <w:rFonts w:ascii="Wingdings" w:hAnsi="Wingdings" w:hint="default"/>
+      </w:rPr>
+    </w:lvl>
+  </w:abstractNum>
+  <w:abstractNum w:abstractNumId="10" w15:restartNumberingAfterBreak="0">
     <w:nsid w:val="1E4C7191"/>
     <w:multiLevelType w:val="hybridMultilevel"/>
     <w:tmpl w:val="2CB68996"/>
@@ -7136,7 +7609,7 @@
       <w:lvlJc w:val="left"/>
     </w:lvl>
   </w:abstractNum>
-  <w:abstractNum w:abstractNumId="7" w15:restartNumberingAfterBreak="0">
+  <w:abstractNum w:abstractNumId="11" w15:restartNumberingAfterBreak="0">
     <w:nsid w:val="24B30EB9"/>
     <w:multiLevelType w:val="multilevel"/>
     <w:tmpl w:val="25C44886"/>
@@ -7285,7 +7758,120 @@
       </w:rPr>
     </w:lvl>
   </w:abstractNum>
-  <w:abstractNum w:abstractNumId="8" w15:restartNumberingAfterBreak="0">
+  <w:abstractNum w:abstractNumId="12" w15:restartNumberingAfterBreak="0">
+    <w:nsid w:val="32FF2ED9"/>
+    <w:multiLevelType w:val="multilevel"/>
+    <w:tmpl w:val="CB9468CA"/>
+    <w:lvl w:ilvl="0">
+      <w:start w:val="1"/>
+      <w:numFmt w:val="decimal"/>
+      <w:lvlText w:val="%1."/>
+      <w:lvlJc w:val="left"/>
+      <w:pPr>
+        <w:tabs>
+          <w:tab w:val="num" w:pos="720"/>
+        </w:tabs>
+        <w:ind w:left="720" w:hanging="360"/>
+      </w:pPr>
+    </w:lvl>
+    <w:lvl w:ilvl="1" w:tentative="1">
+      <w:start w:val="1"/>
+      <w:numFmt w:val="decimal"/>
+      <w:lvlText w:val="%2."/>
+      <w:lvlJc w:val="left"/>
+      <w:pPr>
+        <w:tabs>
+          <w:tab w:val="num" w:pos="1440"/>
+        </w:tabs>
+        <w:ind w:left="1440" w:hanging="360"/>
+      </w:pPr>
+    </w:lvl>
+    <w:lvl w:ilvl="2" w:tentative="1">
+      <w:start w:val="1"/>
+      <w:numFmt w:val="decimal"/>
+      <w:lvlText w:val="%3."/>
+      <w:lvlJc w:val="left"/>
+      <w:pPr>
+        <w:tabs>
+          <w:tab w:val="num" w:pos="2160"/>
+        </w:tabs>
+        <w:ind w:left="2160" w:hanging="360"/>
+      </w:pPr>
+    </w:lvl>
+    <w:lvl w:ilvl="3" w:tentative="1">
+      <w:start w:val="1"/>
+      <w:numFmt w:val="decimal"/>
+      <w:lvlText w:val="%4."/>
+      <w:lvlJc w:val="left"/>
+      <w:pPr>
+        <w:tabs>
+          <w:tab w:val="num" w:pos="2880"/>
+        </w:tabs>
+        <w:ind w:left="2880" w:hanging="360"/>
+      </w:pPr>
+    </w:lvl>
+    <w:lvl w:ilvl="4" w:tentative="1">
+      <w:start w:val="1"/>
+      <w:numFmt w:val="decimal"/>
+      <w:lvlText w:val="%5."/>
+      <w:lvlJc w:val="left"/>
+      <w:pPr>
+        <w:tabs>
+          <w:tab w:val="num" w:pos="3600"/>
+        </w:tabs>
+        <w:ind w:left="3600" w:hanging="360"/>
+      </w:pPr>
+    </w:lvl>
+    <w:lvl w:ilvl="5" w:tentative="1">
+      <w:start w:val="1"/>
+      <w:numFmt w:val="decimal"/>
+      <w:lvlText w:val="%6."/>
+      <w:lvlJc w:val="left"/>
+      <w:pPr>
+        <w:tabs>
+          <w:tab w:val="num" w:pos="4320"/>
+        </w:tabs>
+        <w:ind w:left="4320" w:hanging="360"/>
+      </w:pPr>
+    </w:lvl>
+    <w:lvl w:ilvl="6" w:tentative="1">
+      <w:start w:val="1"/>
+      <w:numFmt w:val="decimal"/>
+      <w:lvlText w:val="%7."/>
+      <w:lvlJc w:val="left"/>
+      <w:pPr>
+        <w:tabs>
+          <w:tab w:val="num" w:pos="5040"/>
+        </w:tabs>
+        <w:ind w:left="5040" w:hanging="360"/>
+      </w:pPr>
+    </w:lvl>
+    <w:lvl w:ilvl="7" w:tentative="1">
+      <w:start w:val="1"/>
+      <w:numFmt w:val="decimal"/>
+      <w:lvlText w:val="%8."/>
+      <w:lvlJc w:val="left"/>
+      <w:pPr>
+        <w:tabs>
+          <w:tab w:val="num" w:pos="5760"/>
+        </w:tabs>
+        <w:ind w:left="5760" w:hanging="360"/>
+      </w:pPr>
+    </w:lvl>
+    <w:lvl w:ilvl="8" w:tentative="1">
+      <w:start w:val="1"/>
+      <w:numFmt w:val="decimal"/>
+      <w:lvlText w:val="%9."/>
+      <w:lvlJc w:val="left"/>
+      <w:pPr>
+        <w:tabs>
+          <w:tab w:val="num" w:pos="6480"/>
+        </w:tabs>
+        <w:ind w:left="6480" w:hanging="360"/>
+      </w:pPr>
+    </w:lvl>
+  </w:abstractNum>
+  <w:abstractNum w:abstractNumId="13" w15:restartNumberingAfterBreak="0">
     <w:nsid w:val="3353475A"/>
     <w:multiLevelType w:val="multilevel"/>
     <w:tmpl w:val="418E4214"/>
@@ -7372,7 +7958,7 @@
       </w:pPr>
     </w:lvl>
   </w:abstractNum>
-  <w:abstractNum w:abstractNumId="9" w15:restartNumberingAfterBreak="0">
+  <w:abstractNum w:abstractNumId="14" w15:restartNumberingAfterBreak="0">
     <w:nsid w:val="36AB7E05"/>
     <w:multiLevelType w:val="multilevel"/>
     <w:tmpl w:val="FFB42E42"/>
@@ -7489,7 +8075,7 @@
       </w:pPr>
     </w:lvl>
   </w:abstractNum>
-  <w:abstractNum w:abstractNumId="10" w15:restartNumberingAfterBreak="0">
+  <w:abstractNum w:abstractNumId="15" w15:restartNumberingAfterBreak="0">
     <w:nsid w:val="36B04F5A"/>
     <w:multiLevelType w:val="multilevel"/>
     <w:tmpl w:val="907A15EC"/>
@@ -7631,7 +8217,7 @@
       </w:rPr>
     </w:lvl>
   </w:abstractNum>
-  <w:abstractNum w:abstractNumId="11" w15:restartNumberingAfterBreak="0">
+  <w:abstractNum w:abstractNumId="16" w15:restartNumberingAfterBreak="0">
     <w:nsid w:val="3714269B"/>
     <w:multiLevelType w:val="multilevel"/>
     <w:tmpl w:val="8048BE98"/>
@@ -7780,7 +8366,7 @@
       </w:rPr>
     </w:lvl>
   </w:abstractNum>
-  <w:abstractNum w:abstractNumId="12" w15:restartNumberingAfterBreak="0">
+  <w:abstractNum w:abstractNumId="17" w15:restartNumberingAfterBreak="0">
     <w:nsid w:val="3A162A58"/>
     <w:multiLevelType w:val="multilevel"/>
     <w:tmpl w:val="907A15EC"/>
@@ -7924,7 +8510,7 @@
       </w:rPr>
     </w:lvl>
   </w:abstractNum>
-  <w:abstractNum w:abstractNumId="13" w15:restartNumberingAfterBreak="0">
+  <w:abstractNum w:abstractNumId="18" w15:restartNumberingAfterBreak="0">
     <w:nsid w:val="3C612620"/>
     <w:multiLevelType w:val="hybridMultilevel"/>
     <w:tmpl w:val="C29A1F28"/>
@@ -7981,7 +8567,7 @@
       <w:lvlJc w:val="left"/>
     </w:lvl>
   </w:abstractNum>
-  <w:abstractNum w:abstractNumId="14" w15:restartNumberingAfterBreak="0">
+  <w:abstractNum w:abstractNumId="19" w15:restartNumberingAfterBreak="0">
     <w:nsid w:val="401F397D"/>
     <w:multiLevelType w:val="multilevel"/>
     <w:tmpl w:val="43A80D9A"/>
@@ -8130,7 +8716,7 @@
       </w:rPr>
     </w:lvl>
   </w:abstractNum>
-  <w:abstractNum w:abstractNumId="15" w15:restartNumberingAfterBreak="0">
+  <w:abstractNum w:abstractNumId="20" w15:restartNumberingAfterBreak="0">
     <w:nsid w:val="43AD1628"/>
     <w:multiLevelType w:val="multilevel"/>
     <w:tmpl w:val="907A15EC"/>
@@ -8274,7 +8860,7 @@
       </w:rPr>
     </w:lvl>
   </w:abstractNum>
-  <w:abstractNum w:abstractNumId="16" w15:restartNumberingAfterBreak="0">
+  <w:abstractNum w:abstractNumId="21" w15:restartNumberingAfterBreak="0">
     <w:nsid w:val="49051113"/>
     <w:multiLevelType w:val="multilevel"/>
     <w:tmpl w:val="7224382E"/>
@@ -8391,7 +8977,7 @@
       </w:pPr>
     </w:lvl>
   </w:abstractNum>
-  <w:abstractNum w:abstractNumId="17" w15:restartNumberingAfterBreak="0">
+  <w:abstractNum w:abstractNumId="22" w15:restartNumberingAfterBreak="0">
     <w:nsid w:val="4A7E153B"/>
     <w:multiLevelType w:val="hybridMultilevel"/>
     <w:tmpl w:val="6622AB66"/>
@@ -8451,7 +9037,7 @@
       <w:lvlJc w:val="left"/>
     </w:lvl>
   </w:abstractNum>
-  <w:abstractNum w:abstractNumId="18" w15:restartNumberingAfterBreak="0">
+  <w:abstractNum w:abstractNumId="23" w15:restartNumberingAfterBreak="0">
     <w:nsid w:val="53535320"/>
     <w:multiLevelType w:val="multilevel"/>
     <w:tmpl w:val="907A15EC"/>
@@ -8595,7 +9181,7 @@
       </w:rPr>
     </w:lvl>
   </w:abstractNum>
-  <w:abstractNum w:abstractNumId="19" w15:restartNumberingAfterBreak="0">
+  <w:abstractNum w:abstractNumId="24" w15:restartNumberingAfterBreak="0">
     <w:nsid w:val="57301651"/>
     <w:multiLevelType w:val="hybridMultilevel"/>
     <w:tmpl w:val="AECA0B3C"/>
@@ -8655,7 +9241,7 @@
       <w:lvlJc w:val="left"/>
     </w:lvl>
   </w:abstractNum>
-  <w:abstractNum w:abstractNumId="20" w15:restartNumberingAfterBreak="0">
+  <w:abstractNum w:abstractNumId="25" w15:restartNumberingAfterBreak="0">
     <w:nsid w:val="60EF6D05"/>
     <w:multiLevelType w:val="hybridMultilevel"/>
     <w:tmpl w:val="42CE64C6"/>
@@ -8722,7 +9308,7 @@
       <w:lvlJc w:val="left"/>
     </w:lvl>
   </w:abstractNum>
-  <w:abstractNum w:abstractNumId="21" w15:restartNumberingAfterBreak="0">
+  <w:abstractNum w:abstractNumId="26" w15:restartNumberingAfterBreak="0">
     <w:nsid w:val="610E19BE"/>
     <w:multiLevelType w:val="hybridMultilevel"/>
     <w:tmpl w:val="AC96842C"/>
@@ -8834,7 +9420,156 @@
       </w:rPr>
     </w:lvl>
   </w:abstractNum>
-  <w:abstractNum w:abstractNumId="22" w15:restartNumberingAfterBreak="0">
+  <w:abstractNum w:abstractNumId="27" w15:restartNumberingAfterBreak="0">
+    <w:nsid w:val="623D7E5C"/>
+    <w:multiLevelType w:val="multilevel"/>
+    <w:tmpl w:val="AE70789E"/>
+    <w:lvl w:ilvl="0">
+      <w:start w:val="1"/>
+      <w:numFmt w:val="bullet"/>
+      <w:lvlText w:val=""/>
+      <w:lvlJc w:val="left"/>
+      <w:pPr>
+        <w:tabs>
+          <w:tab w:val="num" w:pos="720"/>
+        </w:tabs>
+        <w:ind w:left="720" w:hanging="360"/>
+      </w:pPr>
+      <w:rPr>
+        <w:rFonts w:ascii="Symbol" w:hAnsi="Symbol" w:hint="default"/>
+        <w:sz w:val="20"/>
+      </w:rPr>
+    </w:lvl>
+    <w:lvl w:ilvl="1" w:tentative="1">
+      <w:start w:val="1"/>
+      <w:numFmt w:val="bullet"/>
+      <w:lvlText w:val="o"/>
+      <w:lvlJc w:val="left"/>
+      <w:pPr>
+        <w:tabs>
+          <w:tab w:val="num" w:pos="1440"/>
+        </w:tabs>
+        <w:ind w:left="1440" w:hanging="360"/>
+      </w:pPr>
+      <w:rPr>
+        <w:rFonts w:ascii="Courier New" w:hAnsi="Courier New" w:hint="default"/>
+        <w:sz w:val="20"/>
+      </w:rPr>
+    </w:lvl>
+    <w:lvl w:ilvl="2" w:tentative="1">
+      <w:start w:val="1"/>
+      <w:numFmt w:val="bullet"/>
+      <w:lvlText w:val=""/>
+      <w:lvlJc w:val="left"/>
+      <w:pPr>
+        <w:tabs>
+          <w:tab w:val="num" w:pos="2160"/>
+        </w:tabs>
+        <w:ind w:left="2160" w:hanging="360"/>
+      </w:pPr>
+      <w:rPr>
+        <w:rFonts w:ascii="Wingdings" w:hAnsi="Wingdings" w:hint="default"/>
+        <w:sz w:val="20"/>
+      </w:rPr>
+    </w:lvl>
+    <w:lvl w:ilvl="3" w:tentative="1">
+      <w:start w:val="1"/>
+      <w:numFmt w:val="bullet"/>
+      <w:lvlText w:val=""/>
+      <w:lvlJc w:val="left"/>
+      <w:pPr>
+        <w:tabs>
+          <w:tab w:val="num" w:pos="2880"/>
+        </w:tabs>
+        <w:ind w:left="2880" w:hanging="360"/>
+      </w:pPr>
+      <w:rPr>
+        <w:rFonts w:ascii="Wingdings" w:hAnsi="Wingdings" w:hint="default"/>
+        <w:sz w:val="20"/>
+      </w:rPr>
+    </w:lvl>
+    <w:lvl w:ilvl="4" w:tentative="1">
+      <w:start w:val="1"/>
+      <w:numFmt w:val="bullet"/>
+      <w:lvlText w:val=""/>
+      <w:lvlJc w:val="left"/>
+      <w:pPr>
+        <w:tabs>
+          <w:tab w:val="num" w:pos="3600"/>
+        </w:tabs>
+        <w:ind w:left="3600" w:hanging="360"/>
+      </w:pPr>
+      <w:rPr>
+        <w:rFonts w:ascii="Wingdings" w:hAnsi="Wingdings" w:hint="default"/>
+        <w:sz w:val="20"/>
+      </w:rPr>
+    </w:lvl>
+    <w:lvl w:ilvl="5" w:tentative="1">
+      <w:start w:val="1"/>
+      <w:numFmt w:val="bullet"/>
+      <w:lvlText w:val=""/>
+      <w:lvlJc w:val="left"/>
+      <w:pPr>
+        <w:tabs>
+          <w:tab w:val="num" w:pos="4320"/>
+        </w:tabs>
+        <w:ind w:left="4320" w:hanging="360"/>
+      </w:pPr>
+      <w:rPr>
+        <w:rFonts w:ascii="Wingdings" w:hAnsi="Wingdings" w:hint="default"/>
+        <w:sz w:val="20"/>
+      </w:rPr>
+    </w:lvl>
+    <w:lvl w:ilvl="6" w:tentative="1">
+      <w:start w:val="1"/>
+      <w:numFmt w:val="bullet"/>
+      <w:lvlText w:val=""/>
+      <w:lvlJc w:val="left"/>
+      <w:pPr>
+        <w:tabs>
+          <w:tab w:val="num" w:pos="5040"/>
+        </w:tabs>
+        <w:ind w:left="5040" w:hanging="360"/>
+      </w:pPr>
+      <w:rPr>
+        <w:rFonts w:ascii="Wingdings" w:hAnsi="Wingdings" w:hint="default"/>
+        <w:sz w:val="20"/>
+      </w:rPr>
+    </w:lvl>
+    <w:lvl w:ilvl="7" w:tentative="1">
+      <w:start w:val="1"/>
+      <w:numFmt w:val="bullet"/>
+      <w:lvlText w:val=""/>
+      <w:lvlJc w:val="left"/>
+      <w:pPr>
+        <w:tabs>
+          <w:tab w:val="num" w:pos="5760"/>
+        </w:tabs>
+        <w:ind w:left="5760" w:hanging="360"/>
+      </w:pPr>
+      <w:rPr>
+        <w:rFonts w:ascii="Wingdings" w:hAnsi="Wingdings" w:hint="default"/>
+        <w:sz w:val="20"/>
+      </w:rPr>
+    </w:lvl>
+    <w:lvl w:ilvl="8" w:tentative="1">
+      <w:start w:val="1"/>
+      <w:numFmt w:val="bullet"/>
+      <w:lvlText w:val=""/>
+      <w:lvlJc w:val="left"/>
+      <w:pPr>
+        <w:tabs>
+          <w:tab w:val="num" w:pos="6480"/>
+        </w:tabs>
+        <w:ind w:left="6480" w:hanging="360"/>
+      </w:pPr>
+      <w:rPr>
+        <w:rFonts w:ascii="Wingdings" w:hAnsi="Wingdings" w:hint="default"/>
+        <w:sz w:val="20"/>
+      </w:rPr>
+    </w:lvl>
+  </w:abstractNum>
+  <w:abstractNum w:abstractNumId="28" w15:restartNumberingAfterBreak="0">
     <w:nsid w:val="62A81825"/>
     <w:multiLevelType w:val="multilevel"/>
     <w:tmpl w:val="EC3EA7FC"/>
@@ -8983,7 +9718,7 @@
       </w:rPr>
     </w:lvl>
   </w:abstractNum>
-  <w:abstractNum w:abstractNumId="23" w15:restartNumberingAfterBreak="0">
+  <w:abstractNum w:abstractNumId="29" w15:restartNumberingAfterBreak="0">
     <w:nsid w:val="639E5E37"/>
     <w:multiLevelType w:val="hybridMultilevel"/>
     <w:tmpl w:val="716CCEAA"/>
@@ -9040,7 +9775,7 @@
       <w:lvlJc w:val="left"/>
     </w:lvl>
   </w:abstractNum>
-  <w:abstractNum w:abstractNumId="24" w15:restartNumberingAfterBreak="0">
+  <w:abstractNum w:abstractNumId="30" w15:restartNumberingAfterBreak="0">
     <w:nsid w:val="6B3657D4"/>
     <w:multiLevelType w:val="multilevel"/>
     <w:tmpl w:val="4A786928"/>
@@ -9189,7 +9924,7 @@
       </w:rPr>
     </w:lvl>
   </w:abstractNum>
-  <w:abstractNum w:abstractNumId="25" w15:restartNumberingAfterBreak="0">
+  <w:abstractNum w:abstractNumId="31" w15:restartNumberingAfterBreak="0">
     <w:nsid w:val="6B6313F8"/>
     <w:multiLevelType w:val="hybridMultilevel"/>
     <w:tmpl w:val="821E4F7A"/>
@@ -9249,7 +9984,156 @@
       <w:lvlJc w:val="left"/>
     </w:lvl>
   </w:abstractNum>
-  <w:abstractNum w:abstractNumId="26" w15:restartNumberingAfterBreak="0">
+  <w:abstractNum w:abstractNumId="32" w15:restartNumberingAfterBreak="0">
+    <w:nsid w:val="6EA032B2"/>
+    <w:multiLevelType w:val="multilevel"/>
+    <w:tmpl w:val="47EA6EC8"/>
+    <w:lvl w:ilvl="0">
+      <w:start w:val="1"/>
+      <w:numFmt w:val="bullet"/>
+      <w:lvlText w:val=""/>
+      <w:lvlJc w:val="left"/>
+      <w:pPr>
+        <w:tabs>
+          <w:tab w:val="num" w:pos="720"/>
+        </w:tabs>
+        <w:ind w:left="720" w:hanging="360"/>
+      </w:pPr>
+      <w:rPr>
+        <w:rFonts w:ascii="Symbol" w:hAnsi="Symbol" w:hint="default"/>
+        <w:sz w:val="20"/>
+      </w:rPr>
+    </w:lvl>
+    <w:lvl w:ilvl="1" w:tentative="1">
+      <w:start w:val="1"/>
+      <w:numFmt w:val="bullet"/>
+      <w:lvlText w:val="o"/>
+      <w:lvlJc w:val="left"/>
+      <w:pPr>
+        <w:tabs>
+          <w:tab w:val="num" w:pos="1440"/>
+        </w:tabs>
+        <w:ind w:left="1440" w:hanging="360"/>
+      </w:pPr>
+      <w:rPr>
+        <w:rFonts w:ascii="Courier New" w:hAnsi="Courier New" w:hint="default"/>
+        <w:sz w:val="20"/>
+      </w:rPr>
+    </w:lvl>
+    <w:lvl w:ilvl="2" w:tentative="1">
+      <w:start w:val="1"/>
+      <w:numFmt w:val="bullet"/>
+      <w:lvlText w:val=""/>
+      <w:lvlJc w:val="left"/>
+      <w:pPr>
+        <w:tabs>
+          <w:tab w:val="num" w:pos="2160"/>
+        </w:tabs>
+        <w:ind w:left="2160" w:hanging="360"/>
+      </w:pPr>
+      <w:rPr>
+        <w:rFonts w:ascii="Wingdings" w:hAnsi="Wingdings" w:hint="default"/>
+        <w:sz w:val="20"/>
+      </w:rPr>
+    </w:lvl>
+    <w:lvl w:ilvl="3" w:tentative="1">
+      <w:start w:val="1"/>
+      <w:numFmt w:val="bullet"/>
+      <w:lvlText w:val=""/>
+      <w:lvlJc w:val="left"/>
+      <w:pPr>
+        <w:tabs>
+          <w:tab w:val="num" w:pos="2880"/>
+        </w:tabs>
+        <w:ind w:left="2880" w:hanging="360"/>
+      </w:pPr>
+      <w:rPr>
+        <w:rFonts w:ascii="Wingdings" w:hAnsi="Wingdings" w:hint="default"/>
+        <w:sz w:val="20"/>
+      </w:rPr>
+    </w:lvl>
+    <w:lvl w:ilvl="4" w:tentative="1">
+      <w:start w:val="1"/>
+      <w:numFmt w:val="bullet"/>
+      <w:lvlText w:val=""/>
+      <w:lvlJc w:val="left"/>
+      <w:pPr>
+        <w:tabs>
+          <w:tab w:val="num" w:pos="3600"/>
+        </w:tabs>
+        <w:ind w:left="3600" w:hanging="360"/>
+      </w:pPr>
+      <w:rPr>
+        <w:rFonts w:ascii="Wingdings" w:hAnsi="Wingdings" w:hint="default"/>
+        <w:sz w:val="20"/>
+      </w:rPr>
+    </w:lvl>
+    <w:lvl w:ilvl="5" w:tentative="1">
+      <w:start w:val="1"/>
+      <w:numFmt w:val="bullet"/>
+      <w:lvlText w:val=""/>
+      <w:lvlJc w:val="left"/>
+      <w:pPr>
+        <w:tabs>
+          <w:tab w:val="num" w:pos="4320"/>
+        </w:tabs>
+        <w:ind w:left="4320" w:hanging="360"/>
+      </w:pPr>
+      <w:rPr>
+        <w:rFonts w:ascii="Wingdings" w:hAnsi="Wingdings" w:hint="default"/>
+        <w:sz w:val="20"/>
+      </w:rPr>
+    </w:lvl>
+    <w:lvl w:ilvl="6" w:tentative="1">
+      <w:start w:val="1"/>
+      <w:numFmt w:val="bullet"/>
+      <w:lvlText w:val=""/>
+      <w:lvlJc w:val="left"/>
+      <w:pPr>
+        <w:tabs>
+          <w:tab w:val="num" w:pos="5040"/>
+        </w:tabs>
+        <w:ind w:left="5040" w:hanging="360"/>
+      </w:pPr>
+      <w:rPr>
+        <w:rFonts w:ascii="Wingdings" w:hAnsi="Wingdings" w:hint="default"/>
+        <w:sz w:val="20"/>
+      </w:rPr>
+    </w:lvl>
+    <w:lvl w:ilvl="7" w:tentative="1">
+      <w:start w:val="1"/>
+      <w:numFmt w:val="bullet"/>
+      <w:lvlText w:val=""/>
+      <w:lvlJc w:val="left"/>
+      <w:pPr>
+        <w:tabs>
+          <w:tab w:val="num" w:pos="5760"/>
+        </w:tabs>
+        <w:ind w:left="5760" w:hanging="360"/>
+      </w:pPr>
+      <w:rPr>
+        <w:rFonts w:ascii="Wingdings" w:hAnsi="Wingdings" w:hint="default"/>
+        <w:sz w:val="20"/>
+      </w:rPr>
+    </w:lvl>
+    <w:lvl w:ilvl="8" w:tentative="1">
+      <w:start w:val="1"/>
+      <w:numFmt w:val="bullet"/>
+      <w:lvlText w:val=""/>
+      <w:lvlJc w:val="left"/>
+      <w:pPr>
+        <w:tabs>
+          <w:tab w:val="num" w:pos="6480"/>
+        </w:tabs>
+        <w:ind w:left="6480" w:hanging="360"/>
+      </w:pPr>
+      <w:rPr>
+        <w:rFonts w:ascii="Wingdings" w:hAnsi="Wingdings" w:hint="default"/>
+        <w:sz w:val="20"/>
+      </w:rPr>
+    </w:lvl>
+  </w:abstractNum>
+  <w:abstractNum w:abstractNumId="33" w15:restartNumberingAfterBreak="0">
     <w:nsid w:val="799C3B84"/>
     <w:multiLevelType w:val="multilevel"/>
     <w:tmpl w:val="84AC3B58"/>
@@ -9384,7 +10268,7 @@
       </w:rPr>
     </w:lvl>
   </w:abstractNum>
-  <w:abstractNum w:abstractNumId="27" w15:restartNumberingAfterBreak="0">
+  <w:abstractNum w:abstractNumId="34" w15:restartNumberingAfterBreak="0">
     <w:nsid w:val="7EE1624D"/>
     <w:multiLevelType w:val="hybridMultilevel"/>
     <w:tmpl w:val="E738EE48"/>
@@ -9442,34 +10326,34 @@
     </w:lvl>
   </w:abstractNum>
   <w:num w:numId="1" w16cid:durableId="903570007">
-    <w:abstractNumId w:val="2"/>
+    <w:abstractNumId w:val="3"/>
   </w:num>
   <w:num w:numId="2" w16cid:durableId="1690795328">
-    <w:abstractNumId w:val="26"/>
+    <w:abstractNumId w:val="33"/>
   </w:num>
   <w:num w:numId="3" w16cid:durableId="1699577364">
-    <w:abstractNumId w:val="5"/>
+    <w:abstractNumId w:val="8"/>
   </w:num>
   <w:num w:numId="4" w16cid:durableId="308747825">
-    <w:abstractNumId w:val="12"/>
+    <w:abstractNumId w:val="17"/>
   </w:num>
   <w:num w:numId="5" w16cid:durableId="1708482253">
+    <w:abstractNumId w:val="20"/>
+  </w:num>
+  <w:num w:numId="6" w16cid:durableId="524632791">
+    <w:abstractNumId w:val="23"/>
+  </w:num>
+  <w:num w:numId="7" w16cid:durableId="1987934903">
+    <w:abstractNumId w:val="13"/>
+  </w:num>
+  <w:num w:numId="8" w16cid:durableId="1071855428">
+    <w:abstractNumId w:val="14"/>
+  </w:num>
+  <w:num w:numId="9" w16cid:durableId="737870451">
     <w:abstractNumId w:val="15"/>
   </w:num>
-  <w:num w:numId="6" w16cid:durableId="524632791">
-    <w:abstractNumId w:val="18"/>
-  </w:num>
-  <w:num w:numId="7" w16cid:durableId="1987934903">
-    <w:abstractNumId w:val="8"/>
-  </w:num>
-  <w:num w:numId="8" w16cid:durableId="1071855428">
-    <w:abstractNumId w:val="9"/>
-  </w:num>
-  <w:num w:numId="9" w16cid:durableId="737870451">
-    <w:abstractNumId w:val="10"/>
-  </w:num>
   <w:num w:numId="10" w16cid:durableId="1354265428">
-    <w:abstractNumId w:val="21"/>
+    <w:abstractNumId w:val="26"/>
   </w:num>
   <w:num w:numId="11" w16cid:durableId="2052143972">
     <w:abstractNumId w:val="0"/>
@@ -9625,52 +10509,73 @@
     </w:lvlOverride>
   </w:num>
   <w:num w:numId="17" w16cid:durableId="1620452125">
+    <w:abstractNumId w:val="11"/>
+  </w:num>
+  <w:num w:numId="18" w16cid:durableId="962270531">
+    <w:abstractNumId w:val="16"/>
+  </w:num>
+  <w:num w:numId="19" w16cid:durableId="1441027570">
+    <w:abstractNumId w:val="30"/>
+  </w:num>
+  <w:num w:numId="20" w16cid:durableId="135924884">
+    <w:abstractNumId w:val="28"/>
+  </w:num>
+  <w:num w:numId="21" w16cid:durableId="467013566">
+    <w:abstractNumId w:val="19"/>
+  </w:num>
+  <w:num w:numId="22" w16cid:durableId="91245988">
     <w:abstractNumId w:val="7"/>
   </w:num>
-  <w:num w:numId="18" w16cid:durableId="962270531">
-    <w:abstractNumId w:val="11"/>
+  <w:num w:numId="23" w16cid:durableId="1397362034">
+    <w:abstractNumId w:val="31"/>
   </w:num>
-  <w:num w:numId="19" w16cid:durableId="1441027570">
+  <w:num w:numId="24" w16cid:durableId="1612202262">
     <w:abstractNumId w:val="24"/>
   </w:num>
-  <w:num w:numId="20" w16cid:durableId="135924884">
+  <w:num w:numId="25" w16cid:durableId="1676959757">
+    <w:abstractNumId w:val="25"/>
+  </w:num>
+  <w:num w:numId="26" w16cid:durableId="500968272">
+    <w:abstractNumId w:val="10"/>
+  </w:num>
+  <w:num w:numId="27" w16cid:durableId="942416884">
+    <w:abstractNumId w:val="29"/>
+  </w:num>
+  <w:num w:numId="28" w16cid:durableId="1826120897">
+    <w:abstractNumId w:val="34"/>
+  </w:num>
+  <w:num w:numId="29" w16cid:durableId="812329070">
+    <w:abstractNumId w:val="18"/>
+  </w:num>
+  <w:num w:numId="30" w16cid:durableId="884298543">
     <w:abstractNumId w:val="22"/>
   </w:num>
-  <w:num w:numId="21" w16cid:durableId="467013566">
-    <w:abstractNumId w:val="14"/>
+  <w:num w:numId="31" w16cid:durableId="1153255986">
+    <w:abstractNumId w:val="21"/>
   </w:num>
-  <w:num w:numId="22" w16cid:durableId="91245988">
+  <w:num w:numId="32" w16cid:durableId="920528555">
     <w:abstractNumId w:val="4"/>
   </w:num>
-  <w:num w:numId="23" w16cid:durableId="1397362034">
-    <w:abstractNumId w:val="25"/>
-  </w:num>
-  <w:num w:numId="24" w16cid:durableId="1612202262">
-    <w:abstractNumId w:val="19"/>
-  </w:num>
-  <w:num w:numId="25" w16cid:durableId="1676959757">
-    <w:abstractNumId w:val="20"/>
-  </w:num>
-  <w:num w:numId="26" w16cid:durableId="500968272">
+  <w:num w:numId="33" w16cid:durableId="357581303">
     <w:abstractNumId w:val="6"/>
   </w:num>
-  <w:num w:numId="27" w16cid:durableId="942416884">
-    <w:abstractNumId w:val="23"/>
-  </w:num>
-  <w:num w:numId="28" w16cid:durableId="1826120897">
+  <w:num w:numId="34" w16cid:durableId="1638485552">
     <w:abstractNumId w:val="27"/>
   </w:num>
-  <w:num w:numId="29" w16cid:durableId="812329070">
-    <w:abstractNumId w:val="13"/>
+  <w:num w:numId="35" w16cid:durableId="968823877">
+    <w:abstractNumId w:val="32"/>
   </w:num>
-  <w:num w:numId="30" w16cid:durableId="884298543">
-    <w:abstractNumId w:val="17"/>
+  <w:num w:numId="36" w16cid:durableId="1394306765">
+    <w:abstractNumId w:val="12"/>
   </w:num>
-  <w:num w:numId="31" w16cid:durableId="1153255986">
-    <w:abstractNumId w:val="16"/>
+  <w:num w:numId="37" w16cid:durableId="2026320122">
+    <w:abstractNumId w:val="9"/>
   </w:num>
-  <w:num w:numId="32" w16cid:durableId="920528555">
-    <w:abstractNumId w:val="3"/>
+  <w:num w:numId="38" w16cid:durableId="1297562390">
+    <w:abstractNumId w:val="2"/>
+  </w:num>
+  <w:num w:numId="39" w16cid:durableId="896937422">
+    <w:abstractNumId w:val="5"/>
   </w:num>
   <w:numIdMacAtCleanup w:val="10"/>
 </w:numbering>
@@ -9700,6 +10605,7 @@
     <w:lsdException w:name="Hyperlink" w:uiPriority="99"/>
     <w:lsdException w:name="Strong" w:qFormat="1"/>
     <w:lsdException w:name="Emphasis" w:qFormat="1"/>
+    <w:lsdException w:name="Normal (Web)" w:uiPriority="99"/>
     <w:lsdException w:name="HTML Cite" w:uiPriority="99"/>
     <w:lsdException w:name="HTML Code" w:uiPriority="99"/>
     <w:lsdException w:name="HTML Preformatted" w:uiPriority="99"/>
@@ -11305,6 +12211,21 @@
       <w:shd w:val="clear" w:color="auto" w:fill="E1DFDD"/>
     </w:rPr>
   </w:style>
+  <w:style w:type="paragraph" w:styleId="NormlWeb">
+    <w:name w:val="Normal (Web)"/>
+    <w:basedOn w:val="Norml"/>
+    <w:uiPriority w:val="99"/>
+    <w:unhideWhenUsed/>
+    <w:rsid w:val="005145D8"/>
+    <w:pPr>
+      <w:spacing w:before="100" w:beforeAutospacing="1" w:after="100" w:afterAutospacing="1" w:line="240" w:lineRule="auto"/>
+      <w:ind w:firstLine="0"/>
+      <w:jc w:val="left"/>
+    </w:pPr>
+    <w:rPr>
+      <w:lang w:eastAsia="hu-HU"/>
+    </w:rPr>
+  </w:style>
 </w:styles>
 </file>
 
